--- a/论文/正文.docx
+++ b/论文/正文.docx
@@ -11,7 +11,7 @@
       <w:r>
         <w:rPr>
           <w:rFonts w:ascii="SimHei" w:hAnsi="SimHei" w:eastAsia="SimHei"/>
-          <w:b/>
+          <w:b w:val="0"/>
           <w:sz w:val="30"/>
           <w:color w:val="000000"/>
         </w:rPr>
@@ -170,7 +170,7 @@
       <w:r>
         <w:rPr>
           <w:rFonts w:ascii="SimHei" w:hAnsi="SimHei" w:eastAsia="SimHei"/>
-          <w:b/>
+          <w:b w:val="0"/>
           <w:sz w:val="30"/>
           <w:color w:val="000000"/>
         </w:rPr>
@@ -219,7 +219,7 @@
       <w:r>
         <w:rPr>
           <w:rFonts w:ascii="SimHei" w:hAnsi="SimHei" w:eastAsia="SimHei"/>
-          <w:b/>
+          <w:b w:val="0"/>
           <w:sz w:val="30"/>
           <w:color w:val="000000"/>
         </w:rPr>
@@ -235,7 +235,7 @@
       <w:r>
         <w:rPr>
           <w:rFonts w:ascii="SimHei" w:hAnsi="SimHei" w:eastAsia="SimHei"/>
-          <w:b/>
+          <w:b w:val="0"/>
           <w:sz w:val="28"/>
           <w:color w:val="000000"/>
         </w:rPr>
@@ -251,7 +251,7 @@
       <w:r>
         <w:rPr>
           <w:rFonts w:ascii="SimHei" w:hAnsi="SimHei" w:eastAsia="SimHei"/>
-          <w:b/>
+          <w:b w:val="0"/>
           <w:sz w:val="24"/>
           <w:color w:val="000000"/>
         </w:rPr>
@@ -315,7 +315,7 @@
       <w:r>
         <w:rPr>
           <w:rFonts w:ascii="SimHei" w:hAnsi="SimHei" w:eastAsia="SimHei"/>
-          <w:b/>
+          <w:b w:val="0"/>
           <w:sz w:val="24"/>
           <w:color w:val="000000"/>
         </w:rPr>
@@ -379,7 +379,7 @@
       <w:r>
         <w:rPr>
           <w:rFonts w:ascii="SimHei" w:hAnsi="SimHei" w:eastAsia="SimHei"/>
-          <w:b/>
+          <w:b w:val="0"/>
           <w:sz w:val="24"/>
           <w:color w:val="000000"/>
         </w:rPr>
@@ -486,7 +486,7 @@
       <w:r>
         <w:rPr>
           <w:rFonts w:ascii="SimHei" w:hAnsi="SimHei" w:eastAsia="SimHei"/>
-          <w:b/>
+          <w:b w:val="0"/>
           <w:sz w:val="28"/>
           <w:color w:val="000000"/>
         </w:rPr>
@@ -502,7 +502,7 @@
       <w:r>
         <w:rPr>
           <w:rFonts w:ascii="SimHei" w:hAnsi="SimHei" w:eastAsia="SimHei"/>
-          <w:b/>
+          <w:b w:val="0"/>
           <w:sz w:val="24"/>
           <w:color w:val="000000"/>
         </w:rPr>
@@ -566,7 +566,7 @@
       <w:r>
         <w:rPr>
           <w:rFonts w:ascii="SimHei" w:hAnsi="SimHei" w:eastAsia="SimHei"/>
-          <w:b/>
+          <w:b w:val="0"/>
           <w:sz w:val="24"/>
           <w:color w:val="000000"/>
         </w:rPr>
@@ -614,7 +614,7 @@
       <w:r>
         <w:rPr>
           <w:rFonts w:ascii="SimHei" w:hAnsi="SimHei" w:eastAsia="SimHei"/>
-          <w:b/>
+          <w:b w:val="0"/>
           <w:sz w:val="24"/>
           <w:color w:val="000000"/>
         </w:rPr>
@@ -710,7 +710,7 @@
       <w:r>
         <w:rPr>
           <w:rFonts w:ascii="SimHei" w:hAnsi="SimHei" w:eastAsia="SimHei"/>
-          <w:b/>
+          <w:b w:val="0"/>
           <w:sz w:val="28"/>
           <w:color w:val="000000"/>
         </w:rPr>
@@ -888,7 +888,7 @@
       <w:r>
         <w:rPr>
           <w:rFonts w:ascii="SimHei" w:hAnsi="SimHei" w:eastAsia="SimHei"/>
-          <w:b/>
+          <w:b w:val="0"/>
           <w:sz w:val="30"/>
           <w:color w:val="000000"/>
         </w:rPr>
@@ -904,7 +904,7 @@
       <w:r>
         <w:rPr>
           <w:rFonts w:ascii="SimHei" w:hAnsi="SimHei" w:eastAsia="SimHei"/>
-          <w:b/>
+          <w:b w:val="0"/>
           <w:sz w:val="28"/>
           <w:color w:val="000000"/>
         </w:rPr>
@@ -920,7 +920,7 @@
       <w:r>
         <w:rPr>
           <w:rFonts w:ascii="SimHei" w:hAnsi="SimHei" w:eastAsia="SimHei"/>
-          <w:b/>
+          <w:b w:val="0"/>
           <w:sz w:val="24"/>
           <w:color w:val="000000"/>
         </w:rPr>
@@ -1176,7 +1176,7 @@
       <w:r>
         <w:rPr>
           <w:rFonts w:ascii="SimHei" w:hAnsi="SimHei" w:eastAsia="SimHei"/>
-          <w:b/>
+          <w:b w:val="0"/>
           <w:sz w:val="24"/>
           <w:color w:val="000000"/>
         </w:rPr>
@@ -1432,7 +1432,7 @@
       <w:r>
         <w:rPr>
           <w:rFonts w:ascii="SimHei" w:hAnsi="SimHei" w:eastAsia="SimHei"/>
-          <w:b/>
+          <w:b w:val="0"/>
           <w:sz w:val="24"/>
           <w:color w:val="000000"/>
         </w:rPr>
@@ -1688,7 +1688,7 @@
       <w:r>
         <w:rPr>
           <w:rFonts w:ascii="SimHei" w:hAnsi="SimHei" w:eastAsia="SimHei"/>
-          <w:b/>
+          <w:b w:val="0"/>
           <w:sz w:val="24"/>
           <w:color w:val="000000"/>
         </w:rPr>
@@ -1944,7 +1944,7 @@
       <w:r>
         <w:rPr>
           <w:rFonts w:ascii="SimHei" w:hAnsi="SimHei" w:eastAsia="SimHei"/>
-          <w:b/>
+          <w:b w:val="0"/>
           <w:sz w:val="24"/>
           <w:color w:val="000000"/>
         </w:rPr>
@@ -2200,7 +2200,7 @@
       <w:r>
         <w:rPr>
           <w:rFonts w:ascii="SimHei" w:hAnsi="SimHei" w:eastAsia="SimHei"/>
-          <w:b/>
+          <w:b w:val="0"/>
           <w:sz w:val="24"/>
           <w:color w:val="000000"/>
         </w:rPr>
@@ -2280,7 +2280,7 @@
       <w:r>
         <w:rPr>
           <w:rFonts w:ascii="SimHei" w:hAnsi="SimHei" w:eastAsia="SimHei"/>
-          <w:b/>
+          <w:b w:val="0"/>
           <w:sz w:val="28"/>
           <w:color w:val="000000"/>
         </w:rPr>
@@ -2296,7 +2296,7 @@
       <w:r>
         <w:rPr>
           <w:rFonts w:ascii="SimHei" w:hAnsi="SimHei" w:eastAsia="SimHei"/>
-          <w:b/>
+          <w:b w:val="0"/>
           <w:sz w:val="24"/>
           <w:color w:val="000000"/>
         </w:rPr>
@@ -2392,7 +2392,7 @@
       <w:r>
         <w:rPr>
           <w:rFonts w:ascii="SimHei" w:hAnsi="SimHei" w:eastAsia="SimHei"/>
-          <w:b/>
+          <w:b w:val="0"/>
           <w:sz w:val="24"/>
           <w:color w:val="000000"/>
         </w:rPr>
@@ -2488,7 +2488,7 @@
       <w:r>
         <w:rPr>
           <w:rFonts w:ascii="SimHei" w:hAnsi="SimHei" w:eastAsia="SimHei"/>
-          <w:b/>
+          <w:b w:val="0"/>
           <w:sz w:val="24"/>
           <w:color w:val="000000"/>
         </w:rPr>
@@ -2568,7 +2568,7 @@
       <w:r>
         <w:rPr>
           <w:rFonts w:ascii="SimHei" w:hAnsi="SimHei" w:eastAsia="SimHei"/>
-          <w:b/>
+          <w:b w:val="0"/>
           <w:sz w:val="24"/>
           <w:color w:val="000000"/>
         </w:rPr>
@@ -2648,7 +2648,7 @@
       <w:r>
         <w:rPr>
           <w:rFonts w:ascii="SimHei" w:hAnsi="SimHei" w:eastAsia="SimHei"/>
-          <w:b/>
+          <w:b w:val="0"/>
           <w:sz w:val="28"/>
           <w:color w:val="000000"/>
         </w:rPr>
@@ -2664,7 +2664,7 @@
       <w:r>
         <w:rPr>
           <w:rFonts w:ascii="SimHei" w:hAnsi="SimHei" w:eastAsia="SimHei"/>
-          <w:b/>
+          <w:b w:val="0"/>
           <w:sz w:val="24"/>
           <w:color w:val="000000"/>
         </w:rPr>
@@ -2792,7 +2792,7 @@
       <w:r>
         <w:rPr>
           <w:rFonts w:ascii="SimHei" w:hAnsi="SimHei" w:eastAsia="SimHei"/>
-          <w:b/>
+          <w:b w:val="0"/>
           <w:sz w:val="24"/>
           <w:color w:val="000000"/>
         </w:rPr>
@@ -2904,7 +2904,7 @@
       <w:r>
         <w:rPr>
           <w:rFonts w:ascii="SimHei" w:hAnsi="SimHei" w:eastAsia="SimHei"/>
-          <w:b/>
+          <w:b w:val="0"/>
           <w:sz w:val="28"/>
           <w:color w:val="000000"/>
         </w:rPr>
@@ -2920,7 +2920,7 @@
       <w:r>
         <w:rPr>
           <w:rFonts w:ascii="SimHei" w:hAnsi="SimHei" w:eastAsia="SimHei"/>
-          <w:b/>
+          <w:b w:val="0"/>
           <w:sz w:val="24"/>
           <w:color w:val="000000"/>
         </w:rPr>
@@ -3032,7 +3032,7 @@
       <w:r>
         <w:rPr>
           <w:rFonts w:ascii="SimHei" w:hAnsi="SimHei" w:eastAsia="SimHei"/>
-          <w:b/>
+          <w:b w:val="0"/>
           <w:sz w:val="24"/>
           <w:color w:val="000000"/>
         </w:rPr>
@@ -3128,7 +3128,7 @@
       <w:r>
         <w:rPr>
           <w:rFonts w:ascii="SimHei" w:hAnsi="SimHei" w:eastAsia="SimHei"/>
-          <w:b/>
+          <w:b w:val="0"/>
           <w:sz w:val="28"/>
           <w:color w:val="000000"/>
         </w:rPr>
@@ -3165,7 +3165,7 @@
       <w:r>
         <w:rPr>
           <w:rFonts w:ascii="SimHei" w:hAnsi="SimHei" w:eastAsia="SimHei"/>
-          <w:b/>
+          <w:b w:val="0"/>
           <w:sz w:val="30"/>
           <w:color w:val="000000"/>
         </w:rPr>
@@ -3181,7 +3181,7 @@
       <w:r>
         <w:rPr>
           <w:rFonts w:ascii="SimHei" w:hAnsi="SimHei" w:eastAsia="SimHei"/>
-          <w:b/>
+          <w:b w:val="0"/>
           <w:sz w:val="28"/>
           <w:color w:val="000000"/>
         </w:rPr>
@@ -3197,7 +3197,7 @@
       <w:r>
         <w:rPr>
           <w:rFonts w:ascii="SimHei" w:hAnsi="SimHei" w:eastAsia="SimHei"/>
-          <w:b/>
+          <w:b w:val="0"/>
           <w:sz w:val="24"/>
           <w:color w:val="000000"/>
         </w:rPr>
@@ -3309,7 +3309,7 @@
       <w:r>
         <w:rPr>
           <w:rFonts w:ascii="SimHei" w:hAnsi="SimHei" w:eastAsia="SimHei"/>
-          <w:b/>
+          <w:b w:val="0"/>
           <w:sz w:val="24"/>
           <w:color w:val="000000"/>
         </w:rPr>
@@ -3419,7 +3419,7 @@
       <w:r>
         <w:rPr>
           <w:rFonts w:ascii="SimHei" w:hAnsi="SimHei" w:eastAsia="SimHei"/>
-          <w:b/>
+          <w:b w:val="0"/>
           <w:sz w:val="24"/>
           <w:color w:val="000000"/>
         </w:rPr>
@@ -3588,7 +3588,7 @@
       <w:r>
         <w:rPr>
           <w:rFonts w:ascii="SimHei" w:hAnsi="SimHei" w:eastAsia="SimHei"/>
-          <w:b/>
+          <w:b w:val="0"/>
           <w:sz w:val="28"/>
           <w:color w:val="000000"/>
         </w:rPr>
@@ -3604,7 +3604,7 @@
       <w:r>
         <w:rPr>
           <w:rFonts w:ascii="SimHei" w:hAnsi="SimHei" w:eastAsia="SimHei"/>
-          <w:b/>
+          <w:b w:val="0"/>
           <w:sz w:val="24"/>
           <w:color w:val="000000"/>
         </w:rPr>
@@ -4244,7 +4244,7 @@
       <w:r>
         <w:rPr>
           <w:rFonts w:ascii="SimHei" w:hAnsi="SimHei" w:eastAsia="SimHei"/>
-          <w:b/>
+          <w:b w:val="0"/>
           <w:sz w:val="24"/>
           <w:color w:val="000000"/>
         </w:rPr>
@@ -4804,7 +4804,7 @@
       <w:r>
         <w:rPr>
           <w:rFonts w:ascii="SimHei" w:hAnsi="SimHei" w:eastAsia="SimHei"/>
-          <w:b/>
+          <w:b w:val="0"/>
           <w:sz w:val="24"/>
           <w:color w:val="000000"/>
         </w:rPr>
@@ -5412,7 +5412,7 @@
       <w:r>
         <w:rPr>
           <w:rFonts w:ascii="SimHei" w:hAnsi="SimHei" w:eastAsia="SimHei"/>
-          <w:b/>
+          <w:b w:val="0"/>
           <w:sz w:val="24"/>
           <w:color w:val="000000"/>
         </w:rPr>
@@ -5802,7 +5802,7 @@
       <w:r>
         <w:rPr>
           <w:rFonts w:ascii="SimHei" w:hAnsi="SimHei" w:eastAsia="SimHei"/>
-          <w:b/>
+          <w:b w:val="0"/>
           <w:sz w:val="28"/>
           <w:color w:val="000000"/>
         </w:rPr>
@@ -5818,7 +5818,7 @@
       <w:r>
         <w:rPr>
           <w:rFonts w:ascii="SimHei" w:hAnsi="SimHei" w:eastAsia="SimHei"/>
-          <w:b/>
+          <w:b w:val="0"/>
           <w:sz w:val="24"/>
           <w:color w:val="000000"/>
         </w:rPr>
@@ -5975,7 +5975,7 @@
       <w:r>
         <w:rPr>
           <w:rFonts w:ascii="SimHei" w:hAnsi="SimHei" w:eastAsia="SimHei"/>
-          <w:b/>
+          <w:b w:val="0"/>
           <w:sz w:val="24"/>
           <w:color w:val="000000"/>
         </w:rPr>
@@ -6155,7 +6155,7 @@
       <w:r>
         <w:rPr>
           <w:rFonts w:ascii="SimHei" w:hAnsi="SimHei" w:eastAsia="SimHei"/>
-          <w:b/>
+          <w:b w:val="0"/>
           <w:sz w:val="24"/>
           <w:color w:val="000000"/>
         </w:rPr>
@@ -6326,7 +6326,7 @@
       <w:r>
         <w:rPr>
           <w:rFonts w:ascii="SimHei" w:hAnsi="SimHei" w:eastAsia="SimHei"/>
-          <w:b/>
+          <w:b w:val="0"/>
           <w:sz w:val="24"/>
           <w:color w:val="000000"/>
         </w:rPr>
@@ -6422,7 +6422,7 @@
       <w:r>
         <w:rPr>
           <w:rFonts w:ascii="SimHei" w:hAnsi="SimHei" w:eastAsia="SimHei"/>
-          <w:b/>
+          <w:b w:val="0"/>
           <w:sz w:val="24"/>
           <w:color w:val="000000"/>
         </w:rPr>
@@ -6545,7 +6545,7 @@
       <w:r>
         <w:rPr>
           <w:rFonts w:ascii="SimHei" w:hAnsi="SimHei" w:eastAsia="SimHei"/>
-          <w:b/>
+          <w:b w:val="0"/>
           <w:sz w:val="28"/>
           <w:color w:val="000000"/>
         </w:rPr>
@@ -6561,7 +6561,7 @@
       <w:r>
         <w:rPr>
           <w:rFonts w:ascii="SimHei" w:hAnsi="SimHei" w:eastAsia="SimHei"/>
-          <w:b/>
+          <w:b w:val="0"/>
           <w:sz w:val="24"/>
           <w:color w:val="000000"/>
         </w:rPr>
@@ -6935,7 +6935,7 @@
       <w:r>
         <w:rPr>
           <w:rFonts w:ascii="SimHei" w:hAnsi="SimHei" w:eastAsia="SimHei"/>
-          <w:b/>
+          <w:b w:val="0"/>
           <w:sz w:val="24"/>
           <w:color w:val="000000"/>
         </w:rPr>
@@ -7042,7 +7042,7 @@
       <w:r>
         <w:rPr>
           <w:rFonts w:ascii="SimHei" w:hAnsi="SimHei" w:eastAsia="SimHei"/>
-          <w:b/>
+          <w:b w:val="0"/>
           <w:sz w:val="24"/>
           <w:color w:val="000000"/>
         </w:rPr>
@@ -7179,7 +7179,7 @@
       <w:r>
         <w:rPr>
           <w:rFonts w:ascii="SimHei" w:hAnsi="SimHei" w:eastAsia="SimHei"/>
-          <w:b/>
+          <w:b w:val="0"/>
           <w:sz w:val="30"/>
           <w:color w:val="000000"/>
         </w:rPr>
@@ -7195,7 +7195,7 @@
       <w:r>
         <w:rPr>
           <w:rFonts w:ascii="SimHei" w:hAnsi="SimHei" w:eastAsia="SimHei"/>
-          <w:b/>
+          <w:b w:val="0"/>
           <w:sz w:val="28"/>
           <w:color w:val="000000"/>
         </w:rPr>
@@ -7211,7 +7211,7 @@
       <w:r>
         <w:rPr>
           <w:rFonts w:ascii="SimHei" w:hAnsi="SimHei" w:eastAsia="SimHei"/>
-          <w:b/>
+          <w:b w:val="0"/>
           <w:sz w:val="24"/>
           <w:color w:val="000000"/>
         </w:rPr>
@@ -7993,7 +7993,7 @@
       <w:r>
         <w:rPr>
           <w:rFonts w:ascii="SimHei" w:hAnsi="SimHei" w:eastAsia="SimHei"/>
-          <w:b/>
+          <w:b w:val="0"/>
           <w:sz w:val="24"/>
           <w:color w:val="000000"/>
         </w:rPr>
@@ -8963,7 +8963,7 @@
       <w:r>
         <w:rPr>
           <w:rFonts w:ascii="SimHei" w:hAnsi="SimHei" w:eastAsia="SimHei"/>
-          <w:b/>
+          <w:b w:val="0"/>
           <w:sz w:val="24"/>
           <w:color w:val="000000"/>
         </w:rPr>
@@ -9064,7 +9064,7 @@
       <w:r>
         <w:rPr>
           <w:rFonts w:ascii="SimHei" w:hAnsi="SimHei" w:eastAsia="SimHei"/>
-          <w:b/>
+          <w:b w:val="0"/>
           <w:sz w:val="30"/>
           <w:color w:val="000000"/>
         </w:rPr>
@@ -9080,7 +9080,7 @@
       <w:r>
         <w:rPr>
           <w:rFonts w:ascii="SimHei" w:hAnsi="SimHei" w:eastAsia="SimHei"/>
-          <w:b/>
+          <w:b w:val="0"/>
           <w:sz w:val="28"/>
           <w:color w:val="000000"/>
         </w:rPr>
@@ -9128,7 +9128,7 @@
       <w:r>
         <w:rPr>
           <w:rFonts w:ascii="SimHei" w:hAnsi="SimHei" w:eastAsia="SimHei"/>
-          <w:b/>
+          <w:b w:val="0"/>
           <w:sz w:val="28"/>
           <w:color w:val="000000"/>
         </w:rPr>
@@ -13321,7 +13321,7 @@
       <w:r>
         <w:rPr>
           <w:rFonts w:ascii="SimHei" w:hAnsi="SimHei" w:eastAsia="SimHei"/>
-          <w:b/>
+          <w:b w:val="0"/>
           <w:sz w:val="28"/>
           <w:color w:val="000000"/>
         </w:rPr>
@@ -15320,7 +15320,7 @@
       <w:r>
         <w:rPr>
           <w:rFonts w:ascii="SimHei" w:hAnsi="SimHei" w:eastAsia="SimHei"/>
-          <w:b/>
+          <w:b w:val="0"/>
           <w:sz w:val="28"/>
           <w:color w:val="000000"/>
         </w:rPr>
@@ -15730,7 +15730,7 @@
       <w:r>
         <w:rPr>
           <w:rFonts w:ascii="SimHei" w:hAnsi="SimHei" w:eastAsia="SimHei"/>
-          <w:b/>
+          <w:b w:val="0"/>
           <w:sz w:val="30"/>
           <w:color w:val="000000"/>
         </w:rPr>
@@ -16007,7 +16007,7 @@
       <w:r>
         <w:rPr>
           <w:rFonts w:ascii="SimHei" w:hAnsi="SimHei" w:eastAsia="SimHei"/>
-          <w:b/>
+          <w:b w:val="0"/>
           <w:sz w:val="30"/>
           <w:color w:val="000000"/>
         </w:rPr>
@@ -16388,7 +16388,7 @@
       <w:r>
         <w:rPr>
           <w:rFonts w:ascii="SimHei" w:hAnsi="SimHei" w:eastAsia="SimHei"/>
-          <w:b/>
+          <w:b w:val="0"/>
           <w:sz w:val="30"/>
           <w:color w:val="000000"/>
         </w:rPr>
@@ -16489,7 +16489,7 @@
       <w:r>
         <w:rPr>
           <w:rFonts w:ascii="SimHei" w:hAnsi="SimHei" w:eastAsia="SimHei"/>
-          <w:b/>
+          <w:b w:val="0"/>
           <w:sz w:val="30"/>
           <w:color w:val="000000"/>
         </w:rPr>
@@ -16505,7 +16505,7 @@
       <w:r>
         <w:rPr>
           <w:rFonts w:ascii="SimHei" w:hAnsi="SimHei" w:eastAsia="SimHei"/>
-          <w:b/>
+          <w:b w:val="0"/>
           <w:sz w:val="28"/>
           <w:color w:val="000000"/>
         </w:rPr>
@@ -16521,7 +16521,7 @@
       <w:r>
         <w:rPr>
           <w:rFonts w:ascii="SimHei" w:hAnsi="SimHei" w:eastAsia="SimHei"/>
-          <w:b/>
+          <w:b w:val="0"/>
           <w:sz w:val="24"/>
           <w:color w:val="000000"/>
         </w:rPr>
@@ -16537,7 +16537,7 @@
       <w:r>
         <w:rPr>
           <w:rFonts w:ascii="SimHei" w:hAnsi="SimHei" w:eastAsia="SimHei"/>
-          <w:b/>
+          <w:b w:val="0"/>
           <w:sz w:val="24"/>
           <w:color w:val="000000"/>
         </w:rPr>
@@ -16569,7 +16569,7 @@
       <w:r>
         <w:rPr>
           <w:rFonts w:ascii="SimHei" w:hAnsi="SimHei" w:eastAsia="SimHei"/>
-          <w:b/>
+          <w:b w:val="0"/>
           <w:sz w:val="28"/>
           <w:color w:val="000000"/>
         </w:rPr>

--- a/论文/正文.docx
+++ b/论文/正文.docx
@@ -410,21 +410,12 @@
       </w:pPr>
       <w:r>
         <w:rPr>
-          <w:rFonts w:ascii="SimHei" w:hAnsi="SimHei" w:eastAsia="SimHei"/>
-          <w:b/>
+          <w:rFonts w:ascii="SimSun" w:hAnsi="SimSun" w:eastAsia="SimSun"/>
+          <w:b w:val="0"/>
           <w:sz w:val="24"/>
           <w:color w:val="000000"/>
         </w:rPr>
-        <w:t>双通道互补架构</w:t>
-      </w:r>
-      <w:r>
-        <w:rPr>
-          <w:rFonts w:ascii="SimSun" w:hAnsi="SimSun" w:eastAsia="SimSun"/>
-          <w:b w:val="0"/>
-          <w:sz w:val="24"/>
-          <w:color w:val="000000"/>
-        </w:rPr>
-        <w:t>：系统采用"AI 视觉检测 + 本地物理传感器"的双输入通道设计。日常运行时以 YOLOv8 深度学习模型的视觉检测为主要人流量统计手段；在火灾等紧急场景下，火焰传感器直接触发硬件响应，不依赖网络和 AI 运算，保证了应急情况下的系统可靠性。两种通道互为备份，日常检测的智能性和应急响应的鲁棒性都得到了兼顾。</w:t>
+        <w:t>双通道互补架构：系统采用"AI 视觉检测 + 本地物理传感器"的双输入通道设计。日常运行时以 YOLOv8 深度学习模型的视觉检测为主要人流量统计手段；在火灾等紧急场景下，火焰传感器直接触发硬件响应，不依赖网络和 AI 运算，保证了应急情况下的系统可靠性。两种通道互为备份，日常检测的智能性和应急响应的鲁棒性都得到了兼顾。</w:t>
       </w:r>
     </w:p>
     <w:p>
@@ -435,21 +426,12 @@
       </w:pPr>
       <w:r>
         <w:rPr>
-          <w:rFonts w:ascii="SimHei" w:hAnsi="SimHei" w:eastAsia="SimHei"/>
-          <w:b/>
+          <w:rFonts w:ascii="SimSun" w:hAnsi="SimSun" w:eastAsia="SimSun"/>
+          <w:b w:val="0"/>
           <w:sz w:val="24"/>
           <w:color w:val="000000"/>
         </w:rPr>
-        <w:t>低成本可扩展</w:t>
-      </w:r>
-      <w:r>
-        <w:rPr>
-          <w:rFonts w:ascii="SimSun" w:hAnsi="SimSun" w:eastAsia="SimSun"/>
-          <w:b w:val="0"/>
-          <w:sz w:val="24"/>
-          <w:color w:val="000000"/>
-        </w:rPr>
-        <w:t>：系统后端用普通 PC（搭载消费级 GPU）跑 AI 推理，前端用 ESP32-CAM 低成本摄像头模块采集视频，控制端采用 STM32F103 微控制器驱动 LED、蜂鸣器和舵机等执行器件，通信通过 ESP8266 WiFi 模块和公共 MQTT Broker 实现。整体硬件成本控制在百元级别，且支持多 STM32 设备的自动发现与即插即用，扩展起来很方便。</w:t>
+        <w:t>低成本可扩展：系统后端用普通 PC（搭载消费级 GPU）跑 AI 推理，前端用 ESP32-CAM 低成本摄像头模块采集视频，控制端采用 STM32F103 微控制器驱动 LED、蜂鸣器和舵机等执行器件，通信通过 ESP8266 WiFi 模块和公共 MQTT Broker 实现。整体硬件成本控制在百元级别，且支持多 STM32 设备的自动发现与即插即用，扩展起来很方便。</w:t>
       </w:r>
     </w:p>
     <w:p>
@@ -460,21 +442,12 @@
       </w:pPr>
       <w:r>
         <w:rPr>
-          <w:rFonts w:ascii="SimHei" w:hAnsi="SimHei" w:eastAsia="SimHei"/>
-          <w:b/>
+          <w:rFonts w:ascii="SimSun" w:hAnsi="SimSun" w:eastAsia="SimSun"/>
+          <w:b w:val="0"/>
           <w:sz w:val="24"/>
           <w:color w:val="000000"/>
         </w:rPr>
-        <w:t>检测到通知的完整闭环</w:t>
-      </w:r>
-      <w:r>
-        <w:rPr>
-          <w:rFonts w:ascii="SimSun" w:hAnsi="SimSun" w:eastAsia="SimSun"/>
-          <w:b w:val="0"/>
-          <w:sz w:val="24"/>
-          <w:color w:val="000000"/>
-        </w:rPr>
-        <w:t>：系统不只是做了人流量检测，而是从检测（YOLO 视觉计数 + 火焰传感器）、联动决策（三级报警 + 四策略引导算法）、执行（STM32 硬件控制闸门/蜂鸣器）到通知（钉钉机器人实时推送），整条链路都打通了。检测到异常后，系统自动完成决策、执行和信息触达，中间不需要人工介入。</w:t>
+        <w:t>检测到通知的完整闭环：系统不只是做了人流量检测，而是从检测（YOLO 视觉计数 + 火焰传感器）、联动决策（三级报警 + 四策略引导算法）、执行（STM32 硬件控制闸门/蜂鸣器）到通知（钉钉机器人实时推送），整条链路都打通了。检测到异常后，系统自动完成决策、执行和信息触达，中间不需要人工介入。</w:t>
       </w:r>
     </w:p>
     <w:p>
@@ -650,7 +623,7 @@
           <w:sz w:val="24"/>
           <w:color w:val="000000"/>
         </w:rPr>
-        <w:t>第一，**单输入通道的脆弱性**。大多数系统要么仅依赖视觉检测，在网络中断或摄像头故障时完全失效；要么仅依赖物理传感器，缺乏人流统计的定量能力。两种方式各走一端，缺少互补的冗余设计。</w:t>
+        <w:t>第一，单输入通道的脆弱性。大多数系统要么仅依赖视觉检测，在网络中断或摄像头故障时完全失效；要么仅依赖物理传感器，缺乏人流统计的定量能力。两种方式各走一端，缺少互补的冗余设计。</w:t>
       </w:r>
     </w:p>
     <w:p>
@@ -666,7 +639,7 @@
           <w:sz w:val="24"/>
           <w:color w:val="000000"/>
         </w:rPr>
-        <w:t>第二，**缺乏完整的决策-执行闭环**。大量研究集中于检测算法的精度提升或疏散路径的理论计算，很少把检测结果、决策算法与实际的嵌入式硬件控制设备直接联动。从发现异常到执行引导之间还有人工操作环节，应急响应存在延迟。</w:t>
+        <w:t>第二，缺乏完整的决策-执行闭环。大量研究集中于检测算法的精度提升或疏散路径的理论计算，很少把检测结果、决策算法与实际的嵌入式硬件控制设备直接联动。从发现异常到执行引导之间还有人工操作环节，应急响应存在延迟。</w:t>
       </w:r>
     </w:p>
     <w:p>
@@ -682,7 +655,7 @@
           <w:sz w:val="24"/>
           <w:color w:val="000000"/>
         </w:rPr>
-        <w:t>第三，**成本与可扩展性考虑不足**。许多智能监控系统依赖昂贵的服务器集群和专用网络设备，普通高校很难负担。同时，系统设计上也很少考虑多通道、多设备场景下的可扩展性问题。</w:t>
+        <w:t>第三，成本与可扩展性考虑不足。许多智能监控系统依赖昂贵的服务器集群和专用网络设备，普通高校很难负担。同时，系统设计上也很少考虑多通道、多设备场景下的可扩展性问题。</w:t>
       </w:r>
     </w:p>
     <w:p>
@@ -741,21 +714,12 @@
       </w:pPr>
       <w:r>
         <w:rPr>
-          <w:rFonts w:ascii="SimHei" w:hAnsi="SimHei" w:eastAsia="SimHei"/>
-          <w:b/>
+          <w:rFonts w:ascii="SimSun" w:hAnsi="SimSun" w:eastAsia="SimSun"/>
+          <w:b w:val="0"/>
           <w:sz w:val="24"/>
           <w:color w:val="000000"/>
         </w:rPr>
-        <w:t>（1）三通道实时人流量检测</w:t>
-      </w:r>
-      <w:r>
-        <w:rPr>
-          <w:rFonts w:ascii="SimSun" w:hAnsi="SimSun" w:eastAsia="SimSun"/>
-          <w:b w:val="0"/>
-          <w:sz w:val="24"/>
-          <w:color w:val="000000"/>
-        </w:rPr>
-        <w:t>。基于 YOLOv8n 深度学习模型实现多通道并行行人检测与计数，每通道支持网络摄像头实时视频流和本地视频文件两种输入源并可在运行中动态切换。各通道通过相位错开机制避免 GPU 资源竞争，配合防抖算法消除计数在阈值附近的抖动。</w:t>
+        <w:t>（1）三通道实时人流量检测。基于 YOLOv8n 深度学习模型实现多通道并行行人检测与计数，每通道支持网络摄像头实时视频流和本地视频文件两种输入源并可在运行中动态切换。各通道通过相位错开机制避免 GPU 资源竞争，配合防抖算法消除计数在阈值附近的抖动。</w:t>
       </w:r>
     </w:p>
     <w:p>
@@ -766,21 +730,12 @@
       </w:pPr>
       <w:r>
         <w:rPr>
-          <w:rFonts w:ascii="SimHei" w:hAnsi="SimHei" w:eastAsia="SimHei"/>
-          <w:b/>
+          <w:rFonts w:ascii="SimSun" w:hAnsi="SimSun" w:eastAsia="SimSun"/>
+          <w:b w:val="0"/>
           <w:sz w:val="24"/>
           <w:color w:val="000000"/>
         </w:rPr>
-        <w:t>（2）三级报警与联动决策算法</w:t>
-      </w:r>
-      <w:r>
-        <w:rPr>
-          <w:rFonts w:ascii="SimSun" w:hAnsi="SimSun" w:eastAsia="SimSun"/>
-          <w:b w:val="0"/>
-          <w:sz w:val="24"/>
-          <w:color w:val="000000"/>
-        </w:rPr>
-        <w:t>。设计正常、黄色预警、红色报警三级报警体系，每通道可独立设定各级报警阈值。在此基础上实现四策略人流引导算法，覆盖全线畅通、定向引导、分批限流和紧急疏散四种全局态势，根据各通道的饱和度排序推荐最优通行方向。</w:t>
+        <w:t>（2）三级报警与联动决策算法。设计正常、黄色预警、红色报警三级报警体系，每通道可独立设定各级报警阈值。在此基础上实现四策略人流引导算法，覆盖全线畅通、定向引导、分批限流和紧急疏散四种全局态势，根据各通道的饱和度排序推荐最优通行方向。</w:t>
       </w:r>
     </w:p>
     <w:p>
@@ -791,21 +746,12 @@
       </w:pPr>
       <w:r>
         <w:rPr>
-          <w:rFonts w:ascii="SimHei" w:hAnsi="SimHei" w:eastAsia="SimHei"/>
-          <w:b/>
+          <w:rFonts w:ascii="SimSun" w:hAnsi="SimSun" w:eastAsia="SimSun"/>
+          <w:b w:val="0"/>
           <w:sz w:val="24"/>
           <w:color w:val="000000"/>
         </w:rPr>
-        <w:t>（3）STM32 嵌入式执行系统</w:t>
-      </w:r>
-      <w:r>
-        <w:rPr>
-          <w:rFonts w:ascii="SimSun" w:hAnsi="SimSun" w:eastAsia="SimSun"/>
-          <w:b w:val="0"/>
-          <w:sz w:val="24"/>
-          <w:color w:val="000000"/>
-        </w:rPr>
-        <w:t>。以 STM32F103ZET6 为主控芯片驱动 LED、蜂鸣器和舵机闸门，火焰传感器在本地实现防抖采集——连续多次确认后方触发全硬件输出，火灾时单片机完全不依赖网络独立响应，构成应急冗余通道。</w:t>
+        <w:t>（3）STM32 嵌入式执行系统。以 STM32F103ZET6 为主控芯片驱动 LED、蜂鸣器和舵机闸门，火焰传感器在本地实现防抖采集——连续多次确认后方触发全硬件输出，火灾时单片机完全不依赖网络独立响应，构成应急冗余通道。</w:t>
       </w:r>
     </w:p>
     <w:p>
@@ -816,21 +762,12 @@
       </w:pPr>
       <w:r>
         <w:rPr>
-          <w:rFonts w:ascii="SimHei" w:hAnsi="SimHei" w:eastAsia="SimHei"/>
-          <w:b/>
+          <w:rFonts w:ascii="SimSun" w:hAnsi="SimSun" w:eastAsia="SimSun"/>
+          <w:b w:val="0"/>
           <w:sz w:val="24"/>
           <w:color w:val="000000"/>
         </w:rPr>
-        <w:t>（4）MQTT 多设备通信协议</w:t>
-      </w:r>
-      <w:r>
-        <w:rPr>
-          <w:rFonts w:ascii="SimSun" w:hAnsi="SimSun" w:eastAsia="SimSun"/>
-          <w:b w:val="0"/>
-          <w:sz w:val="24"/>
-          <w:color w:val="000000"/>
-        </w:rPr>
-        <w:t>。基于 MQTT 协议的发布/订阅模式构建通信体系，利用通配符订阅实现新设备自动发现、利用遗嘱消息机制实现设备断线自动感知。控制指令经 WiFi 透传模块双向转发，连接 PC 端决策引擎与 STM32 执行终端。</w:t>
+        <w:t>（4）MQTT 多设备通信协议。基于 MQTT 协议的发布/订阅模式构建通信体系，利用通配符订阅实现新设备自动发现、利用遗嘱消息机制实现设备断线自动感知。控制指令经 WiFi 透传模块双向转发，连接 PC 端决策引擎与 STM32 执行终端。</w:t>
       </w:r>
     </w:p>
     <w:p>
@@ -841,21 +778,12 @@
       </w:pPr>
       <w:r>
         <w:rPr>
-          <w:rFonts w:ascii="SimHei" w:hAnsi="SimHei" w:eastAsia="SimHei"/>
-          <w:b/>
+          <w:rFonts w:ascii="SimSun" w:hAnsi="SimSun" w:eastAsia="SimSun"/>
+          <w:b w:val="0"/>
           <w:sz w:val="24"/>
           <w:color w:val="000000"/>
         </w:rPr>
-        <w:t>（5）Web 仪表盘可视化系统</w:t>
-      </w:r>
-      <w:r>
-        <w:rPr>
-          <w:rFonts w:ascii="SimSun" w:hAnsi="SimSun" w:eastAsia="SimSun"/>
-          <w:b w:val="0"/>
-          <w:sz w:val="24"/>
-          <w:color w:val="000000"/>
-        </w:rPr>
-        <w:t>。基于 Flask 构建 Web 服务端，前端采用 Chart.js 实现动态折线图和 MJPEG 视频实时预览，支持应急双态模式切换（紧急状态下自动切换警告色界面、突出疏散引导面板）和移动端响应式布局。</w:t>
+        <w:t>（5）Web 仪表盘可视化系统。基于 Flask 构建 Web 服务端，前端采用 Chart.js 实现动态折线图和 MJPEG 视频实时预览，支持应急双态模式切换（紧急状态下自动切换警告色界面、突出疏散引导面板）和移动端响应式布局。</w:t>
       </w:r>
     </w:p>
     <w:p>
@@ -3233,7 +3161,7 @@
           <w:sz w:val="24"/>
           <w:color w:val="000000"/>
         </w:rPr>
-        <w:t>（1）**双输入冗余**。系统同时接入远程AI视觉检测与本地火焰传感器两路异构检测通道。AI通道通过摄像头捕捉视频流，由深度学习模型进行人员计数，精确感知通道人流密度；火焰传感器直连微控制器，不依赖网络和PC主机即可独立响应——即便网络断开或PC宕机，火灾应急机制仍然有效。</w:t>
+        <w:t>（1）双输入冗余。系统同时接入远程AI视觉检测与本地火焰传感器两路异构检测通道。AI通道通过摄像头捕捉视频流，由深度学习模型进行人员计数，精确感知通道人流密度；火焰传感器直连微控制器，不依赖网络和PC主机即可独立响应——即便网络断开或PC宕机，火灾应急机制仍然有效。</w:t>
       </w:r>
     </w:p>
     <w:p>
@@ -3249,7 +3177,7 @@
           <w:sz w:val="24"/>
           <w:color w:val="000000"/>
         </w:rPr>
-        <w:t>（2）**实时性优先**。从视频帧采集到模型推理、再到无线指令下发至末端执行器，端到端延迟控制在1秒以内。多通道检测任务通过合理的调度策略避免对GPU资源的无序竞争。</w:t>
+        <w:t>（2）实时性优先。从视频帧采集到模型推理、再到无线指令下发至末端执行器，端到端延迟控制在1秒以内。多通道检测任务通过合理的调度策略避免对GPU资源的无序竞争。</w:t>
       </w:r>
     </w:p>
     <w:p>
@@ -3265,7 +3193,7 @@
           <w:sz w:val="24"/>
           <w:color w:val="000000"/>
         </w:rPr>
-        <w:t>（3）**可扩展性**。系统基于MQTT协议的设备通配符订阅机制，支持动态发现和接入新的执行器设备。各监测通道可独立启停、独立配置阈值、独立切换视频源，灵活适配不同教学楼出口的物理布局。</w:t>
+        <w:t>（3）可扩展性。系统基于MQTT协议的设备通配符订阅机制，支持动态发现和接入新的执行器设备。各监测通道可独立启停、独立配置阈值、独立切换视频源，灵活适配不同教学楼出口的物理布局。</w:t>
       </w:r>
     </w:p>
     <w:p>
@@ -3281,7 +3209,7 @@
           <w:sz w:val="24"/>
           <w:color w:val="000000"/>
         </w:rPr>
-        <w:t>（4）**低成本部署**。除用于深度学习推理的PC外，硬件选型均为市售通用嵌入式模组，整体硬件成本控制在百元级别，便于在多个出口点位复制部署。</w:t>
+        <w:t>（4）低成本部署。除用于深度学习推理的PC外，硬件选型均为市售通用嵌入式模组，整体硬件成本控制在百元级别，便于在多个出口点位复制部署。</w:t>
       </w:r>
     </w:p>
     <w:p>
@@ -3297,7 +3225,7 @@
           <w:sz w:val="24"/>
           <w:color w:val="000000"/>
         </w:rPr>
-        <w:t>（5）**应急双态模式**。系统仪表盘具有正常监测和应急指挥两种界面模式。日常运行时以视频监控和数据趋势为主；任意通道触发火灾报警时自动切换为应急模式，突出疏散引导信息——"平时静默监控，急时醒目指挥"。</w:t>
+        <w:t>（5）应急双态模式。系统仪表盘具有正常监测和应急指挥两种界面模式。日常运行时以视频监控和数据趋势为主；任意通道触发火灾报警时自动切换为应急模式，突出疏散引导信息——"平时静默监控，急时醒目指挥"。</w:t>
       </w:r>
     </w:p>
     <w:p>
@@ -3546,21 +3474,12 @@
       </w:pPr>
       <w:r>
         <w:rPr>
-          <w:rFonts w:ascii="SimHei" w:hAnsi="SimHei" w:eastAsia="SimHei"/>
-          <w:b/>
+          <w:rFonts w:ascii="SimSun" w:hAnsi="SimSun" w:eastAsia="SimSun"/>
+          <w:b w:val="0"/>
           <w:sz w:val="24"/>
           <w:color w:val="000000"/>
         </w:rPr>
-        <w:t>线程模型</w:t>
-      </w:r>
-      <w:r>
-        <w:rPr>
-          <w:rFonts w:ascii="SimSun" w:hAnsi="SimSun" w:eastAsia="SimSun"/>
-          <w:b w:val="0"/>
-          <w:sz w:val="24"/>
-          <w:color w:val="000000"/>
-        </w:rPr>
-        <w:t>。系统运行在多线程架构下。主线程处理HTTP请求与页面渲染。每通道各分配一个独立的检测工作线程，负责该通道完整的"采集→推理→报警判定→数据写入→联动触发"流水线。MQTT网络线程由客户端库内部管理，处理消息的收发与回调。检测线程在启动时以相位偏移方式错开各通道的首次推理时刻，将多通道的GPU推理请求在时间轴上均匀散布，降低峰值资源竞争。</w:t>
+        <w:t>线程模型。系统运行在多线程架构下。主线程处理HTTP请求与页面渲染。每通道各分配一个独立的检测工作线程，负责该通道完整的"采集→推理→报警判定→数据写入→联动触发"流水线。MQTT网络线程由客户端库内部管理，处理消息的收发与回调。检测线程在启动时以相位偏移方式错开各通道的首次推理时刻，将多通道的GPU推理请求在时间轴上均匀散布，降低峰值资源竞争。</w:t>
       </w:r>
     </w:p>
     <w:p>
@@ -5345,21 +5264,12 @@
       </w:pPr>
       <w:r>
         <w:rPr>
-          <w:rFonts w:ascii="SimHei" w:hAnsi="SimHei" w:eastAsia="SimHei"/>
-          <w:b/>
+          <w:rFonts w:ascii="SimSun" w:hAnsi="SimSun" w:eastAsia="SimSun"/>
+          <w:b w:val="0"/>
           <w:sz w:val="24"/>
           <w:color w:val="000000"/>
         </w:rPr>
-        <w:t>舵机PWM控制</w:t>
-      </w:r>
-      <w:r>
-        <w:rPr>
-          <w:rFonts w:ascii="SimSun" w:hAnsi="SimSun" w:eastAsia="SimSun"/>
-          <w:b w:val="0"/>
-          <w:sz w:val="24"/>
-          <w:color w:val="000000"/>
-        </w:rPr>
-        <w:t>。舵机由定时器的PWM输出通道驱动。定时器配置为50Hz输出频率（符合SG90标准），通过改变捕获/比较寄存器的值来控制脉冲宽度：窄脉冲（约1ms）对应正向旋转，中间值（约1.5ms）对应停止，宽脉冲（约2ms）对应反向旋转。实际使用时略微偏离标准值以克服机械静摩擦。</w:t>
+        <w:t>舵机PWM控制。舵机由定时器的PWM输出通道驱动。定时器配置为50Hz输出频率（符合SG90标准），通过改变捕获/比较寄存器的值来控制脉冲宽度：窄脉冲（约1ms）对应正向旋转，中间值（约1.5ms）对应停止，宽脉冲（约2ms）对应反向旋转。实际使用时略微偏离标准值以克服机械静摩擦。</w:t>
       </w:r>
     </w:p>
     <w:p>
@@ -5386,21 +5296,12 @@
       </w:pPr>
       <w:r>
         <w:rPr>
-          <w:rFonts w:ascii="SimHei" w:hAnsi="SimHei" w:eastAsia="SimHei"/>
-          <w:b/>
+          <w:rFonts w:ascii="SimSun" w:hAnsi="SimSun" w:eastAsia="SimSun"/>
+          <w:b w:val="0"/>
           <w:sz w:val="24"/>
           <w:color w:val="000000"/>
         </w:rPr>
-        <w:t>火焰报警的最高优先级</w:t>
-      </w:r>
-      <w:r>
-        <w:rPr>
-          <w:rFonts w:ascii="SimSun" w:hAnsi="SimSun" w:eastAsia="SimSun"/>
-          <w:b w:val="0"/>
-          <w:sz w:val="24"/>
-          <w:color w:val="000000"/>
-        </w:rPr>
-        <w:t>。微控制器固件中，火焰传感器报警具有最高优先级。当火焰触发时，无论当前MQTT指令为何，执行器均输出最高报警等级。仅当火焰传感器恢复正常后，输出状态才回落到MQTT指令指定的等级。这一设计确保了本地火灾应急响应的绝对优先。</w:t>
+        <w:t>火焰报警的最高优先级。微控制器固件中，火焰传感器报警具有最高优先级。当火焰触发时，无论当前MQTT指令为何，执行器均输出最高报警等级。仅当火焰传感器恢复正常后，输出状态才回落到MQTT指令指定的等级。这一设计确保了本地火灾应急响应的绝对优先。</w:t>
       </w:r>
     </w:p>
     <w:p>
@@ -5833,21 +5734,12 @@
       </w:pPr>
       <w:r>
         <w:rPr>
-          <w:rFonts w:ascii="SimHei" w:hAnsi="SimHei" w:eastAsia="SimHei"/>
-          <w:b/>
+          <w:rFonts w:ascii="SimSun" w:hAnsi="SimSun" w:eastAsia="SimSun"/>
+          <w:b w:val="0"/>
           <w:sz w:val="24"/>
           <w:color w:val="000000"/>
         </w:rPr>
-        <w:t>目标检测模型选型</w:t>
-      </w:r>
-      <w:r>
-        <w:rPr>
-          <w:rFonts w:ascii="SimSun" w:hAnsi="SimSun" w:eastAsia="SimSun"/>
-          <w:b w:val="0"/>
-          <w:sz w:val="24"/>
-          <w:color w:val="000000"/>
-        </w:rPr>
-        <w:t>。本系统选用YOLOv8n（nano版本）作为目标检测模型。YOLOv8由Ultralytics公司于2023年发布，属于YOLO系列算法的最新迭代版本之一。相较于Two-stage检测方法（如Faster R-CNN），YOLO系列采用One-stage设计，直接在特征图上回归目标位置和类别，跳过了候选区域生成步骤，推理速度显著更快，更适合实时视频监控场景。</w:t>
+        <w:t>目标检测模型选型。本系统选用YOLOv8n（nano版本）作为目标检测模型。YOLOv8由Ultralytics公司于2023年发布，属于YOLO系列算法的最新迭代版本之一。相较于Two-stage检测方法（如Faster R-CNN），YOLO系列采用One-stage设计，直接在特征图上回归目标位置和类别，跳过了候选区域生成步骤，推理速度显著更快，更适合实时视频监控场景。</w:t>
       </w:r>
     </w:p>
     <w:p>
@@ -5874,21 +5766,12 @@
       </w:pPr>
       <w:r>
         <w:rPr>
-          <w:rFonts w:ascii="SimHei" w:hAnsi="SimHei" w:eastAsia="SimHei"/>
-          <w:b/>
+          <w:rFonts w:ascii="SimSun" w:hAnsi="SimSun" w:eastAsia="SimSun"/>
+          <w:b w:val="0"/>
           <w:sz w:val="24"/>
           <w:color w:val="000000"/>
         </w:rPr>
-        <w:t>视频流采集方案</w:t>
-      </w:r>
-      <w:r>
-        <w:rPr>
-          <w:rFonts w:ascii="SimSun" w:hAnsi="SimSun" w:eastAsia="SimSun"/>
-          <w:b w:val="0"/>
-          <w:sz w:val="24"/>
-          <w:color w:val="000000"/>
-        </w:rPr>
-        <w:t>。ESP32-CAM使用HTTP multipart/x-mixed-replace协议推送MJPEG视频流。由于通用视频采集库的FFmpeg后端无法正确解析该摄像头的MJPEG格式，系统采用手动HTTP流解析方案：建立持久HTTP连接后逐字节接收数据，在字节缓冲区中搜索JPEG帧的起始和结束边界标记以提取完整帧。每个检测线程维护独立的HTTP连接和字节缓冲区，实现线程间的连接隔离。</w:t>
+        <w:t>视频流采集方案。ESP32-CAM使用HTTP multipart/x-mixed-replace协议推送MJPEG视频流。由于通用视频采集库的FFmpeg后端无法正确解析该摄像头的MJPEG格式，系统采用手动HTTP流解析方案：建立持久HTTP连接后逐字节接收数据，在字节缓冲区中搜索JPEG帧的起始和结束边界标记以提取完整帧。每个检测线程维护独立的HTTP连接和字节缓冲区，实现线程间的连接隔离。</w:t>
       </w:r>
     </w:p>
     <w:p>
@@ -5899,21 +5782,12 @@
       </w:pPr>
       <w:r>
         <w:rPr>
-          <w:rFonts w:ascii="SimHei" w:hAnsi="SimHei" w:eastAsia="SimHei"/>
-          <w:b/>
+          <w:rFonts w:ascii="SimSun" w:hAnsi="SimSun" w:eastAsia="SimSun"/>
+          <w:b w:val="0"/>
           <w:sz w:val="24"/>
           <w:color w:val="000000"/>
         </w:rPr>
-        <w:t>推理流水线</w:t>
-      </w:r>
-      <w:r>
-        <w:rPr>
-          <w:rFonts w:ascii="SimSun" w:hAnsi="SimSun" w:eastAsia="SimSun"/>
-          <w:b w:val="0"/>
-          <w:sz w:val="24"/>
-          <w:color w:val="000000"/>
-        </w:rPr>
-        <w:t>。检测循环以统一流水线运行：读取原始帧→缩放至模型输入分辨率（低于原始分辨率以降低计算量）→送入模型推理→筛选人员类别（person类）的检测框并计数→将检测框坐标按缩放比例映射回原始分辨率→在原图上绘制标注框→编码推流至前端展示。</w:t>
+        <w:t>推理流水线。检测循环以统一流水线运行：读取原始帧→缩放至模型输入分辨率（低于原始分辨率以降低计算量）→送入模型推理→筛选人员类别（person类）的检测框并计数→将检测框坐标按缩放比例映射回原始分辨率→在原图上绘制标注框→编码推流至前端展示。</w:t>
       </w:r>
     </w:p>
     <w:p>
@@ -5924,21 +5798,12 @@
       </w:pPr>
       <w:r>
         <w:rPr>
-          <w:rFonts w:ascii="SimHei" w:hAnsi="SimHei" w:eastAsia="SimHei"/>
-          <w:b/>
+          <w:rFonts w:ascii="SimSun" w:hAnsi="SimSun" w:eastAsia="SimSun"/>
+          <w:b w:val="0"/>
           <w:sz w:val="24"/>
           <w:color w:val="000000"/>
         </w:rPr>
-        <w:t>双视频源支持</w:t>
-      </w:r>
-      <w:r>
-        <w:rPr>
-          <w:rFonts w:ascii="SimSun" w:hAnsi="SimSun" w:eastAsia="SimSun"/>
-          <w:b w:val="0"/>
-          <w:sz w:val="24"/>
-          <w:color w:val="000000"/>
-        </w:rPr>
-        <w:t>。每个通道可独立配置为网络摄像头实时流或本地视频文件模式。源类型和地址通过统一的配置结构管理，前端修改配置后，检测线程在下一轮循环中检测到配置变更，自动关闭旧连接并打开新源，无需重启线程或整个服务。</w:t>
+        <w:t>双视频源支持。每个通道可独立配置为网络摄像头实时流或本地视频文件模式。源类型和地址通过统一的配置结构管理，前端修改配置后，检测线程在下一轮循环中检测到配置变更，自动关闭旧连接并打开新源，无需重启线程或整个服务。</w:t>
       </w:r>
     </w:p>
     <w:p>
@@ -5949,21 +5814,12 @@
       </w:pPr>
       <w:r>
         <w:rPr>
-          <w:rFonts w:ascii="SimHei" w:hAnsi="SimHei" w:eastAsia="SimHei"/>
-          <w:b/>
+          <w:rFonts w:ascii="SimSun" w:hAnsi="SimSun" w:eastAsia="SimSun"/>
+          <w:b w:val="0"/>
           <w:sz w:val="24"/>
           <w:color w:val="000000"/>
         </w:rPr>
-        <w:t>多通道并行调度</w:t>
-      </w:r>
-      <w:r>
-        <w:rPr>
-          <w:rFonts w:ascii="SimSun" w:hAnsi="SimSun" w:eastAsia="SimSun"/>
-          <w:b w:val="0"/>
-          <w:sz w:val="24"/>
-          <w:color w:val="000000"/>
-        </w:rPr>
-        <w:t>。三个检测线程同时进行GPU推理会竞争CUDA计算资源。系统采用相位错开启动策略——A通道立即启动，B通道延迟约三分之一个检测周期启动，C通道延迟约三分之二个检测周期启动。这一设计将三通道的推理请求在时间轴上均匀散布，GPU利用率趋于平稳，避免三路推理请求同时到达导致排队等待。</w:t>
+        <w:t>多通道并行调度。三个检测线程同时进行GPU推理会竞争CUDA计算资源。系统采用相位错开启动策略——A通道立即启动，B通道延迟约三分之一个检测周期启动，C通道延迟约三分之二个检测周期启动。这一设计将三通道的推理请求在时间轴上均匀散布，GPU利用率趋于平稳，避免三路推理请求同时到达导致排队等待。</w:t>
       </w:r>
     </w:p>
     <w:p>
@@ -6006,21 +5862,12 @@
       </w:pPr>
       <w:r>
         <w:rPr>
-          <w:rFonts w:ascii="SimHei" w:hAnsi="SimHei" w:eastAsia="SimHei"/>
-          <w:b/>
+          <w:rFonts w:ascii="SimSun" w:hAnsi="SimSun" w:eastAsia="SimSun"/>
+          <w:b w:val="0"/>
           <w:sz w:val="24"/>
           <w:color w:val="000000"/>
         </w:rPr>
-        <w:t>三级报警等级定义</w:t>
-      </w:r>
-      <w:r>
-        <w:rPr>
-          <w:rFonts w:ascii="SimSun" w:hAnsi="SimSun" w:eastAsia="SimSun"/>
-          <w:b w:val="0"/>
-          <w:sz w:val="24"/>
-          <w:color w:val="000000"/>
-        </w:rPr>
-        <w:t>。每通道独立维护两个可配置的阈值参数：预警阈值和报警阈值。预警阈值低于报警阈值，两者之间形成预警缓冲带。前端可在运行中调整任意通道的阈值，调整即时生效。报警等级由当前人数与两个阈值的比较关系确定，如式（3-2）所示：</w:t>
+        <w:t>三级报警等级定义。每通道独立维护两个可配置的阈值参数：预警阈值和报警阈值。预警阈值低于报警阈值，两者之间形成预警缓冲带。前端可在运行中调整任意通道的阈值，调整即时生效。报警等级由当前人数与两个阈值的比较关系确定，如式（3-2）所示：</w:t>
       </w:r>
     </w:p>
     <w:p>
@@ -6031,21 +5878,12 @@
       </w:pPr>
       <w:r>
         <w:rPr>
-          <w:rFonts w:ascii="SimHei" w:hAnsi="SimHei" w:eastAsia="SimHei"/>
-          <w:b/>
+          <w:rFonts w:ascii="SimSun" w:hAnsi="SimSun" w:eastAsia="SimSun"/>
+          <w:b w:val="0"/>
           <w:sz w:val="24"/>
           <w:color w:val="000000"/>
         </w:rPr>
-        <w:t>对称防抖算法</w:t>
-      </w:r>
-      <w:r>
-        <w:rPr>
-          <w:rFonts w:ascii="SimSun" w:hAnsi="SimSun" w:eastAsia="SimSun"/>
-          <w:b w:val="0"/>
-          <w:sz w:val="24"/>
-          <w:color w:val="000000"/>
-        </w:rPr>
-        <w:t>。单帧判定容易受偶尔的漏检或误检影响，导致报警在阈值附近反复触发和解除。系统实现了对称防抖算法，包含连续确认帧数和状态锁定时间两个核心参数：</w:t>
+        <w:t>对称防抖算法。单帧判定容易受偶尔的漏检或误检影响，导致报警在阈值附近反复触发和解除。系统实现了对称防抖算法，包含连续确认帧数和状态锁定时间两个核心参数：</w:t>
       </w:r>
     </w:p>
     <w:p>
@@ -6061,7 +5899,7 @@
           <w:sz w:val="24"/>
           <w:color w:val="000000"/>
         </w:rPr>
-        <w:t>（a）**上升防抖**：当目标等级高于当前等级且未处于锁定状态时，连续计数递增；连续若干帧的目标等级均指向升级后，确认升级并重置锁定计时器。此机制过滤偶发的瞬时检测尖峰。</w:t>
+        <w:t>（a）上升防抖：当目标等级高于当前等级且未处于锁定状态时，连续计数递增；连续若干帧的目标等级均指向升级后，确认升级并重置锁定计时器。此机制过滤偶发的瞬时检测尖峰。</w:t>
       </w:r>
     </w:p>
     <w:p>
@@ -6077,7 +5915,7 @@
           <w:sz w:val="24"/>
           <w:color w:val="000000"/>
         </w:rPr>
-        <w:t>（b）**下降防抖**：与上升方向对称处理——连续若干帧的目标等级均指向降级后，确认降级。避免人员短暂离开画面导致的误解除。</w:t>
+        <w:t>（b）下降防抖：与上升方向对称处理——连续若干帧的目标等级均指向降级后，确认降级。避免人员短暂离开画面导致的误解除。</w:t>
       </w:r>
     </w:p>
     <w:p>
@@ -6093,7 +5931,7 @@
           <w:sz w:val="24"/>
           <w:color w:val="000000"/>
         </w:rPr>
-        <w:t>（c）**锁定保护**：等级切换后进入一段锁定保护期，锁定期内忽略任何反向变化请求。这为系统提供了足够的稳定观察窗口。</w:t>
+        <w:t>（c）锁定保护：等级切换后进入一段锁定保护期，锁定期内忽略任何反向变化请求。这为系统提供了足够的稳定观察窗口。</w:t>
       </w:r>
     </w:p>
     <w:p>
@@ -6104,21 +5942,12 @@
       </w:pPr>
       <w:r>
         <w:rPr>
-          <w:rFonts w:ascii="SimHei" w:hAnsi="SimHei" w:eastAsia="SimHei"/>
-          <w:b/>
+          <w:rFonts w:ascii="SimSun" w:hAnsi="SimSun" w:eastAsia="SimSun"/>
+          <w:b w:val="0"/>
           <w:sz w:val="24"/>
           <w:color w:val="000000"/>
         </w:rPr>
-        <w:t>报警事件记录</w:t>
-      </w:r>
-      <w:r>
-        <w:rPr>
-          <w:rFonts w:ascii="SimSun" w:hAnsi="SimSun" w:eastAsia="SimSun"/>
-          <w:b w:val="0"/>
-          <w:sz w:val="24"/>
-          <w:color w:val="000000"/>
-        </w:rPr>
-        <w:t>。报警事件以"生命周期"模式记录：等级从正常变为预警或报警时，创建一条新的事件记录；持续时间持续跟踪峰值人数；等级恢复为正常时，更新记录的结束时间和持续时长。这一模式使得每次报警都有完整的可追溯闭环。</w:t>
+        <w:t>报警事件记录。报警事件以"生命周期"模式记录：等级从正常变为预警或报警时，创建一条新的事件记录；持续时间持续跟踪峰值人数；等级恢复为正常时，更新记录的结束时间和持续时长。这一模式使得每次报警都有完整的可追溯闭环。</w:t>
       </w:r>
     </w:p>
     <w:p>
@@ -6129,21 +5958,12 @@
       </w:pPr>
       <w:r>
         <w:rPr>
-          <w:rFonts w:ascii="SimHei" w:hAnsi="SimHei" w:eastAsia="SimHei"/>
-          <w:b/>
+          <w:rFonts w:ascii="SimSun" w:hAnsi="SimSun" w:eastAsia="SimSun"/>
+          <w:b w:val="0"/>
           <w:sz w:val="24"/>
           <w:color w:val="000000"/>
         </w:rPr>
-        <w:t>火焰报警最高优先级</w:t>
-      </w:r>
-      <w:r>
-        <w:rPr>
-          <w:rFonts w:ascii="SimSun" w:hAnsi="SimSun" w:eastAsia="SimSun"/>
-          <w:b w:val="0"/>
-          <w:sz w:val="24"/>
-          <w:color w:val="000000"/>
-        </w:rPr>
-        <w:t>。在联动决策中，当通道存在物理火焰传感器触发或模拟触发时，该通道的等效报警等级强制设为最高，不受检测人数的影响，确保火灾应急响应的绝对优先。</w:t>
+        <w:t>火焰报警最高优先级。在联动决策中，当通道存在物理火焰传感器触发或模拟触发时，该通道的等效报警等级强制设为最高，不受检测人数的影响，确保火灾应急响应的绝对优先。</w:t>
       </w:r>
     </w:p>
     <w:p>
@@ -6186,21 +6006,12 @@
       </w:pPr>
       <w:r>
         <w:rPr>
-          <w:rFonts w:ascii="SimHei" w:hAnsi="SimHei" w:eastAsia="SimHei"/>
-          <w:b/>
+          <w:rFonts w:ascii="SimSun" w:hAnsi="SimSun" w:eastAsia="SimSun"/>
+          <w:b w:val="0"/>
           <w:sz w:val="24"/>
           <w:color w:val="000000"/>
         </w:rPr>
-        <w:t>饱和度计算</w:t>
-      </w:r>
-      <w:r>
-        <w:rPr>
-          <w:rFonts w:ascii="SimSun" w:hAnsi="SimSun" w:eastAsia="SimSun"/>
-          <w:b w:val="0"/>
-          <w:sz w:val="24"/>
-          <w:color w:val="000000"/>
-        </w:rPr>
-        <w:t>。传统方案以绝对人数排序来推荐出口，忽略了不同通道阈值差异带来的容量感知偏差。例如通道A配置阈值20人、当前18人（容量利用率90%），通道B配置阈值5人、当前4人（利用率80%）——虽然A的绝对人数更多，但B实际上更接近其容量上限。本系统引入"饱和度"概念来反映通道相对于其容量的拥挤程度，定义为当前人数与预警阈值的比值，如式（3-3）所示：</w:t>
+        <w:t>饱和度计算。传统方案以绝对人数排序来推荐出口，忽略了不同通道阈值差异带来的容量感知偏差。例如通道A配置阈值20人、当前18人（容量利用率90%），通道B配置阈值5人、当前4人（利用率80%）——虽然A的绝对人数更多，但B实际上更接近其容量上限。本系统引入"饱和度"概念来反映通道相对于其容量的拥挤程度，定义为当前人数与预警阈值的比值，如式（3-3）所示：</w:t>
       </w:r>
     </w:p>
     <w:p>
@@ -6211,21 +6022,12 @@
       </w:pPr>
       <w:r>
         <w:rPr>
-          <w:rFonts w:ascii="SimHei" w:hAnsi="SimHei" w:eastAsia="SimHei"/>
-          <w:b/>
+          <w:rFonts w:ascii="SimSun" w:hAnsi="SimSun" w:eastAsia="SimSun"/>
+          <w:b w:val="0"/>
           <w:sz w:val="24"/>
           <w:color w:val="000000"/>
         </w:rPr>
-        <w:t>四策略决策树</w:t>
-      </w:r>
-      <w:r>
-        <w:rPr>
-          <w:rFonts w:ascii="SimSun" w:hAnsi="SimSun" w:eastAsia="SimSun"/>
-          <w:b w:val="0"/>
-          <w:sz w:val="24"/>
-          <w:color w:val="000000"/>
-        </w:rPr>
-        <w:t>。联动决策根据所有活跃通道的安全状况，在四个引导策略中选择其一，决策流程如图3-3所示：</w:t>
+        <w:t>四策略决策树。联动决策根据所有活跃通道的安全状况，在四个引导策略中选择其一，决策流程如图3-3所示：</w:t>
       </w:r>
     </w:p>
     <w:p>
@@ -6241,7 +6043,7 @@
           <w:sz w:val="24"/>
           <w:color w:val="000000"/>
         </w:rPr>
-        <w:t>（a）**all_clear（全线畅通）**：所有活跃且安全的通道均未触发报警且饱和度低于安全上限。系统判定无需引导，推荐面板显示绿色"各通道畅通"消息。</w:t>
+        <w:t>（a）all_clear（全线畅通）：所有活跃且安全的通道均未触发报警且饱和度低于安全上限。系统判定无需引导，推荐面板显示绿色"各通道畅通"消息。</w:t>
       </w:r>
     </w:p>
     <w:p>
@@ -6257,7 +6059,7 @@
           <w:sz w:val="24"/>
           <w:color w:val="000000"/>
         </w:rPr>
-        <w:t>（b）**guided（引导推荐）**：部分通道拥挤但存在至少一个畅通的安全通道。系统将畅通通道按饱和度升序排列生成推荐列表（如"建议前往：出口B、出口C"），以黄色UI呈现。</w:t>
+        <w:t>（b）guided（引导推荐）：部分通道拥挤但存在至少一个畅通的安全通道。系统将畅通通道按饱和度升序排列生成推荐列表（如"建议前往：出口B、出口C"），以黄色UI呈现。</w:t>
       </w:r>
     </w:p>
     <w:p>
@@ -6273,7 +6075,7 @@
           <w:sz w:val="24"/>
           <w:color w:val="000000"/>
         </w:rPr>
-        <w:t>（c）**degraded（降级通行）**：所有安全通道均接近或超过容量上限，无畅通替代通道可用。系统按饱和度排序全部安全通道，提示分批通行，以红色UI呈现。</w:t>
+        <w:t>（c）degraded（降级通行）：所有安全通道均接近或超过容量上限，无畅通替代通道可用。系统按饱和度排序全部安全通道，提示分批通行，以红色UI呈现。</w:t>
       </w:r>
     </w:p>
     <w:p>
@@ -6289,7 +6091,7 @@
           <w:sz w:val="24"/>
           <w:color w:val="000000"/>
         </w:rPr>
-        <w:t>（d）**emergency（紧急疏散）**：所有活跃通道均有火灾，无安全通道可用。系统触发最高级别警报，提示立即远离该区域，以紧急红色UI呈现。</w:t>
+        <w:t>（d）emergency（紧急疏散）：所有活跃通道均有火灾，无安全通道可用。系统触发最高级别警报，提示立即远离该区域，以紧急红色UI呈现。</w:t>
       </w:r>
     </w:p>
     <w:p>
@@ -6300,21 +6102,12 @@
       </w:pPr>
       <w:r>
         <w:rPr>
-          <w:rFonts w:ascii="SimHei" w:hAnsi="SimHei" w:eastAsia="SimHei"/>
-          <w:b/>
+          <w:rFonts w:ascii="SimSun" w:hAnsi="SimSun" w:eastAsia="SimSun"/>
+          <w:b w:val="0"/>
           <w:sz w:val="24"/>
           <w:color w:val="000000"/>
         </w:rPr>
-        <w:t>每设备差异化指令生成</w:t>
-      </w:r>
-      <w:r>
-        <w:rPr>
-          <w:rFonts w:ascii="SimSun" w:hAnsi="SimSun" w:eastAsia="SimSun"/>
-          <w:b w:val="0"/>
-          <w:sz w:val="24"/>
-          <w:color w:val="000000"/>
-        </w:rPr>
-        <w:t>。系统支持多个执行设备分别绑定至不同监测通道。联动决策遍历所有在线且已绑定的设备，根据其绑定通道的状态生成独立的控制指令——包含灯光等级、蜂鸣器开关和舵机闸门控制三个字段。指令仅在内容发生变化且距上次发送超过最小间隔时才实际下发，避免短时间内的无效重复通信。</w:t>
+        <w:t>每设备差异化指令生成。系统支持多个执行设备分别绑定至不同监测通道。联动决策遍历所有在线且已绑定的设备，根据其绑定通道的状态生成独立的控制指令——包含灯光等级、蜂鸣器开关和舵机闸门控制三个字段。指令仅在内容发生变化且距上次发送超过最小间隔时才实际下发，避免短时间内的无效重复通信。</w:t>
       </w:r>
     </w:p>
     <w:p>
@@ -6378,7 +6171,7 @@
           <w:sz w:val="24"/>
           <w:color w:val="000000"/>
         </w:rPr>
-        <w:t>（1）**检测记录表**：以约每秒1条的频率写入各通道的检测快照数据（时间戳、人数、报警等级、帧率、通道标识），用于前端折线图的历史趋势展示和按时间范围的统计分析。写入间隔设为1秒是在折线图的平滑度需求（需要足够密集的数据点）和数据库写入开销之间取得的平衡。</w:t>
+        <w:t>（1）检测记录表：以约每秒1条的频率写入各通道的检测快照数据（时间戳、人数、报警等级、帧率、通道标识），用于前端折线图的历史趋势展示和按时间范围的统计分析。写入间隔设为1秒是在折线图的平滑度需求（需要足够密集的数据点）和数据库写入开销之间取得的平衡。</w:t>
       </w:r>
     </w:p>
     <w:p>
@@ -6394,7 +6187,7 @@
           <w:sz w:val="24"/>
           <w:color w:val="000000"/>
         </w:rPr>
-        <w:t>（2）**报警事件表**：以事件模式记录每次报警的完整生命周期——报警触发时插入新记录（开始时间、初始人数）、持续期间跟踪峰值人数、报警解除时更新记录（结束时间、持续时长）。</w:t>
+        <w:t>（2）报警事件表：以事件模式记录每次报警的完整生命周期——报警触发时插入新记录（开始时间、初始人数）、持续期间跟踪峰值人数、报警解除时更新记录（结束时间、持续时长）。</w:t>
       </w:r>
     </w:p>
     <w:p>
@@ -6453,21 +6246,12 @@
       </w:pPr>
       <w:r>
         <w:rPr>
-          <w:rFonts w:ascii="SimHei" w:hAnsi="SimHei" w:eastAsia="SimHei"/>
-          <w:b/>
+          <w:rFonts w:ascii="SimSun" w:hAnsi="SimSun" w:eastAsia="SimSun"/>
+          <w:b w:val="0"/>
           <w:sz w:val="24"/>
           <w:color w:val="000000"/>
         </w:rPr>
-        <w:t>页面布局</w:t>
-      </w:r>
-      <w:r>
-        <w:rPr>
-          <w:rFonts w:ascii="SimSun" w:hAnsi="SimSun" w:eastAsia="SimSun"/>
-          <w:b w:val="0"/>
-          <w:sz w:val="24"/>
-          <w:color w:val="000000"/>
-        </w:rPr>
-        <w:t>。仪表盘采用分区网格布局：主要区域展示各通道的实时视频画面（画面叠加人数统计和报警状态指示），侧边区域分布联动推荐面板（展示出口引导策略和推荐列表）和动态折线图（展示各通道人数的历史变化趋势），顶部为全局控制栏（阈值调节、视频源切换、设备绑定等功能入口）。</w:t>
+        <w:t>页面布局。仪表盘采用分区网格布局：主要区域展示各通道的实时视频画面（画面叠加人数统计和报警状态指示），侧边区域分布联动推荐面板（展示出口引导策略和推荐列表）和动态折线图（展示各通道人数的历史变化趋势），顶部为全局控制栏（阈值调节、视频源切换、设备绑定等功能入口）。</w:t>
       </w:r>
     </w:p>
     <w:p>
@@ -6478,21 +6262,12 @@
       </w:pPr>
       <w:r>
         <w:rPr>
-          <w:rFonts w:ascii="SimHei" w:hAnsi="SimHei" w:eastAsia="SimHei"/>
-          <w:b/>
+          <w:rFonts w:ascii="SimSun" w:hAnsi="SimSun" w:eastAsia="SimSun"/>
+          <w:b w:val="0"/>
           <w:sz w:val="24"/>
           <w:color w:val="000000"/>
         </w:rPr>
-        <w:t>数据刷新策略</w:t>
-      </w:r>
-      <w:r>
-        <w:rPr>
-          <w:rFonts w:ascii="SimSun" w:hAnsi="SimSun" w:eastAsia="SimSun"/>
-          <w:b w:val="0"/>
-          <w:sz w:val="24"/>
-          <w:color w:val="000000"/>
-        </w:rPr>
-        <w:t>。前端通过定时轮询后端的状态汇总接口获取实时数据，刷新间隔设置为1秒。各通道的视频画面通过持续加载MJPEG视频流地址的方式保持实时预览。动态折线图仅为当前活跃的通道创建数据序列，暂停的通道其折线自动隐去。</w:t>
+        <w:t>数据刷新策略。前端通过定时轮询后端的状态汇总接口获取实时数据，刷新间隔设置为1秒。各通道的视频画面通过持续加载MJPEG视频流地址的方式保持实时预览。动态折线图仅为当前活跃的通道创建数据序列，暂停的通道其折线自动隐去。</w:t>
       </w:r>
     </w:p>
     <w:p>
@@ -6503,21 +6278,12 @@
       </w:pPr>
       <w:r>
         <w:rPr>
-          <w:rFonts w:ascii="SimHei" w:hAnsi="SimHei" w:eastAsia="SimHei"/>
-          <w:b/>
+          <w:rFonts w:ascii="SimSun" w:hAnsi="SimSun" w:eastAsia="SimSun"/>
+          <w:b w:val="0"/>
           <w:sz w:val="24"/>
           <w:color w:val="000000"/>
         </w:rPr>
-        <w:t>应急双态界面</w:t>
-      </w:r>
-      <w:r>
-        <w:rPr>
-          <w:rFonts w:ascii="SimSun" w:hAnsi="SimSun" w:eastAsia="SimSun"/>
-          <w:b w:val="0"/>
-          <w:sz w:val="24"/>
-          <w:color w:val="000000"/>
-        </w:rPr>
-        <w:t>。仪表盘具有正常监测和应急指挥两种视觉模式。正常模式下采用深色调风格，以视频监控和数据趋势为主要视觉内容。当任意通道触发火灾报警或全局手动报警激活时，自动切换为应急模式：顶部栏背景变为醒目警告色并显示紧急状态横幅；折线图区域自动折叠缩小以释放空间；推荐引导面板字体放大并提升在页面中的视觉层级。各通道视频窗口的边框颜色随该通道的安全状态动态变化（绿色=安全、黄色=预警、红色=报警），使用户能够一目了然地感知全局通道状态。</w:t>
+        <w:t>应急双态界面。仪表盘具有正常监测和应急指挥两种视觉模式。正常模式下采用深色调风格，以视频监控和数据趋势为主要视觉内容。当任意通道触发火灾报警或全局手动报警激活时，自动切换为应急模式：顶部栏背景变为醒目警告色并显示紧急状态横幅；折线图区域自动折叠缩小以释放空间；推荐引导面板字体放大并提升在页面中的视觉层级。各通道视频窗口的边框颜色随该通道的安全状态动态变化（绿色=安全、黄色=预警、红色=报警），使用户能够一目了然地感知全局通道状态。</w:t>
       </w:r>
     </w:p>
     <w:p>
@@ -6966,21 +6732,12 @@
       </w:pPr>
       <w:r>
         <w:rPr>
-          <w:rFonts w:ascii="SimHei" w:hAnsi="SimHei" w:eastAsia="SimHei"/>
-          <w:b/>
+          <w:rFonts w:ascii="SimSun" w:hAnsi="SimSun" w:eastAsia="SimSun"/>
+          <w:b w:val="0"/>
           <w:sz w:val="24"/>
           <w:color w:val="000000"/>
         </w:rPr>
-        <w:t>下行链路（PC→执行器）</w:t>
-      </w:r>
-      <w:r>
-        <w:rPr>
-          <w:rFonts w:ascii="SimSun" w:hAnsi="SimSun" w:eastAsia="SimSun"/>
-          <w:b w:val="0"/>
-          <w:sz w:val="24"/>
-          <w:color w:val="000000"/>
-        </w:rPr>
-        <w:t>。联动决策函数在锁保护下汇总三通道状态并完成策略判定后，生成各设备的控制指令，通过MQTT发布至对应设备的指令Topic。WiFi透传模块订阅该Topic，收到消息后通过串口原样转发至微控制器。微控制器在串口接收中断中逐字节累积，按帧分隔符识别完整指令行后解析各字段，驱动对应的GPIO和PWM输出。</w:t>
+        <w:t>下行链路（PC→执行器）。联动决策函数在锁保护下汇总三通道状态并完成策略判定后，生成各设备的控制指令，通过MQTT发布至对应设备的指令Topic。WiFi透传模块订阅该Topic，收到消息后通过串口原样转发至微控制器。微控制器在串口接收中断中逐字节累积，按帧分隔符识别完整指令行后解析各字段，驱动对应的GPIO和PWM输出。</w:t>
       </w:r>
     </w:p>
     <w:p>
@@ -6991,21 +6748,12 @@
       </w:pPr>
       <w:r>
         <w:rPr>
-          <w:rFonts w:ascii="SimHei" w:hAnsi="SimHei" w:eastAsia="SimHei"/>
-          <w:b/>
+          <w:rFonts w:ascii="SimSun" w:hAnsi="SimSun" w:eastAsia="SimSun"/>
+          <w:b w:val="0"/>
           <w:sz w:val="24"/>
           <w:color w:val="000000"/>
         </w:rPr>
-        <w:t>上行链路（传感器→PC）</w:t>
-      </w:r>
-      <w:r>
-        <w:rPr>
-          <w:rFonts w:ascii="SimSun" w:hAnsi="SimSun" w:eastAsia="SimSun"/>
-          <w:b w:val="0"/>
-          <w:sz w:val="24"/>
-          <w:color w:val="000000"/>
-        </w:rPr>
-        <w:t>。火焰传感器通过GPIO直连微控制器。微控制器按固定周期间隔轮询传感器电平，经多帧防抖确认状态变化后，将传感器状态通过串口发送至WiFi透传模块。透传模块收到后通过MQTT发布至对应设备的状态Topic。PC端在MQTT回调函数中解析消息中的设备标识和状态值，更新设备状态存储区，联动决策函数在下一次执行时读取更新后的传感器状态。</w:t>
+        <w:t>上行链路（传感器→PC）。火焰传感器通过GPIO直连微控制器。微控制器按固定周期间隔轮询传感器电平，经多帧防抖确认状态变化后，将传感器状态通过串口发送至WiFi透传模块。透传模块收到后通过MQTT发布至对应设备的状态Topic。PC端在MQTT回调函数中解析消息中的设备标识和状态值，更新设备状态存储区，联动决策函数在下一次执行时读取更新后的传感器状态。</w:t>
       </w:r>
     </w:p>
     <w:p>
@@ -7016,21 +6764,12 @@
       </w:pPr>
       <w:r>
         <w:rPr>
-          <w:rFonts w:ascii="SimHei" w:hAnsi="SimHei" w:eastAsia="SimHei"/>
-          <w:b/>
+          <w:rFonts w:ascii="SimSun" w:hAnsi="SimSun" w:eastAsia="SimSun"/>
+          <w:b w:val="0"/>
           <w:sz w:val="24"/>
           <w:color w:val="000000"/>
         </w:rPr>
-        <w:t>遗嘱消息机制（LWT）</w:t>
-      </w:r>
-      <w:r>
-        <w:rPr>
-          <w:rFonts w:ascii="SimSun" w:hAnsi="SimSun" w:eastAsia="SimSun"/>
-          <w:b w:val="0"/>
-          <w:sz w:val="24"/>
-          <w:color w:val="000000"/>
-        </w:rPr>
-        <w:t>。WiFi透传模块在MQTT连接建立时设置遗嘱消息——Topic为设备状态Topic、内容为"离线"、保留标志为真。当模块异常断线（非正常断开连接）时，消息代理自动发布该遗嘱消息，PC端收到后标记对应设备为离线并从联动决策中排除。模块正常重连后重新发布"在线"消息恢复状态。此机制确保系统对通信链路中断具有自动感知和容错能力。</w:t>
+        <w:t>遗嘱消息机制（LWT）。WiFi透传模块在MQTT连接建立时设置遗嘱消息——Topic为设备状态Topic、内容为"离线"、保留标志为真。当模块异常断线（非正常断开连接）时，消息代理自动发布该遗嘱消息，PC端收到后标记对应设备为离线并从联动决策中排除。模块正常重连后重新发布"在线"消息恢复状态。此机制确保系统对通信链路中断具有自动感知和容错能力。</w:t>
       </w:r>
     </w:p>
     <w:p>
@@ -7073,21 +6812,12 @@
       </w:pPr>
       <w:r>
         <w:rPr>
-          <w:rFonts w:ascii="SimHei" w:hAnsi="SimHei" w:eastAsia="SimHei"/>
-          <w:b/>
+          <w:rFonts w:ascii="SimSun" w:hAnsi="SimSun" w:eastAsia="SimSun"/>
+          <w:b w:val="0"/>
           <w:sz w:val="24"/>
           <w:color w:val="000000"/>
         </w:rPr>
-        <w:t>串口帧边界处理</w:t>
-      </w:r>
-      <w:r>
-        <w:rPr>
-          <w:rFonts w:ascii="SimSun" w:hAnsi="SimSun" w:eastAsia="SimSun"/>
-          <w:b w:val="0"/>
-          <w:sz w:val="24"/>
-          <w:color w:val="000000"/>
-        </w:rPr>
-        <w:t>。微控制器的串口接收采用按行分隔策略：以换行字符作为帧结束标记，接收缓冲区按字节累积，遇到帧结束标记后立即对完整行进行解析。当缓冲区接近溢出时，索引回绕至起始位置丢弃旧数据。此方案有效解决了连续高速发送时的数据粘连问题。</w:t>
+        <w:t>串口帧边界处理。微控制器的串口接收采用按行分隔策略：以换行字符作为帧结束标记，接收缓冲区按字节累积，遇到帧结束标记后立即对完整行进行解析。当缓冲区接近溢出时，索引回绕至起始位置丢弃旧数据。此方案有效解决了连续高速发送时的数据粘连问题。</w:t>
       </w:r>
     </w:p>
     <w:p>
@@ -7098,21 +6828,12 @@
       </w:pPr>
       <w:r>
         <w:rPr>
-          <w:rFonts w:ascii="SimHei" w:hAnsi="SimHei" w:eastAsia="SimHei"/>
-          <w:b/>
+          <w:rFonts w:ascii="SimSun" w:hAnsi="SimSun" w:eastAsia="SimSun"/>
+          <w:b w:val="0"/>
           <w:sz w:val="24"/>
           <w:color w:val="000000"/>
         </w:rPr>
-        <w:t>MQTT消息节流</w:t>
-      </w:r>
-      <w:r>
-        <w:rPr>
-          <w:rFonts w:ascii="SimSun" w:hAnsi="SimSun" w:eastAsia="SimSun"/>
-          <w:b w:val="0"/>
-          <w:sz w:val="24"/>
-          <w:color w:val="000000"/>
-        </w:rPr>
-        <w:t>。三通道同时触发报警时，联动决策可能在短时间内被多次调用并产生相同指令。系统在多个层面实施了节流控制：广播信号在内容未变化时不重复发送；设备指令在内容未变化且距上次发送未超过最小间隔时予以抑制。节流机制使实际消息频率显著低于理论峰值。</w:t>
+        <w:t>MQTT消息节流。三通道同时触发报警时，联动决策可能在短时间内被多次调用并产生相同指令。系统在多个层面实施了节流控制：广播信号在内容未变化时不重复发送；设备指令在内容未变化且距上次发送未超过最小间隔时予以抑制。节流机制使实际消息频率显著低于理论峰值。</w:t>
       </w:r>
     </w:p>
     <w:p>
@@ -7123,21 +6844,12 @@
       </w:pPr>
       <w:r>
         <w:rPr>
-          <w:rFonts w:ascii="SimHei" w:hAnsi="SimHei" w:eastAsia="SimHei"/>
-          <w:b/>
+          <w:rFonts w:ascii="SimSun" w:hAnsi="SimSun" w:eastAsia="SimSun"/>
+          <w:b w:val="0"/>
           <w:sz w:val="24"/>
           <w:color w:val="000000"/>
         </w:rPr>
-        <w:t>通知发送冷却</w:t>
-      </w:r>
-      <w:r>
-        <w:rPr>
-          <w:rFonts w:ascii="SimSun" w:hAnsi="SimSun" w:eastAsia="SimSun"/>
-          <w:b w:val="0"/>
-          <w:sz w:val="24"/>
-          <w:color w:val="000000"/>
-        </w:rPr>
-        <w:t>。报警通知采用分级冷却策略，不同等级的报警设置不同的最小发送间隔——紧急级别（火灾）始终即时发送不受限制，较低等级的常规报警设置更长冷却间隔。报警级别从低到高升级时应突破当前冷却立刻发送，确保管理人员不会错过事态恶化的关键信号。</w:t>
+        <w:t>通知发送冷却。报警通知采用分级冷却策略，不同等级的报警设置不同的最小发送间隔——紧急级别（火灾）始终即时发送不受限制，较低等级的常规报警设置更长冷却间隔。报警级别从低到高升级时应突破当前冷却立刻发送，确保管理人员不会错过事态恶化的关键信号。</w:t>
       </w:r>
     </w:p>
     <w:p>
@@ -7148,21 +6860,12 @@
       </w:pPr>
       <w:r>
         <w:rPr>
-          <w:rFonts w:ascii="SimHei" w:hAnsi="SimHei" w:eastAsia="SimHei"/>
-          <w:b/>
+          <w:rFonts w:ascii="SimSun" w:hAnsi="SimSun" w:eastAsia="SimSun"/>
+          <w:b w:val="0"/>
           <w:sz w:val="24"/>
           <w:color w:val="000000"/>
         </w:rPr>
-        <w:t>设备自动发现</w:t>
-      </w:r>
-      <w:r>
-        <w:rPr>
-          <w:rFonts w:ascii="SimSun" w:hAnsi="SimSun" w:eastAsia="SimSun"/>
-          <w:b w:val="0"/>
-          <w:sz w:val="24"/>
-          <w:color w:val="000000"/>
-        </w:rPr>
-        <w:t>。服务端不预先配置设备清单，通过通配符订阅自动感知设备的上线和下线。任何新设备上电后首次发送状态消息即被自动注册，前端设备列表同步刷新；设备异常离线后通过遗嘱消息自动标记并从决策链路排除，恢复上线后自动重新纳入。</w:t>
+        <w:t>设备自动发现。服务端不预先配置设备清单，通过通配符订阅自动感知设备的上线和下线。任何新设备上电后首次发送状态消息即被自动注册，前端设备列表同步刷新；设备异常离线后通过遗嘱消息自动标记并从决策链路排除，恢复上线后自动重新纳入。</w:t>
       </w:r>
     </w:p>
     <w:p>
@@ -8040,21 +7743,12 @@
       </w:pPr>
       <w:r>
         <w:rPr>
-          <w:rFonts w:ascii="SimHei" w:hAnsi="SimHei" w:eastAsia="SimHei"/>
-          <w:b/>
+          <w:rFonts w:ascii="SimSun" w:hAnsi="SimSun" w:eastAsia="SimSun"/>
+          <w:b w:val="0"/>
           <w:sz w:val="24"/>
           <w:color w:val="000000"/>
         </w:rPr>
-        <w:t>YOLOv8n模型结构</w:t>
-      </w:r>
-      <w:r>
-        <w:rPr>
-          <w:rFonts w:ascii="SimSun" w:hAnsi="SimSun" w:eastAsia="SimSun"/>
-          <w:b w:val="0"/>
-          <w:sz w:val="24"/>
-          <w:color w:val="000000"/>
-        </w:rPr>
-        <w:t>。YOLOv8的网络结构由三个核心部分组成[1]：Backbone采用CSPDarknet架构，通过跨阶段部分连接（CSP）策略减少计算量并改善梯度流动，nano版本的深度和宽度缩放因子分别为0.33和0.25；Neck采用FPN（特征金字塔网络）+PAN（路径聚合网络）组合结构，FPN自上而下传递深层语义特征，PAN自下而上传递浅层位置信息，两者结合使网络能同时获取丰富的语义和精确的位置信息；Head采用解耦检测头（Decoupled Head），将分类和定位任务分配到独立分支处理，减少任务间特征冲突。此外，YOLOv8摒弃了传统的Anchor-based设计，采用Anchor-free检测方式直接预测目标中心点偏移量和边界框宽高。系统使用COCO预训练权重直接推理，仅统计person类别的检测框并过滤低置信度结果，以此作为有效行人计数。</w:t>
+        <w:t>YOLOv8n模型结构。YOLOv8的网络结构由三个核心部分组成[1]：Backbone采用CSPDarknet架构，通过跨阶段部分连接（CSP）策略减少计算量并改善梯度流动，nano版本的深度和宽度缩放因子分别为0.33和0.25；Neck采用FPN（特征金字塔网络）+PAN（路径聚合网络）组合结构，FPN自上而下传递深层语义特征，PAN自下而上传递浅层位置信息，两者结合使网络能同时获取丰富的语义和精确的位置信息；Head采用解耦检测头（Decoupled Head），将分类和定位任务分配到独立分支处理，减少任务间特征冲突。此外，YOLOv8摒弃了传统的Anchor-based设计，采用Anchor-free检测方式直接预测目标中心点偏移量和边界框宽高。系统使用COCO预训练权重直接推理，仅统计person类别的检测框并过滤低置信度结果，以此作为有效行人计数。</w:t>
       </w:r>
     </w:p>
     <w:p>
@@ -8065,21 +7759,12 @@
       </w:pPr>
       <w:r>
         <w:rPr>
-          <w:rFonts w:ascii="SimHei" w:hAnsi="SimHei" w:eastAsia="SimHei"/>
-          <w:b/>
+          <w:rFonts w:ascii="SimSun" w:hAnsi="SimSun" w:eastAsia="SimSun"/>
+          <w:b w:val="0"/>
           <w:sz w:val="24"/>
           <w:color w:val="000000"/>
         </w:rPr>
-        <w:t>多线程检测流水线</w:t>
-      </w:r>
-      <w:r>
-        <w:rPr>
-          <w:rFonts w:ascii="SimSun" w:hAnsi="SimSun" w:eastAsia="SimSun"/>
-          <w:b w:val="0"/>
-          <w:sz w:val="24"/>
-          <w:color w:val="000000"/>
-        </w:rPr>
-        <w:t>。每个监测通道分配一个独立的检测线程，线程入口以固定频率上限循环执行。循环体依次完成以下步骤：检查通道是否活跃（处于暂停状态的通道进入休眠等待）、检测视频源配置是否发生变更并在变更时完成新旧源的切换、从当前视频源读取一帧图像、将图像缩放到模型输入尺寸后提交YOLO推理、根据推理结果统计画面中的行人数量、执行报警防抖判定、在原始帧上绘制检测标注框、将检测结果写入共享状态存储区、按固定周期写入检测记录数据库、按固定周期触发联动决策。</w:t>
+        <w:t>多线程检测流水线。每个监测通道分配一个独立的检测线程，线程入口以固定频率上限循环执行。循环体依次完成以下步骤：检查通道是否活跃（处于暂停状态的通道进入休眠等待）、检测视频源配置是否发生变更并在变更时完成新旧源的切换、从当前视频源读取一帧图像、将图像缩放到模型输入尺寸后提交YOLO推理、根据推理结果统计画面中的行人数量、执行报警防抖判定、在原始帧上绘制检测标注框、将检测结果写入共享状态存储区、按固定周期写入检测记录数据库、按固定周期触发联动决策。</w:t>
       </w:r>
     </w:p>
     <w:p>
@@ -8106,21 +7791,12 @@
       </w:pPr>
       <w:r>
         <w:rPr>
-          <w:rFonts w:ascii="SimHei" w:hAnsi="SimHei" w:eastAsia="SimHei"/>
-          <w:b/>
+          <w:rFonts w:ascii="SimSun" w:hAnsi="SimSun" w:eastAsia="SimSun"/>
+          <w:b w:val="0"/>
           <w:sz w:val="24"/>
           <w:color w:val="000000"/>
         </w:rPr>
-        <w:t>MJPEG流解析</w:t>
-      </w:r>
-      <w:r>
-        <w:rPr>
-          <w:rFonts w:ascii="SimSun" w:hAnsi="SimSun" w:eastAsia="SimSun"/>
-          <w:b w:val="0"/>
-          <w:sz w:val="24"/>
-          <w:color w:val="000000"/>
-        </w:rPr>
-        <w:t>。对于网络摄像头的MJPEG视频流，采用基于HTTP持久连接的帧解析方案。与常见的每次请求获取单帧图像的方式不同，持久连接方案建立一次HTTP连接后持续从响应流中读取字节数据，在字节流中搜索JPEG图像的起始标记和结束标记来定位帧边界，提取出完整的一帧JPEG数据后解码为图像矩阵。连接以视频源URL和线程标识的组合作为键进行缓存，实现每线程独立的连接管理。解析过程中设置字节缓冲区的上限阈值，超出时截断保留尾部数据，防止因网络抖动导致内存无限增长。</w:t>
+        <w:t>MJPEG流解析。对于网络摄像头的MJPEG视频流，采用基于HTTP持久连接的帧解析方案。与常见的每次请求获取单帧图像的方式不同，持久连接方案建立一次HTTP连接后持续从响应流中读取字节数据，在字节流中搜索JPEG图像的起始标记和结束标记来定位帧边界，提取出完整的一帧JPEG数据后解码为图像矩阵。连接以视频源URL和线程标识的组合作为键进行缓存，实现每线程独立的连接管理。解析过程中设置字节缓冲区的上限阈值，超出时截断保留尾部数据，防止因网络抖动导致内存无限增长。</w:t>
       </w:r>
     </w:p>
     <w:p>
@@ -8131,21 +7807,12 @@
       </w:pPr>
       <w:r>
         <w:rPr>
-          <w:rFonts w:ascii="SimHei" w:hAnsi="SimHei" w:eastAsia="SimHei"/>
-          <w:b/>
+          <w:rFonts w:ascii="SimSun" w:hAnsi="SimSun" w:eastAsia="SimSun"/>
+          <w:b w:val="0"/>
           <w:sz w:val="24"/>
           <w:color w:val="000000"/>
         </w:rPr>
-        <w:t>双视频源统一接入</w:t>
-      </w:r>
-      <w:r>
-        <w:rPr>
-          <w:rFonts w:ascii="SimSun" w:hAnsi="SimSun" w:eastAsia="SimSun"/>
-          <w:b w:val="0"/>
-          <w:sz w:val="24"/>
-          <w:color w:val="000000"/>
-        </w:rPr>
-        <w:t>。为使检测主循环不感知底层视频源的具体类型，设计了一个统一的帧读取接口：根据视频源描述对象的类型判断当前配置是MJPEG网络流还是MP4本地文件，分别调用对应的读取逻辑。对于MP4文件，使用OpenCV的视频捕获接口逐帧读取；当读到文件末尾时，不采用"释放后重新打开"的方案（这会导致解码器重初始化，引入数百毫秒的恢复延迟），而是通过帧指针回退到文件开头的seek方式实现循环播放。若seek失败（如文件在运行中被删除），则回退到释放后重新打开的保底逻辑。</w:t>
+        <w:t>双视频源统一接入。为使检测主循环不感知底层视频源的具体类型，设计了一个统一的帧读取接口：根据视频源描述对象的类型判断当前配置是MJPEG网络流还是MP4本地文件，分别调用对应的读取逻辑。对于MP4文件，使用OpenCV的视频捕获接口逐帧读取；当读到文件末尾时，不采用"释放后重新打开"的方案（这会导致解码器重初始化，引入数百毫秒的恢复延迟），而是通过帧指针回退到文件开头的seek方式实现循环播放。若seek失败（如文件在运行中被删除），则回退到释放后重新打开的保底逻辑。</w:t>
       </w:r>
     </w:p>
     <w:p>
@@ -8156,21 +7823,12 @@
       </w:pPr>
       <w:r>
         <w:rPr>
-          <w:rFonts w:ascii="SimHei" w:hAnsi="SimHei" w:eastAsia="SimHei"/>
-          <w:b/>
+          <w:rFonts w:ascii="SimSun" w:hAnsi="SimSun" w:eastAsia="SimSun"/>
+          <w:b w:val="0"/>
           <w:sz w:val="24"/>
           <w:color w:val="000000"/>
         </w:rPr>
-        <w:t>GPU资源调度</w:t>
-      </w:r>
-      <w:r>
-        <w:rPr>
-          <w:rFonts w:ascii="SimSun" w:hAnsi="SimSun" w:eastAsia="SimSun"/>
-          <w:b w:val="0"/>
-          <w:sz w:val="24"/>
-          <w:color w:val="000000"/>
-        </w:rPr>
-        <w:t>。三个检测线程共享一块GPU，如果它们同时提交推理请求，会导致排队等待和帧率波动。解决方案是在各线程启动时错开它们的首次推理时机——三个通道分别在间隔相位启动（例如将检测周期均匀切分为三份，每个通道占据一个相位窗口）。这样各线程的推理请求在时间轴上均匀分布而非集中对齐，GPU负载峰值被摊平，三通道的帧率保持接近。</w:t>
+        <w:t>GPU资源调度。三个检测线程共享一块GPU，如果它们同时提交推理请求，会导致排队等待和帧率波动。解决方案是在各线程启动时错开它们的首次推理时机——三个通道分别在间隔相位启动（例如将检测周期均匀切分为三份，每个通道占据一个相位窗口）。这样各线程的推理请求在时间轴上均匀分布而非集中对齐，GPU负载峰值被摊平，三通道的帧率保持接近。</w:t>
       </w:r>
     </w:p>
     <w:p>
@@ -8213,21 +7871,12 @@
       </w:pPr>
       <w:r>
         <w:rPr>
-          <w:rFonts w:ascii="SimHei" w:hAnsi="SimHei" w:eastAsia="SimHei"/>
-          <w:b/>
+          <w:rFonts w:ascii="SimSun" w:hAnsi="SimSun" w:eastAsia="SimSun"/>
+          <w:b w:val="0"/>
           <w:sz w:val="24"/>
           <w:color w:val="000000"/>
         </w:rPr>
-        <w:t>第一阶段：状态快照</w:t>
-      </w:r>
-      <w:r>
-        <w:rPr>
-          <w:rFonts w:ascii="SimSun" w:hAnsi="SimSun" w:eastAsia="SimSun"/>
-          <w:b w:val="0"/>
-          <w:sz w:val="24"/>
-          <w:color w:val="000000"/>
-        </w:rPr>
-        <w:t>。在各通道各自的锁保护下读取当前人数、报警等级、火灾状态、活跃状态和阈值参数，汇集为一个一致的快照结构。对于处于暂停状态的通道，人数和报警等级强制归零。同时读取设备绑定关系和各设备的在线状态。需要注意的一点是物理火焰传感器状态的优先性：若某设备在线且其火焰状态为触发，则将对应绑定通道的火灾标记强制置为真——这意味着物理传感器的火焰信号会覆盖软件层面的模拟火灾状态，确保物理信号的权威性不被软件逻辑覆盖。</w:t>
+        <w:t>第一阶段：状态快照。在各通道各自的锁保护下读取当前人数、报警等级、火灾状态、活跃状态和阈值参数，汇集为一个一致的快照结构。对于处于暂停状态的通道，人数和报警等级强制归零。同时读取设备绑定关系和各设备的在线状态。需要注意的一点是物理火焰传感器状态的优先性：若某设备在线且其火焰状态为触发，则将对应绑定通道的火灾标记强制置为真——这意味着物理传感器的火焰信号会覆盖软件层面的模拟火灾状态，确保物理信号的权威性不被软件逻辑覆盖。</w:t>
       </w:r>
     </w:p>
     <w:p>
@@ -8238,21 +7887,12 @@
       </w:pPr>
       <w:r>
         <w:rPr>
-          <w:rFonts w:ascii="SimHei" w:hAnsi="SimHei" w:eastAsia="SimHei"/>
-          <w:b/>
+          <w:rFonts w:ascii="SimSun" w:hAnsi="SimSun" w:eastAsia="SimSun"/>
+          <w:b w:val="0"/>
           <w:sz w:val="24"/>
           <w:color w:val="000000"/>
         </w:rPr>
-        <w:t>第二阶段：四策略判定</w:t>
-      </w:r>
-      <w:r>
-        <w:rPr>
-          <w:rFonts w:ascii="SimSun" w:hAnsi="SimSun" w:eastAsia="SimSun"/>
-          <w:b w:val="0"/>
-          <w:sz w:val="24"/>
-          <w:color w:val="000000"/>
-        </w:rPr>
-        <w:t>。按以下优先级顺序进行全局策略判定：（1）若无任何活跃监测通道，判定为自由通行，提示无活跃通道；（2）统计当前无火灾的"安全通道"列表，若安全通道数为零（所有通道均火灾），判定为紧急疏散；（3）计算所有安全通道的饱和度——定义为当前人数与黄色预警阈值的比值，反映通道相对于自身容量的拥挤程度；（4）若所有安全通道的报警等级均为正常且饱和度低于接近饱和的判定比例，判定为自由通行，无需引导；（5）若存在拥挤通道但也有畅通的安全通道（报警等级正常且饱和度未达接近饱和线），判定为引导模式，将畅通通道按饱和度从低到高排序生成推荐出口列表；（6）若以上条件均不满足（所有安全通道均接近或超过容量上限），判定为降级模式，将所有安全通道按饱和度升序列出，建议分批通行。</w:t>
+        <w:t>第二阶段：四策略判定。按以下优先级顺序进行全局策略判定：（1）若无任何活跃监测通道，判定为自由通行，提示无活跃通道；（2）统计当前无火灾的"安全通道"列表，若安全通道数为零（所有通道均火灾），判定为紧急疏散；（3）计算所有安全通道的饱和度——定义为当前人数与黄色预警阈值的比值，反映通道相对于自身容量的拥挤程度；（4）若所有安全通道的报警等级均为正常且饱和度低于接近饱和的判定比例，判定为自由通行，无需引导；（5）若存在拥挤通道但也有畅通的安全通道（报警等级正常且饱和度未达接近饱和线），判定为引导模式，将畅通通道按饱和度从低到高排序生成推荐出口列表；（6）若以上条件均不满足（所有安全通道均接近或超过容量上限），判定为降级模式，将所有安全通道按饱和度升序列出，建议分批通行。</w:t>
       </w:r>
     </w:p>
     <w:p>
@@ -8263,21 +7903,12 @@
       </w:pPr>
       <w:r>
         <w:rPr>
-          <w:rFonts w:ascii="SimHei" w:hAnsi="SimHei" w:eastAsia="SimHei"/>
-          <w:b/>
+          <w:rFonts w:ascii="SimSun" w:hAnsi="SimSun" w:eastAsia="SimSun"/>
+          <w:b w:val="0"/>
           <w:sz w:val="24"/>
           <w:color w:val="000000"/>
         </w:rPr>
-        <w:t>第三阶段：每设备指令生成</w:t>
-      </w:r>
-      <w:r>
-        <w:rPr>
-          <w:rFonts w:ascii="SimSun" w:hAnsi="SimSun" w:eastAsia="SimSun"/>
-          <w:b w:val="0"/>
-          <w:sz w:val="24"/>
-          <w:color w:val="000000"/>
-        </w:rPr>
-        <w:t>。遍历所有当前在线且已完成通道绑定的执行设备，根据每个设备所绑定通道的报警等级和火灾状态生成差异化控制指令。指令包含三个字段：灯光等级（正常/预警/报警三级）、蜂鸣器开关、舵机开关。其中灯光等级的确定规则为：若绑定通道处于火灾状态或存在手动报警信号，直接输出最高报警等级；否则使用该通道当前的检测报警等级。蜂鸣器在灯光等级不低于1级时开启，舵机在灯光等级达到2级时开启。</w:t>
+        <w:t>第三阶段：每设备指令生成。遍历所有当前在线且已完成通道绑定的执行设备，根据每个设备所绑定通道的报警等级和火灾状态生成差异化控制指令。指令包含三个字段：灯光等级（正常/预警/报警三级）、蜂鸣器开关、舵机开关。其中灯光等级的确定规则为：若绑定通道处于火灾状态或存在手动报警信号，直接输出最高报警等级；否则使用该通道当前的检测报警等级。蜂鸣器在灯光等级不低于1级时开启，舵机在灯光等级达到2级时开启。</w:t>
       </w:r>
     </w:p>
     <w:p>
@@ -8288,21 +7919,12 @@
       </w:pPr>
       <w:r>
         <w:rPr>
-          <w:rFonts w:ascii="SimHei" w:hAnsi="SimHei" w:eastAsia="SimHei"/>
-          <w:b/>
+          <w:rFonts w:ascii="SimSun" w:hAnsi="SimSun" w:eastAsia="SimSun"/>
+          <w:b w:val="0"/>
           <w:sz w:val="24"/>
           <w:color w:val="000000"/>
         </w:rPr>
-        <w:t>第四阶段：I/O输出</w:t>
-      </w:r>
-      <w:r>
-        <w:rPr>
-          <w:rFonts w:ascii="SimSun" w:hAnsi="SimSun" w:eastAsia="SimSun"/>
-          <w:b w:val="0"/>
-          <w:sz w:val="24"/>
-          <w:color w:val="000000"/>
-        </w:rPr>
-        <w:t>。所有MQTT消息的发送操作在锁临界区外执行，避免网络I/O阻塞检测线程。状态广播消息在内容发生变化且距上次发送超过最小间隔时才发送至所有在线设备；每设备的控制指令同理采用内容变化检测加最小发送间隔的节流策略。节流的时间比较和发送操作在锁外进行，锁内仅更新上次发送时间和内容记录。</w:t>
+        <w:t>第四阶段：I/O输出。所有MQTT消息的发送操作在锁临界区外执行，避免网络I/O阻塞检测线程。状态广播消息在内容发生变化且距上次发送超过最小间隔时才发送至所有在线设备；每设备的控制指令同理采用内容变化检测加最小发送间隔的节流策略。节流的时间比较和发送操作在锁外进行，锁内仅更新上次发送时间和内容记录。</w:t>
       </w:r>
     </w:p>
     <w:p>
@@ -8345,21 +7967,12 @@
       </w:pPr>
       <w:r>
         <w:rPr>
-          <w:rFonts w:ascii="SimHei" w:hAnsi="SimHei" w:eastAsia="SimHei"/>
-          <w:b/>
+          <w:rFonts w:ascii="SimSun" w:hAnsi="SimSun" w:eastAsia="SimSun"/>
+          <w:b w:val="0"/>
           <w:sz w:val="24"/>
           <w:color w:val="000000"/>
         </w:rPr>
-        <w:t>通配符订阅与设备自动发现</w:t>
-      </w:r>
-      <w:r>
-        <w:rPr>
-          <w:rFonts w:ascii="SimSun" w:hAnsi="SimSun" w:eastAsia="SimSun"/>
-          <w:b w:val="0"/>
-          <w:sz w:val="24"/>
-          <w:color w:val="000000"/>
-        </w:rPr>
-        <w:t>。MQTT连接成功后，客户端向Broker订阅带有单级通配符的Topic模式，通配符匹配任意设备标识符。这样一来，无论有多少台执行设备、设备标识符是什么，只要它们按照约定的Topic层级发布消息，服务端就能自动感知到新设备的加入，无需预先配置设备清单或重启服务。</w:t>
+        <w:t>通配符订阅与设备自动发现。MQTT连接成功后，客户端向Broker订阅带有单级通配符的Topic模式，通配符匹配任意设备标识符。这样一来，无论有多少台执行设备、设备标识符是什么，只要它们按照约定的Topic层级发布消息，服务端就能自动感知到新设备的加入，无需预先配置设备清单或重启服务。</w:t>
       </w:r>
     </w:p>
     <w:p>
@@ -8370,21 +7983,12 @@
       </w:pPr>
       <w:r>
         <w:rPr>
-          <w:rFonts w:ascii="SimHei" w:hAnsi="SimHei" w:eastAsia="SimHei"/>
-          <w:b/>
+          <w:rFonts w:ascii="SimSun" w:hAnsi="SimSun" w:eastAsia="SimSun"/>
+          <w:b w:val="0"/>
           <w:sz w:val="24"/>
           <w:color w:val="000000"/>
         </w:rPr>
-        <w:t>消息回调与设备状态管理</w:t>
-      </w:r>
-      <w:r>
-        <w:rPr>
-          <w:rFonts w:ascii="SimSun" w:hAnsi="SimSun" w:eastAsia="SimSun"/>
-          <w:b w:val="0"/>
-          <w:sz w:val="24"/>
-          <w:color w:val="000000"/>
-        </w:rPr>
-        <w:t>。当收到来自任意设备的MQTT消息时，回调函数从消息的Topic中按层级分隔提取设备标识符和消息字段类型，然后在设备状态字典中为该设备创建或更新对应条目。设备首次出现时自动创建条目（即自动发现），之后根据消息字段类型更新对应的状态属性——状态字段更新设备的在线/离线状态，火焰字段解析火焰传感器的触发状态。消息处理完成后刷新向后兼容的聚合属性（是否有STM32设备在线、是否有火焰传感器触发），这些聚合属性被联动决策模块以引用方式读取，确保拿到的是最新值而非导入时的快照。</w:t>
+        <w:t>消息回调与设备状态管理。当收到来自任意设备的MQTT消息时，回调函数从消息的Topic中按层级分隔提取设备标识符和消息字段类型，然后在设备状态字典中为该设备创建或更新对应条目。设备首次出现时自动创建条目（即自动发现），之后根据消息字段类型更新对应的状态属性——状态字段更新设备的在线/离线状态，火焰字段解析火焰传感器的触发状态。消息处理完成后刷新向后兼容的聚合属性（是否有STM32设备在线、是否有火焰传感器触发），这些聚合属性被联动决策模块以引用方式读取，确保拿到的是最新值而非导入时的快照。</w:t>
       </w:r>
     </w:p>
     <w:p>
@@ -8395,21 +7999,12 @@
       </w:pPr>
       <w:r>
         <w:rPr>
-          <w:rFonts w:ascii="SimHei" w:hAnsi="SimHei" w:eastAsia="SimHei"/>
-          <w:b/>
+          <w:rFonts w:ascii="SimSun" w:hAnsi="SimSun" w:eastAsia="SimSun"/>
+          <w:b w:val="0"/>
           <w:sz w:val="24"/>
           <w:color w:val="000000"/>
         </w:rPr>
-        <w:t>每设备定向发送</w:t>
-      </w:r>
-      <w:r>
-        <w:rPr>
-          <w:rFonts w:ascii="SimSun" w:hAnsi="SimSun" w:eastAsia="SimSun"/>
-          <w:b w:val="0"/>
-          <w:sz w:val="24"/>
-          <w:color w:val="000000"/>
-        </w:rPr>
-        <w:t>。向指定设备下发控制指令时，消息通过"前缀/设备标识符/指令类型"的三级Topic发布，采用至少一次送达的服务质量等级确保可靠性，消息以换行符结尾便于接收端按行解析。广播接口则遍历所有在线设备，分别调用定向发送。</w:t>
+        <w:t>每设备定向发送。向指定设备下发控制指令时，消息通过"前缀/设备标识符/指令类型"的三级Topic发布，采用至少一次送达的服务质量等级确保可靠性，消息以换行符结尾便于接收端按行解析。广播接口则遍历所有在线设备，分别调用定向发送。</w:t>
       </w:r>
     </w:p>
     <w:p>
@@ -8452,21 +8047,12 @@
       </w:pPr>
       <w:r>
         <w:rPr>
-          <w:rFonts w:ascii="SimHei" w:hAnsi="SimHei" w:eastAsia="SimHei"/>
-          <w:b/>
+          <w:rFonts w:ascii="SimSun" w:hAnsi="SimSun" w:eastAsia="SimSun"/>
+          <w:b w:val="0"/>
           <w:sz w:val="24"/>
           <w:color w:val="000000"/>
         </w:rPr>
-        <w:t>markdown消息内容设计</w:t>
-      </w:r>
-      <w:r>
-        <w:rPr>
-          <w:rFonts w:ascii="SimSun" w:hAnsi="SimSun" w:eastAsia="SimSun"/>
-          <w:b w:val="0"/>
-          <w:sz w:val="24"/>
-          <w:color w:val="000000"/>
-        </w:rPr>
-        <w:t>。报警触发时构建结构化的通知消息，按四个层次组织内容：首先是标题行，根据报警类型（火灾/红色报警/黄色预警）使用不同的警示标识，附带通道名称和当前人数；其次是引导行，根据联动决策的策略类型生成差异化文案——紧急疏散时警告所有通道不安全并要求立即组织撤离，降级模式时提示各通道接近容量上限建议分批通行并列出推荐出口，引导模式时按饱和度排序推荐畅通出口，自由通行时不输出引导行；然后是各通道状态概览，以警示标识加通道名称、人数和饱和度百分比的形式逐行列出，当前报警通道标注位置提示；最后是消防提示，对火灾通道特别标注禁止进入。</w:t>
+        <w:t>markdown消息内容设计。报警触发时构建结构化的通知消息，按四个层次组织内容：首先是标题行，根据报警类型（火灾/红色报警/黄色预警）使用不同的警示标识，附带通道名称和当前人数；其次是引导行，根据联动决策的策略类型生成差异化文案——紧急疏散时警告所有通道不安全并要求立即组织撤离，降级模式时提示各通道接近容量上限建议分批通行并列出推荐出口，引导模式时按饱和度排序推荐畅通出口，自由通行时不输出引导行；然后是各通道状态概览，以警示标识加通道名称、人数和饱和度百分比的形式逐行列出，当前报警通道标注位置提示；最后是消防提示，对火灾通道特别标注禁止进入。</w:t>
       </w:r>
     </w:p>
     <w:p>
@@ -8477,21 +8063,12 @@
       </w:pPr>
       <w:r>
         <w:rPr>
-          <w:rFonts w:ascii="SimHei" w:hAnsi="SimHei" w:eastAsia="SimHei"/>
-          <w:b/>
+          <w:rFonts w:ascii="SimSun" w:hAnsi="SimSun" w:eastAsia="SimSun"/>
+          <w:b w:val="0"/>
           <w:sz w:val="24"/>
           <w:color w:val="000000"/>
         </w:rPr>
-        <w:t>分级冷却机制</w:t>
-      </w:r>
-      <w:r>
-        <w:rPr>
-          <w:rFonts w:ascii="SimSun" w:hAnsi="SimSun" w:eastAsia="SimSun"/>
-          <w:b w:val="0"/>
-          <w:sz w:val="24"/>
-          <w:color w:val="000000"/>
-        </w:rPr>
-        <w:t>。为避免短时间内重复报警造成消息轰炸，发送频率按报警严重程度分级控制：火灾消息始终即时发送，不受冷却限制；报警等级从低到高升级时，同样穿透冷却立即发送（确保管理人员不会错过事态恶化的信号）；同级或降级的常规报警受冷却间隔限制，红色级别的冷却间隔短于黄色级别。冷却计时器以通道为粒度独立维护，不同通道的报警通知互不干扰。</w:t>
+        <w:t>分级冷却机制。为避免短时间内重复报警造成消息轰炸，发送频率按报警严重程度分级控制：火灾消息始终即时发送，不受冷却限制；报警等级从低到高升级时，同样穿透冷却立即发送（确保管理人员不会错过事态恶化的信号）；同级或降级的常规报警受冷却间隔限制，红色级别的冷却间隔短于黄色级别。冷却计时器以通道为粒度独立维护，不同通道的报警通知互不干扰。</w:t>
       </w:r>
     </w:p>
     <w:p>
@@ -8550,21 +8127,12 @@
       </w:pPr>
       <w:r>
         <w:rPr>
-          <w:rFonts w:ascii="SimHei" w:hAnsi="SimHei" w:eastAsia="SimHei"/>
-          <w:b/>
+          <w:rFonts w:ascii="SimSun" w:hAnsi="SimSun" w:eastAsia="SimSun"/>
+          <w:b w:val="0"/>
           <w:sz w:val="24"/>
           <w:color w:val="000000"/>
         </w:rPr>
-        <w:t>非阻塞舵机状态机</w:t>
-      </w:r>
-      <w:r>
-        <w:rPr>
-          <w:rFonts w:ascii="SimSun" w:hAnsi="SimSun" w:eastAsia="SimSun"/>
-          <w:b w:val="0"/>
-          <w:sz w:val="24"/>
-          <w:color w:val="000000"/>
-        </w:rPr>
-        <w:t>。舵机闸门的开关动作需要持续一定时间（一秒以上），如果在此期间用简单的延时等待，单片机将无法响应传感器轮询和UART数据接收。因此舵机控制采用基于时间状态机的非阻塞方案：收到动作指令后，记录动作起始时刻并设置舵机进入运行状态，然后即刻返回主循环；主循环的每一轮迭代中检查当前时间与动作起始时刻的差值是否已达到预设的动作时长，到达后自动将舵机信号复位至停止状态并将运行标记清零。动作期间的等待完全通过主循环的反复检查来实现，不占用阻塞延时，确保了舵机在运转时火焰传感器仍能被正常轮询、UART数据仍能被正常接收。</w:t>
+        <w:t>非阻塞舵机状态机。舵机闸门的开关动作需要持续一定时间（一秒以上），如果在此期间用简单的延时等待，单片机将无法响应传感器轮询和UART数据接收。因此舵机控制采用基于时间状态机的非阻塞方案：收到动作指令后，记录动作起始时刻并设置舵机进入运行状态，然后即刻返回主循环；主循环的每一轮迭代中检查当前时间与动作起始时刻的差值是否已达到预设的动作时长，到达后自动将舵机信号复位至停止状态并将运行标记清零。动作期间的等待完全通过主循环的反复检查来实现，不占用阻塞延时，确保了舵机在运转时火焰传感器仍能被正常轮询、UART数据仍能被正常接收。</w:t>
       </w:r>
     </w:p>
     <w:p>
@@ -8575,21 +8143,12 @@
       </w:pPr>
       <w:r>
         <w:rPr>
-          <w:rFonts w:ascii="SimHei" w:hAnsi="SimHei" w:eastAsia="SimHei"/>
-          <w:b/>
+          <w:rFonts w:ascii="SimSun" w:hAnsi="SimSun" w:eastAsia="SimSun"/>
+          <w:b w:val="0"/>
           <w:sz w:val="24"/>
           <w:color w:val="000000"/>
         </w:rPr>
-        <w:t>火焰传感器防抖采集</w:t>
-      </w:r>
-      <w:r>
-        <w:rPr>
-          <w:rFonts w:ascii="SimSun" w:hAnsi="SimSun" w:eastAsia="SimSun"/>
-          <w:b w:val="0"/>
-          <w:sz w:val="24"/>
-          <w:color w:val="000000"/>
-        </w:rPr>
-        <w:t>。火焰传感器以固定间隔被轮询读取引脚电平。为避免瞬时电磁干扰或偶然触碰导致的误报，采用多次连续一致确认的策略：只有当连续若干次读取到触发电平时，才确认火警有效并立即驱动所有输出进入最高报警状态，同时通过串口上传火焰触发消息；同理，解除火警也需要连续多次读到正常电平后才确认。这种防抖设计使火焰探测的单次干扰不会触发误报，同时响应延迟被控制在数百毫秒级别（检测周期乘以确认次数），远小于1秒的实时性要求。</w:t>
+        <w:t>火焰传感器防抖采集。火焰传感器以固定间隔被轮询读取引脚电平。为避免瞬时电磁干扰或偶然触碰导致的误报，采用多次连续一致确认的策略：只有当连续若干次读取到触发电平时，才确认火警有效并立即驱动所有输出进入最高报警状态，同时通过串口上传火焰触发消息；同理，解除火警也需要连续多次读到正常电平后才确认。这种防抖设计使火焰探测的单次干扰不会触发误报，同时响应延迟被控制在数百毫秒级别（检测周期乘以确认次数），远小于1秒的实时性要求。</w:t>
       </w:r>
     </w:p>
     <w:p>
@@ -8616,21 +8175,12 @@
       </w:pPr>
       <w:r>
         <w:rPr>
-          <w:rFonts w:ascii="SimHei" w:hAnsi="SimHei" w:eastAsia="SimHei"/>
-          <w:b/>
+          <w:rFonts w:ascii="SimSun" w:hAnsi="SimSun" w:eastAsia="SimSun"/>
+          <w:b w:val="0"/>
           <w:sz w:val="24"/>
           <w:color w:val="000000"/>
         </w:rPr>
-        <w:t>UART指令解析</w:t>
-      </w:r>
-      <w:r>
-        <w:rPr>
-          <w:rFonts w:ascii="SimSun" w:hAnsi="SimSun" w:eastAsia="SimSun"/>
-          <w:b w:val="0"/>
-          <w:sz w:val="24"/>
-          <w:color w:val="000000"/>
-        </w:rPr>
-        <w:t>。STM32通过一个USART串口与ESP8266通信。接收端采用逐字节超时轮询的方式读取数据，以换行符作为帧边界标记，忽略回车符。当接收到完整的一行数据后，按约定的键值对格式解析出灯光等级、蜂鸣器开关和舵机开关三个控制字段。解析成功后，仅在无火焰报警的前提下更新输出状态和舵机动作，保证火焰信号的最高优先级不被远程指令覆盖。</w:t>
+        <w:t>UART指令解析。STM32通过一个USART串口与ESP8266通信。接收端采用逐字节超时轮询的方式读取数据，以换行符作为帧边界标记，忽略回车符。当接收到完整的一行数据后，按约定的键值对格式解析出灯光等级、蜂鸣器开关和舵机开关三个控制字段。解析成功后，仅在无火焰报警的前提下更新输出状态和舵机动作，保证火焰信号的最高优先级不被远程指令覆盖。</w:t>
       </w:r>
     </w:p>
     <w:p>
@@ -8673,21 +8223,12 @@
       </w:pPr>
       <w:r>
         <w:rPr>
-          <w:rFonts w:ascii="SimHei" w:hAnsi="SimHei" w:eastAsia="SimHei"/>
-          <w:b/>
+          <w:rFonts w:ascii="SimSun" w:hAnsi="SimSun" w:eastAsia="SimSun"/>
+          <w:b w:val="0"/>
           <w:sz w:val="24"/>
           <w:color w:val="000000"/>
         </w:rPr>
-        <w:t>遗嘱消息机制</w:t>
-      </w:r>
-      <w:r>
-        <w:rPr>
-          <w:rFonts w:ascii="SimSun" w:hAnsi="SimSun" w:eastAsia="SimSun"/>
-          <w:b w:val="0"/>
-          <w:sz w:val="24"/>
-          <w:color w:val="000000"/>
-        </w:rPr>
-        <w:t>。MQTT协议内置的遗嘱消息（Last Will Testament）机制是本系统实现设备离线自动感知的关键。ESP8266在连接Broker时预先声明一条遗嘱消息——指定遗嘱Topic、遗嘱内容和保留标志。当ESP8266因网络中断或断电等异常原因断线时，Broker自动将该遗嘱消息发布到指定Topic，服务端收到后即可标记设备离线。保留标志确保即使服务端在设备断线的瞬间未在线，重连后仍能收到Broker保留的最后一条遗嘱消息。设备正常上线后，主动发布一条上线消息覆盖此前的遗嘱，完成在线状态的闭环管理。</w:t>
+        <w:t>遗嘱消息机制。MQTT协议内置的遗嘱消息（Last Will Testament）机制是本系统实现设备离线自动感知的关键。ESP8266在连接Broker时预先声明一条遗嘱消息——指定遗嘱Topic、遗嘱内容和保留标志。当ESP8266因网络中断或断电等异常原因断线时，Broker自动将该遗嘱消息发布到指定Topic，服务端收到后即可标记设备离线。保留标志确保即使服务端在设备断线的瞬间未在线，重连后仍能收到Broker保留的最后一条遗嘱消息。设备正常上线后，主动发布一条上线消息覆盖此前的遗嘱，完成在线状态的闭环管理。</w:t>
       </w:r>
     </w:p>
     <w:p>
@@ -8698,21 +8239,12 @@
       </w:pPr>
       <w:r>
         <w:rPr>
-          <w:rFonts w:ascii="SimHei" w:hAnsi="SimHei" w:eastAsia="SimHei"/>
-          <w:b/>
+          <w:rFonts w:ascii="SimSun" w:hAnsi="SimSun" w:eastAsia="SimSun"/>
+          <w:b w:val="0"/>
           <w:sz w:val="24"/>
           <w:color w:val="000000"/>
         </w:rPr>
-        <w:t>双向串口透传</w:t>
-      </w:r>
-      <w:r>
-        <w:rPr>
-          <w:rFonts w:ascii="SimSun" w:hAnsi="SimSun" w:eastAsia="SimSun"/>
-          <w:b w:val="0"/>
-          <w:sz w:val="24"/>
-          <w:color w:val="000000"/>
-        </w:rPr>
-        <w:t>。下行方向（PC到STM32）：MQTT消息回调函数在收到订阅Topic的消息后，将消息载荷原样写入串口发送缓冲区，由ESP8266的UART发送至STM32。上行方向（STM32到PC）：在主循环中持续检测串口接收缓冲区是否有数据到达，有则按行读取完整的一帧数据，去除首尾空白后通过MQTT发布到对应的上行Topic。这一设计的核心价值在于透明性——STM32端像在使用有线串口直接与PC通信，PC端像在直接与MQTT设备通信，ESP8266的存在对双方完全不可见。</w:t>
+        <w:t>双向串口透传。下行方向（PC到STM32）：MQTT消息回调函数在收到订阅Topic的消息后，将消息载荷原样写入串口发送缓冲区，由ESP8266的UART发送至STM32。上行方向（STM32到PC）：在主循环中持续检测串口接收缓冲区是否有数据到达，有则按行读取完整的一帧数据，去除首尾空白后通过MQTT发布到对应的上行Topic。这一设计的核心价值在于透明性——STM32端像在使用有线串口直接与PC通信，PC端像在直接与MQTT设备通信，ESP8266的存在对双方完全不可见。</w:t>
       </w:r>
     </w:p>
     <w:p>
@@ -8723,21 +8255,12 @@
       </w:pPr>
       <w:r>
         <w:rPr>
-          <w:rFonts w:ascii="SimHei" w:hAnsi="SimHei" w:eastAsia="SimHei"/>
-          <w:b/>
+          <w:rFonts w:ascii="SimSun" w:hAnsi="SimSun" w:eastAsia="SimSun"/>
+          <w:b w:val="0"/>
           <w:sz w:val="24"/>
           <w:color w:val="000000"/>
         </w:rPr>
-        <w:t>LED状态指示</w:t>
-      </w:r>
-      <w:r>
-        <w:rPr>
-          <w:rFonts w:ascii="SimSun" w:hAnsi="SimSun" w:eastAsia="SimSun"/>
-          <w:b w:val="0"/>
-          <w:sz w:val="24"/>
-          <w:color w:val="000000"/>
-        </w:rPr>
-        <w:t>。利用ESP-01模组内置LED实现三级物理状态指示：常亮表示上电或正在等待WiFi连接；中速闪烁表示WiFi已连接但MQTT服务器尚未连上；快速闪烁表示MQTT通信正常。收到MQTT消息时LED短暂闪一下，作为数据收发活动的物理指示灯，方便现场调试。</w:t>
+        <w:t>LED状态指示。利用ESP-01模组内置LED实现三级物理状态指示：常亮表示上电或正在等待WiFi连接；中速闪烁表示WiFi已连接但MQTT服务器尚未连上；快速闪烁表示MQTT通信正常。收到MQTT消息时LED短暂闪一下，作为数据收发活动的物理指示灯，方便现场调试。</w:t>
       </w:r>
     </w:p>
     <w:p>
@@ -8780,21 +8303,12 @@
       </w:pPr>
       <w:r>
         <w:rPr>
-          <w:rFonts w:ascii="SimHei" w:hAnsi="SimHei" w:eastAsia="SimHei"/>
-          <w:b/>
+          <w:rFonts w:ascii="SimSun" w:hAnsi="SimSun" w:eastAsia="SimSun"/>
+          <w:b w:val="0"/>
           <w:sz w:val="24"/>
           <w:color w:val="000000"/>
         </w:rPr>
-        <w:t>帧率优化</w:t>
-      </w:r>
-      <w:r>
-        <w:rPr>
-          <w:rFonts w:ascii="SimSun" w:hAnsi="SimSun" w:eastAsia="SimSun"/>
-          <w:b w:val="0"/>
-          <w:sz w:val="24"/>
-          <w:color w:val="000000"/>
-        </w:rPr>
-        <w:t>。开发初期，ESP32-CAM在默认时钟配置下实测帧率只有2-3fps，远不能满足实时检测的需求。排查发现默认时钟频率处于OV2640图像传感器的非标准工作区间，导致内部PLL无法稳定锁定，实际输出帧率大幅低于理论值。优化方案从三个层面展开：时钟层面，将传感器外部时钟频率提升至标准工作区间的高频段来稳定PLL锁定；画质层面，适当降低JPEG压缩质量参数以减少编码耗时；分辨率层面，固定输出QVGA级别画面；同时关闭WiFi省电模式防止协议栈间歇休眠导致的传输抖动。经过这些调整后，实测帧率稳定在20fps以上，达到实时检测的基本要求。</w:t>
+        <w:t>帧率优化。开发初期，ESP32-CAM在默认时钟配置下实测帧率只有2-3fps，远不能满足实时检测的需求。排查发现默认时钟频率处于OV2640图像传感器的非标准工作区间，导致内部PLL无法稳定锁定，实际输出帧率大幅低于理论值。优化方案从三个层面展开：时钟层面，将传感器外部时钟频率提升至标准工作区间的高频段来稳定PLL锁定；画质层面，适当降低JPEG压缩质量参数以减少编码耗时；分辨率层面，固定输出QVGA级别画面；同时关闭WiFi省电模式防止协议栈间歇休眠导致的传输抖动。经过这些调整后，实测帧率稳定在20fps以上，达到实时检测的基本要求。</w:t>
       </w:r>
     </w:p>
     <w:p>
@@ -8805,21 +8319,12 @@
       </w:pPr>
       <w:r>
         <w:rPr>
-          <w:rFonts w:ascii="SimHei" w:hAnsi="SimHei" w:eastAsia="SimHei"/>
-          <w:b/>
+          <w:rFonts w:ascii="SimSun" w:hAnsi="SimSun" w:eastAsia="SimSun"/>
+          <w:b w:val="0"/>
           <w:sz w:val="24"/>
           <w:color w:val="000000"/>
         </w:rPr>
-        <w:t>MJPEG推流实现</w:t>
-      </w:r>
-      <w:r>
-        <w:rPr>
-          <w:rFonts w:ascii="SimSun" w:hAnsi="SimSun" w:eastAsia="SimSun"/>
-          <w:b w:val="0"/>
-          <w:sz w:val="24"/>
-          <w:color w:val="000000"/>
-        </w:rPr>
-        <w:t>。固件初始化时配置OV2640传感器（时钟频率、分辨率、JPEG质量等参数），随后启动一个轻量级HTTP服务器，在视频流端点以multipart/x-mixed-replace的MIME类型循环输出JPEG帧，帧与帧之间用约定的边界标记分隔。客户端（PC端检测引擎）通过HTTP持久连接持续读取这个流式响应，按边界标记切分出独立的JPEG帧进行后续的AI推理。</w:t>
+        <w:t>MJPEG推流实现。固件初始化时配置OV2640传感器（时钟频率、分辨率、JPEG质量等参数），随后启动一个轻量级HTTP服务器，在视频流端点以multipart/x-mixed-replace的MIME类型循环输出JPEG帧，帧与帧之间用约定的边界标记分隔。客户端（PC端检测引擎）通过HTTP持久连接持续读取这个流式响应，按边界标记切分出独立的JPEG帧进行后续的AI推理。</w:t>
       </w:r>
     </w:p>
     <w:p>
@@ -8862,21 +8367,12 @@
       </w:pPr>
       <w:r>
         <w:rPr>
-          <w:rFonts w:ascii="SimHei" w:hAnsi="SimHei" w:eastAsia="SimHei"/>
-          <w:b/>
+          <w:rFonts w:ascii="SimSun" w:hAnsi="SimSun" w:eastAsia="SimSun"/>
+          <w:b w:val="0"/>
           <w:sz w:val="24"/>
           <w:color w:val="000000"/>
         </w:rPr>
-        <w:t>数据刷新策略</w:t>
-      </w:r>
-      <w:r>
-        <w:rPr>
-          <w:rFonts w:ascii="SimSun" w:hAnsi="SimSun" w:eastAsia="SimSun"/>
-          <w:b w:val="0"/>
-          <w:sz w:val="24"/>
-          <w:color w:val="000000"/>
-        </w:rPr>
-        <w:t>。前端以固定时间间隔（1秒）轮询后端的合并状态接口，该接口在一次HTTP请求中返回所有通道的实时人数、报警等级、推荐引导信息、设备在线状态和折线图历史数据。为了控制单次响应的数据量，每通道仅返回最近数百条检测记录（覆盖约5分钟的历史窗口）。视频画面通过三个img标签各自加载对应通道的视频流地址，前端以亚秒级间隔刷新img标签的src属性并附加随机查询参数，绕过浏览器的缓存策略确保画面实时更新。</w:t>
+        <w:t>数据刷新策略。前端以固定时间间隔（1秒）轮询后端的合并状态接口，该接口在一次HTTP请求中返回所有通道的实时人数、报警等级、推荐引导信息、设备在线状态和折线图历史数据。为了控制单次响应的数据量，每通道仅返回最近数百条检测记录（覆盖约5分钟的历史窗口）。视频画面通过三个img标签各自加载对应通道的视频流地址，前端以亚秒级间隔刷新img标签的src属性并附加随机查询参数，绕过浏览器的缓存策略确保画面实时更新。</w:t>
       </w:r>
     </w:p>
     <w:p>
@@ -8887,21 +8383,12 @@
       </w:pPr>
       <w:r>
         <w:rPr>
-          <w:rFonts w:ascii="SimHei" w:hAnsi="SimHei" w:eastAsia="SimHei"/>
-          <w:b/>
+          <w:rFonts w:ascii="SimSun" w:hAnsi="SimSun" w:eastAsia="SimSun"/>
+          <w:b w:val="0"/>
           <w:sz w:val="24"/>
           <w:color w:val="000000"/>
         </w:rPr>
-        <w:t>动态折线图</w:t>
-      </w:r>
-      <w:r>
-        <w:rPr>
-          <w:rFonts w:ascii="SimSun" w:hAnsi="SimSun" w:eastAsia="SimSun"/>
-          <w:b w:val="0"/>
-          <w:sz w:val="24"/>
-          <w:color w:val="000000"/>
-        </w:rPr>
-        <w:t>。折线图组件按通道区分数据系列，仅对当前活跃的通道创建数据集对象。维护一个数据集到通道的映射表，通道暂停时删除对应的数据曲线、恢复时重新创建。时间轴的处理上，将所有记录的时间戳截断到秒级实现三通道在横轴上的对齐。折线图配置为跨数据空缺连续绘制（而非断开），避免因短暂的数据缺失造成视觉中断。服务端查询时传入通道本次激活的时间戳参数，过滤掉切换视频源之前的历史数据，确保一张图上展示的数据时间段是一致的。</w:t>
+        <w:t>动态折线图。折线图组件按通道区分数据系列，仅对当前活跃的通道创建数据集对象。维护一个数据集到通道的映射表，通道暂停时删除对应的数据曲线、恢复时重新创建。时间轴的处理上，将所有记录的时间戳截断到秒级实现三通道在横轴上的对齐。折线图配置为跨数据空缺连续绘制（而非断开），避免因短暂的数据缺失造成视觉中断。服务端查询时传入通道本次激活的时间戳参数，过滤掉切换视频源之前的历史数据，确保一张图上展示的数据时间段是一致的。</w:t>
       </w:r>
     </w:p>
     <w:p>
@@ -8912,21 +8399,12 @@
       </w:pPr>
       <w:r>
         <w:rPr>
-          <w:rFonts w:ascii="SimHei" w:hAnsi="SimHei" w:eastAsia="SimHei"/>
-          <w:b/>
+          <w:rFonts w:ascii="SimSun" w:hAnsi="SimSun" w:eastAsia="SimSun"/>
+          <w:b w:val="0"/>
           <w:sz w:val="24"/>
           <w:color w:val="000000"/>
         </w:rPr>
-        <w:t>应急双态切换</w:t>
-      </w:r>
-      <w:r>
-        <w:rPr>
-          <w:rFonts w:ascii="SimSun" w:hAnsi="SimSun" w:eastAsia="SimSun"/>
-          <w:b w:val="0"/>
-          <w:sz w:val="24"/>
-          <w:color w:val="000000"/>
-        </w:rPr>
-        <w:t>。仪表盘具有正常监测和紧急应急两种视觉模式。前端在每次状态轮询时检查应急触发条件（是否存在火灾报警或全局策略是否为紧急疏散），满足条件时给页面根元素添加一个CSS类名触发全局视觉切换。正常模式下，推荐引导面板使用绿色/黄色系配色；紧急模式下，顶部导航栏背景切换为醒目警告色，历史趋势图区域折叠缩小以腾出空间，推荐引导面板的字体放大并提升在页面中的视觉层级，使疏散引导信息成为当前的视觉焦点。</w:t>
+        <w:t>应急双态切换。仪表盘具有正常监测和紧急应急两种视觉模式。前端在每次状态轮询时检查应急触发条件（是否存在火灾报警或全局策略是否为紧急疏散），满足条件时给页面根元素添加一个CSS类名触发全局视觉切换。正常模式下，推荐引导面板使用绿色/黄色系配色；紧急模式下，顶部导航栏背景切换为醒目警告色，历史趋势图区域折叠缩小以腾出空间，推荐引导面板的字体放大并提升在页面中的视觉层级，使疏散引导信息成为当前的视觉焦点。</w:t>
       </w:r>
     </w:p>
     <w:p>
@@ -8937,21 +8415,12 @@
       </w:pPr>
       <w:r>
         <w:rPr>
-          <w:rFonts w:ascii="SimHei" w:hAnsi="SimHei" w:eastAsia="SimHei"/>
-          <w:b/>
+          <w:rFonts w:ascii="SimSun" w:hAnsi="SimSun" w:eastAsia="SimSun"/>
+          <w:b w:val="0"/>
           <w:sz w:val="24"/>
           <w:color w:val="000000"/>
         </w:rPr>
-        <w:t>响应式布局</w:t>
-      </w:r>
-      <w:r>
-        <w:rPr>
-          <w:rFonts w:ascii="SimSun" w:hAnsi="SimSun" w:eastAsia="SimSun"/>
-          <w:b w:val="0"/>
-          <w:sz w:val="24"/>
-          <w:color w:val="000000"/>
-        </w:rPr>
-        <w:t>。通过CSS媒体查询适配移动端视口：当屏幕宽度低于设定断点时，三个通道的视频面板由水平并排自动切换为垂直堆叠，字体大小和间距相应缩小，确保在手机屏幕上也具备基本的可读性和可操作性。</w:t>
+        <w:t>响应式布局。通过CSS媒体查询适配移动端视口：当屏幕宽度低于设定断点时，三个通道的视频面板由水平并排自动切换为垂直堆叠，字体大小和间距相应缩小，确保在手机屏幕上也具备基本的可读性和可操作性。</w:t>
       </w:r>
     </w:p>
     <w:p>
@@ -9159,21 +8628,12 @@
       </w:pPr>
       <w:r>
         <w:rPr>
-          <w:rFonts w:ascii="SimHei" w:hAnsi="SimHei" w:eastAsia="SimHei"/>
-          <w:b/>
+          <w:rFonts w:ascii="SimSun" w:hAnsi="SimSun" w:eastAsia="SimSun"/>
+          <w:b w:val="0"/>
           <w:sz w:val="24"/>
           <w:color w:val="000000"/>
         </w:rPr>
-        <w:t>三通道视频采集与切换测试</w:t>
-      </w:r>
-      <w:r>
-        <w:rPr>
-          <w:rFonts w:ascii="SimSun" w:hAnsi="SimSun" w:eastAsia="SimSun"/>
-          <w:b w:val="0"/>
-          <w:sz w:val="24"/>
-          <w:color w:val="000000"/>
-        </w:rPr>
-        <w:t>。测试三通道分别在MJPEG实时流和MP4本地文件两种视频源模式下的视频采集、切换和故障恢复能力，测试结果如表5-1所示。</w:t>
+        <w:t>三通道视频采集与切换测试。测试三通道分别在MJPEG实时流和MP4本地文件两种视频源模式下的视频采集、切换和故障恢复能力，测试结果如表5-1所示。</w:t>
       </w:r>
     </w:p>
     <w:tbl>
@@ -9918,21 +9378,12 @@
       </w:pPr>
       <w:r>
         <w:rPr>
-          <w:rFonts w:ascii="SimHei" w:hAnsi="SimHei" w:eastAsia="SimHei"/>
-          <w:b/>
+          <w:rFonts w:ascii="SimSun" w:hAnsi="SimSun" w:eastAsia="SimSun"/>
+          <w:b w:val="0"/>
           <w:sz w:val="24"/>
           <w:color w:val="000000"/>
         </w:rPr>
-        <w:t>三级报警触发与防抖测试</w:t>
-      </w:r>
-      <w:r>
-        <w:rPr>
-          <w:rFonts w:ascii="SimSun" w:hAnsi="SimSun" w:eastAsia="SimSun"/>
-          <w:b w:val="0"/>
-          <w:sz w:val="24"/>
-          <w:color w:val="000000"/>
-        </w:rPr>
-        <w:t>。测试报警系统在不同人数变化场景下的触发、升级、降级和防抖行为，测试结果如表5-2所示。</w:t>
+        <w:t>三级报警触发与防抖测试。测试报警系统在不同人数变化场景下的触发、升级、降级和防抖行为，测试结果如表5-2所示。</w:t>
       </w:r>
     </w:p>
     <w:tbl>
@@ -10575,21 +10026,12 @@
       </w:pPr>
       <w:r>
         <w:rPr>
-          <w:rFonts w:ascii="SimHei" w:hAnsi="SimHei" w:eastAsia="SimHei"/>
-          <w:b/>
+          <w:rFonts w:ascii="SimSun" w:hAnsi="SimSun" w:eastAsia="SimSun"/>
+          <w:b w:val="0"/>
           <w:sz w:val="24"/>
           <w:color w:val="000000"/>
         </w:rPr>
-        <w:t>联动决策四策略场景测试</w:t>
-      </w:r>
-      <w:r>
-        <w:rPr>
-          <w:rFonts w:ascii="SimSun" w:hAnsi="SimSun" w:eastAsia="SimSun"/>
-          <w:b w:val="0"/>
-          <w:sz w:val="24"/>
-          <w:color w:val="000000"/>
-        </w:rPr>
-        <w:t>。基于第3章设计的7个标准测试场景，对联动决策的正确性进行全面验证，测试结果如表5-3所示。</w:t>
+        <w:t>联动决策四策略场景测试。基于第3章设计的7个标准测试场景，对联动决策的正确性进行全面验证，测试结果如表5-3所示。</w:t>
       </w:r>
     </w:p>
     <w:tbl>
@@ -11922,21 +11364,12 @@
       </w:pPr>
       <w:r>
         <w:rPr>
-          <w:rFonts w:ascii="SimHei" w:hAnsi="SimHei" w:eastAsia="SimHei"/>
-          <w:b/>
+          <w:rFonts w:ascii="SimSun" w:hAnsi="SimSun" w:eastAsia="SimSun"/>
+          <w:b w:val="0"/>
           <w:sz w:val="24"/>
           <w:color w:val="000000"/>
         </w:rPr>
-        <w:t>硬件联动测试</w:t>
-      </w:r>
-      <w:r>
-        <w:rPr>
-          <w:rFonts w:ascii="SimSun" w:hAnsi="SimSun" w:eastAsia="SimSun"/>
-          <w:b w:val="0"/>
-          <w:sz w:val="24"/>
-          <w:color w:val="000000"/>
-        </w:rPr>
-        <w:t>。验证PC端报警决策→MQTT下发→ESP8266透传→STM32执行器的完整链路，测试结果如表5-4所示。</w:t>
+        <w:t>硬件联动测试。验证PC端报警决策→MQTT下发→ESP8266透传→STM32执行器的完整链路，测试结果如表5-4所示。</w:t>
       </w:r>
     </w:p>
     <w:tbl>
@@ -12539,21 +11972,12 @@
       </w:pPr>
       <w:r>
         <w:rPr>
-          <w:rFonts w:ascii="SimHei" w:hAnsi="SimHei" w:eastAsia="SimHei"/>
-          <w:b/>
+          <w:rFonts w:ascii="SimSun" w:hAnsi="SimSun" w:eastAsia="SimSun"/>
+          <w:b w:val="0"/>
           <w:sz w:val="24"/>
           <w:color w:val="000000"/>
         </w:rPr>
-        <w:t>前端仪表盘测试</w:t>
-      </w:r>
-      <w:r>
-        <w:rPr>
-          <w:rFonts w:ascii="SimSun" w:hAnsi="SimSun" w:eastAsia="SimSun"/>
-          <w:b w:val="0"/>
-          <w:sz w:val="24"/>
-          <w:color w:val="000000"/>
-        </w:rPr>
-        <w:t>。验证仪表盘的数据展示、交互操作和应急响应功能，测试结果如表5-5所示。</w:t>
+        <w:t>前端仪表盘测试。验证仪表盘的数据展示、交互操作和应急响应功能，测试结果如表5-5所示。</w:t>
       </w:r>
     </w:p>
     <w:tbl>
@@ -13352,21 +12776,12 @@
       </w:pPr>
       <w:r>
         <w:rPr>
-          <w:rFonts w:ascii="SimHei" w:hAnsi="SimHei" w:eastAsia="SimHei"/>
-          <w:b/>
+          <w:rFonts w:ascii="SimSun" w:hAnsi="SimSun" w:eastAsia="SimSun"/>
+          <w:b w:val="0"/>
           <w:sz w:val="24"/>
           <w:color w:val="000000"/>
         </w:rPr>
-        <w:t>视频帧率与YOLO推理速度</w:t>
-      </w:r>
-      <w:r>
-        <w:rPr>
-          <w:rFonts w:ascii="SimSun" w:hAnsi="SimSun" w:eastAsia="SimSun"/>
-          <w:b w:val="0"/>
-          <w:sz w:val="24"/>
-          <w:color w:val="000000"/>
-        </w:rPr>
-        <w:t>。测试条件：三通道同时运行MP4视频源，YOLOv8n模型，RTX 3060 GPU，320×240推理分辨率。每通道运行5分钟后取平均帧率和推理耗时，测试结果如表5-6所示。</w:t>
+        <w:t>视频帧率与YOLO推理速度。测试条件：三通道同时运行MP4视频源，YOLOv8n模型，RTX 3060 GPU，320×240推理分辨率。每通道运行5分钟后取平均帧率和推理耗时，测试结果如表5-6所示。</w:t>
       </w:r>
     </w:p>
     <w:tbl>
@@ -13812,7 +13227,7 @@
                 <w:sz w:val="18"/>
                 <w:color w:val="000000"/>
               </w:rPr>
-              <w:t>**合计**</w:t>
+              <w:t>合计</w:t>
             </w:r>
           </w:p>
         </w:tc>
@@ -13923,21 +13338,12 @@
       </w:pPr>
       <w:r>
         <w:rPr>
-          <w:rFonts w:ascii="SimHei" w:hAnsi="SimHei" w:eastAsia="SimHei"/>
-          <w:b/>
+          <w:rFonts w:ascii="SimSun" w:hAnsi="SimSun" w:eastAsia="SimSun"/>
+          <w:b w:val="0"/>
           <w:sz w:val="24"/>
           <w:color w:val="000000"/>
         </w:rPr>
-        <w:t>端到端延迟</w:t>
-      </w:r>
-      <w:r>
-        <w:rPr>
-          <w:rFonts w:ascii="SimSun" w:hAnsi="SimSun" w:eastAsia="SimSun"/>
-          <w:b w:val="0"/>
-          <w:sz w:val="24"/>
-          <w:color w:val="000000"/>
-        </w:rPr>
-        <w:t>。端到端延迟定义为"视频帧采集完成→YOLO推理完成→联动决策→MQTT消息抵达STM32→执行器动作开始"的总时间。在本地MQTT Broker（broker-cn.emqx.io延迟约50-80ms）条件下，各环节耗时分布如表5-7所示。</w:t>
+        <w:t>端到端延迟。端到端延迟定义为"视频帧采集完成→YOLO推理完成→联动决策→MQTT消息抵达STM32→执行器动作开始"的总时间。在本地MQTT Broker（broker-cn.emqx.io延迟约50-80ms）条件下，各环节耗时分布如表5-7所示。</w:t>
       </w:r>
     </w:p>
     <w:tbl>
@@ -14591,7 +13997,7 @@
                 <w:sz w:val="18"/>
                 <w:color w:val="000000"/>
               </w:rPr>
-              <w:t>**端到端总延迟（检测→GPIO）**</w:t>
+              <w:t>端到端总延迟（检测→GPIO）</w:t>
             </w:r>
           </w:p>
         </w:tc>
@@ -14611,7 +14017,7 @@
                 <w:sz w:val="18"/>
                 <w:color w:val="000000"/>
               </w:rPr>
-              <w:t>**80-120**</w:t>
+              <w:t>80-120</w:t>
             </w:r>
           </w:p>
         </w:tc>
@@ -14631,7 +14037,7 @@
                 <w:sz w:val="18"/>
                 <w:color w:val="000000"/>
               </w:rPr>
-              <w:t>**100%**</w:t>
+              <w:t>100%</w:t>
             </w:r>
           </w:p>
         </w:tc>
@@ -14662,21 +14068,12 @@
       </w:pPr>
       <w:r>
         <w:rPr>
-          <w:rFonts w:ascii="SimHei" w:hAnsi="SimHei" w:eastAsia="SimHei"/>
-          <w:b/>
+          <w:rFonts w:ascii="SimSun" w:hAnsi="SimSun" w:eastAsia="SimSun"/>
+          <w:b w:val="0"/>
           <w:sz w:val="24"/>
           <w:color w:val="000000"/>
         </w:rPr>
-        <w:t>MQTT消息可靠性测试</w:t>
-      </w:r>
-      <w:r>
-        <w:rPr>
-          <w:rFonts w:ascii="SimSun" w:hAnsi="SimSun" w:eastAsia="SimSun"/>
-          <w:b w:val="0"/>
-          <w:sz w:val="24"/>
-          <w:color w:val="000000"/>
-        </w:rPr>
-        <w:t>。测试MQTT通信在异常条件下的恢复能力，测试结果如表5-8所示。</w:t>
+        <w:t>MQTT消息可靠性测试。测试MQTT通信在异常条件下的恢复能力，测试结果如表5-8所示。</w:t>
       </w:r>
     </w:p>
     <w:tbl>
@@ -15351,21 +14748,12 @@
       </w:pPr>
       <w:r>
         <w:rPr>
-          <w:rFonts w:ascii="SimHei" w:hAnsi="SimHei" w:eastAsia="SimHei"/>
-          <w:b/>
+          <w:rFonts w:ascii="SimSun" w:hAnsi="SimSun" w:eastAsia="SimSun"/>
+          <w:b w:val="0"/>
           <w:sz w:val="24"/>
           <w:color w:val="000000"/>
         </w:rPr>
-        <w:t>功能完整性</w:t>
-      </w:r>
-      <w:r>
-        <w:rPr>
-          <w:rFonts w:ascii="SimSun" w:hAnsi="SimSun" w:eastAsia="SimSun"/>
-          <w:b w:val="0"/>
-          <w:sz w:val="24"/>
-          <w:color w:val="000000"/>
-        </w:rPr>
-        <w:t>。系统8大功能模块——视频采集与AI检测、人流监测与报警、人流引导算法、硬件控制、钉钉通知、Web仪表盘、API路由和通信协议——均通过了对应的功能测试用例。其中联动决策的7个标准场景（GS-01至GS-07）覆盖了四策略的全部切换路径（含火灾排除、暂停通道排除、饱和度排序），联动决策的正确性得到了充分验证。</w:t>
+        <w:t>功能完整性。系统8大功能模块——视频采集与AI检测、人流监测与报警、人流引导算法、硬件控制、钉钉通知、Web仪表盘、API路由和通信协议——均通过了对应的功能测试用例。其中联动决策的7个标准场景（GS-01至GS-07）覆盖了四策略的全部切换路径（含火灾排除、暂停通道排除、饱和度排序），联动决策的正确性得到了充分验证。</w:t>
       </w:r>
     </w:p>
     <w:p>
@@ -15376,21 +14764,12 @@
       </w:pPr>
       <w:r>
         <w:rPr>
-          <w:rFonts w:ascii="SimHei" w:hAnsi="SimHei" w:eastAsia="SimHei"/>
-          <w:b/>
+          <w:rFonts w:ascii="SimSun" w:hAnsi="SimSun" w:eastAsia="SimSun"/>
+          <w:b w:val="0"/>
           <w:sz w:val="24"/>
           <w:color w:val="000000"/>
         </w:rPr>
-        <w:t>性能指标达标</w:t>
-      </w:r>
-      <w:r>
-        <w:rPr>
-          <w:rFonts w:ascii="SimSun" w:hAnsi="SimSun" w:eastAsia="SimSun"/>
-          <w:b w:val="0"/>
-          <w:sz w:val="24"/>
-          <w:color w:val="000000"/>
-        </w:rPr>
-        <w:t>。三通道同时运行时检测帧率（A:18.5fps, B:17.8fps, C:17.2fps）均满足≥15fps的设计目标。端到端延迟（80-120ms）远低于 &lt;1秒的设计目标，余量约88%，实时响应能力充裕。GPU利用率峰值约75%，没碰到性能上限，后续扩展更多通道或更复杂模型都还有空间。</w:t>
+        <w:t>性能指标达标。三通道同时运行时检测帧率（A:18.5fps, B:17.8fps, C:17.2fps）均满足≥15fps的设计目标。端到端延迟（80-120ms）远低于 &lt;1秒的设计目标，余量约88%，实时响应能力充裕。GPU利用率峰值约75%，没碰到性能上限，后续扩展更多通道或更复杂模型都还有空间。</w:t>
       </w:r>
     </w:p>
     <w:p>
@@ -15401,21 +14780,12 @@
       </w:pPr>
       <w:r>
         <w:rPr>
-          <w:rFonts w:ascii="SimHei" w:hAnsi="SimHei" w:eastAsia="SimHei"/>
-          <w:b/>
+          <w:rFonts w:ascii="SimSun" w:hAnsi="SimSun" w:eastAsia="SimSun"/>
+          <w:b w:val="0"/>
           <w:sz w:val="24"/>
           <w:color w:val="000000"/>
         </w:rPr>
-        <w:t>与设计目标对比</w:t>
-      </w:r>
-      <w:r>
-        <w:rPr>
-          <w:rFonts w:ascii="SimSun" w:hAnsi="SimSun" w:eastAsia="SimSun"/>
-          <w:b w:val="0"/>
-          <w:sz w:val="24"/>
-          <w:color w:val="000000"/>
-        </w:rPr>
-        <w:t>。将测试结果与第3章3.1.1节提出的五项设计原则逐一对比：</w:t>
+        <w:t>与设计目标对比。将测试结果与第3章3.1.1节提出的五项设计原则逐一对比：</w:t>
       </w:r>
     </w:p>
     <w:tbl>

--- a/论文/正文.docx
+++ b/论文/正文.docx
@@ -6902,23 +6902,7 @@
           <w:sz w:val="28"/>
           <w:color w:val="000000"/>
         </w:rPr>
-        <w:t>4.1 系统实现</w:t>
-      </w:r>
-    </w:p>
-    <w:p>
-      <w:pPr>
-        <w:pStyle w:val="Heading3"/>
-        <w:spacing w:line="400" w:lineRule="exact" w:before="240" w:after="120"/>
-        <w:jc w:val="left"/>
-      </w:pPr>
-      <w:r>
-        <w:rPr>
-          <w:rFonts w:ascii="SimHei" w:hAnsi="SimHei" w:eastAsia="SimHei"/>
-          <w:b w:val="0"/>
-          <w:sz w:val="24"/>
-          <w:color w:val="000000"/>
-        </w:rPr>
-        <w:t>4.1.1 开发环境与工具</w:t>
+        <w:t>4.1 开发环境与工具</w:t>
       </w:r>
     </w:p>
     <w:p>
@@ -7689,6 +7673,22 @@
     </w:p>
     <w:p>
       <w:pPr>
+        <w:pStyle w:val="Heading2"/>
+        <w:spacing w:line="400" w:lineRule="exact" w:before="480" w:after="120"/>
+        <w:jc w:val="left"/>
+      </w:pPr>
+      <w:r>
+        <w:rPr>
+          <w:rFonts w:ascii="SimHei" w:hAnsi="SimHei" w:eastAsia="SimHei"/>
+          <w:b w:val="0"/>
+          <w:sz w:val="28"/>
+          <w:color w:val="000000"/>
+        </w:rPr>
+        <w:t>4.2 核心模块实现</w:t>
+      </w:r>
+    </w:p>
+    <w:p>
+      <w:pPr>
         <w:pStyle w:val="Heading3"/>
         <w:spacing w:line="400" w:lineRule="exact" w:before="240" w:after="120"/>
         <w:jc w:val="left"/>
@@ -7700,7 +7700,7 @@
           <w:sz w:val="24"/>
           <w:color w:val="000000"/>
         </w:rPr>
-        <w:t>4.1.2 核心模块实现</w:t>
+        <w:t>4.2.1 检测引擎模块</w:t>
       </w:r>
     </w:p>
     <w:p>
@@ -7716,7 +7716,7 @@
           <w:sz w:val="24"/>
           <w:color w:val="000000"/>
         </w:rPr>
-        <w:t>#### 1. 检测引擎模块</w:t>
+        <w:t>检测引擎是系统最核心的模块，负责多通道并行检测、双视频源管理、YOLO推理调度以及报警防抖和联动决策触发。</w:t>
       </w:r>
     </w:p>
     <w:p>
@@ -7732,7 +7732,7 @@
           <w:sz w:val="24"/>
           <w:color w:val="000000"/>
         </w:rPr>
-        <w:t>检测引擎是系统最核心的模块，负责多通道并行检测、双视频源管理、YOLO推理调度以及报警防抖和联动决策触发。</w:t>
+        <w:t>YOLOv8n模型结构。YOLOv8的网络结构由三个核心部分组成[1]：Backbone采用CSPDarknet架构，通过跨阶段部分连接（CSP）策略减少计算量并改善梯度流动，nano版本的深度和宽度缩放因子分别为0.33和0.25；Neck采用FPN（特征金字塔网络）+PAN（路径聚合网络）组合结构，FPN自上而下传递深层语义特征，PAN自下而上传递浅层位置信息，两者结合使网络能同时获取丰富的语义和精确的位置信息；Head采用解耦检测头（Decoupled Head），将分类和定位任务分配到独立分支处理，减少任务间特征冲突。此外，YOLOv8摒弃了传统的Anchor-based设计，采用Anchor-free检测方式直接预测目标中心点偏移量和边界框宽高。系统使用COCO预训练权重直接推理，仅统计person类别的检测框并过滤低置信度结果，以此作为有效行人计数。</w:t>
       </w:r>
     </w:p>
     <w:p>
@@ -7748,7 +7748,7 @@
           <w:sz w:val="24"/>
           <w:color w:val="000000"/>
         </w:rPr>
-        <w:t>YOLOv8n模型结构。YOLOv8的网络结构由三个核心部分组成[1]：Backbone采用CSPDarknet架构，通过跨阶段部分连接（CSP）策略减少计算量并改善梯度流动，nano版本的深度和宽度缩放因子分别为0.33和0.25；Neck采用FPN（特征金字塔网络）+PAN（路径聚合网络）组合结构，FPN自上而下传递深层语义特征，PAN自下而上传递浅层位置信息，两者结合使网络能同时获取丰富的语义和精确的位置信息；Head采用解耦检测头（Decoupled Head），将分类和定位任务分配到独立分支处理，减少任务间特征冲突。此外，YOLOv8摒弃了传统的Anchor-based设计，采用Anchor-free检测方式直接预测目标中心点偏移量和边界框宽高。系统使用COCO预训练权重直接推理，仅统计person类别的检测框并过滤低置信度结果，以此作为有效行人计数。</w:t>
+        <w:t>多线程检测流水线。每个监测通道分配一个独立的检测线程，线程入口以固定频率上限循环执行。循环体依次完成以下步骤：检查通道是否活跃（处于暂停状态的通道进入休眠等待）、检测视频源配置是否发生变更并在变更时完成新旧源的切换、从当前视频源读取一帧图像、将图像缩放到模型输入尺寸后提交YOLO推理、根据推理结果统计画面中的行人数量、执行报警防抖判定、在原始帧上绘制检测标注框、将检测结果写入共享状态存储区、按固定周期写入检测记录数据库、按固定周期触发联动决策。</w:t>
       </w:r>
     </w:p>
     <w:p>
@@ -7764,7 +7764,7 @@
           <w:sz w:val="24"/>
           <w:color w:val="000000"/>
         </w:rPr>
-        <w:t>多线程检测流水线。每个监测通道分配一个独立的检测线程，线程入口以固定频率上限循环执行。循环体依次完成以下步骤：检查通道是否活跃（处于暂停状态的通道进入休眠等待）、检测视频源配置是否发生变更并在变更时完成新旧源的切换、从当前视频源读取一帧图像、将图像缩放到模型输入尺寸后提交YOLO推理、根据推理结果统计画面中的行人数量、执行报警防抖判定、在原始帧上绘制检测标注框、将检测结果写入共享状态存储区、按固定周期写入检测记录数据库、按固定周期触发联动决策。</w:t>
+        <w:t>检测线程内部有两个关键的时间间隔参数：一是检测周期上限，与摄像头最高帧率匹配以避免无效的空帧读取；二是联动决策触发间隔，在响应实时性与锁竞争、消息量之间折中——过短会增加状态锁的竞争和MQTT消息量，过长则影响决策响应的及时性。</w:t>
       </w:r>
     </w:p>
     <w:p>
@@ -7780,7 +7780,7 @@
           <w:sz w:val="24"/>
           <w:color w:val="000000"/>
         </w:rPr>
-        <w:t>检测线程内部有两个关键的时间间隔参数：一是检测周期上限，与摄像头最高帧率匹配以避免无效的空帧读取；二是联动决策触发间隔，在响应实时性与锁竞争、消息量之间折中——过短会增加状态锁的竞争和MQTT消息量，过长则影响决策响应的及时性。</w:t>
+        <w:t>MJPEG流解析。对于网络摄像头的MJPEG视频流，采用基于HTTP持久连接的帧解析方案。与常见的每次请求获取单帧图像的方式不同，持久连接方案建立一次HTTP连接后持续从响应流中读取字节数据，在字节流中搜索JPEG图像的起始标记和结束标记来定位帧边界，提取出完整的一帧JPEG数据后解码为图像矩阵。连接以视频源URL和线程标识的组合作为键进行缓存，实现每线程独立的连接管理。解析过程中设置字节缓冲区的上限阈值，超出时截断保留尾部数据，防止因网络抖动导致内存无限增长。</w:t>
       </w:r>
     </w:p>
     <w:p>
@@ -7796,7 +7796,7 @@
           <w:sz w:val="24"/>
           <w:color w:val="000000"/>
         </w:rPr>
-        <w:t>MJPEG流解析。对于网络摄像头的MJPEG视频流，采用基于HTTP持久连接的帧解析方案。与常见的每次请求获取单帧图像的方式不同，持久连接方案建立一次HTTP连接后持续从响应流中读取字节数据，在字节流中搜索JPEG图像的起始标记和结束标记来定位帧边界，提取出完整的一帧JPEG数据后解码为图像矩阵。连接以视频源URL和线程标识的组合作为键进行缓存，实现每线程独立的连接管理。解析过程中设置字节缓冲区的上限阈值，超出时截断保留尾部数据，防止因网络抖动导致内存无限增长。</w:t>
+        <w:t>双视频源统一接入。为使检测主循环不感知底层视频源的具体类型，设计了一个统一的帧读取接口：根据视频源描述对象的类型判断当前配置是MJPEG网络流还是MP4本地文件，分别调用对应的读取逻辑。对于MP4文件，使用OpenCV的视频捕获接口逐帧读取；当读到文件末尾时，不采用"释放后重新打开"的方案（这会导致解码器重初始化，引入数百毫秒的恢复延迟），而是通过帧指针回退到文件开头的seek方式实现循环播放。若seek失败（如文件在运行中被删除），则回退到释放后重新打开的保底逻辑。</w:t>
       </w:r>
     </w:p>
     <w:p>
@@ -7812,7 +7812,23 @@
           <w:sz w:val="24"/>
           <w:color w:val="000000"/>
         </w:rPr>
-        <w:t>双视频源统一接入。为使检测主循环不感知底层视频源的具体类型，设计了一个统一的帧读取接口：根据视频源描述对象的类型判断当前配置是MJPEG网络流还是MP4本地文件，分别调用对应的读取逻辑。对于MP4文件，使用OpenCV的视频捕获接口逐帧读取；当读到文件末尾时，不采用"释放后重新打开"的方案（这会导致解码器重初始化，引入数百毫秒的恢复延迟），而是通过帧指针回退到文件开头的seek方式实现循环播放。若seek失败（如文件在运行中被删除），则回退到释放后重新打开的保底逻辑。</w:t>
+        <w:t>GPU资源调度。三个检测线程共享一块GPU，如果它们同时提交推理请求，会导致排队等待和帧率波动。解决方案是在各线程启动时错开它们的首次推理时机——三个通道分别在间隔相位启动（例如将检测周期均匀切分为三份，每个通道占据一个相位窗口）。这样各线程的推理请求在时间轴上均匀分布而非集中对齐，GPU负载峰值被摊平，三通道的帧率保持接近。</w:t>
+      </w:r>
+    </w:p>
+    <w:p>
+      <w:pPr>
+        <w:pStyle w:val="Heading3"/>
+        <w:spacing w:line="400" w:lineRule="exact" w:before="240" w:after="120"/>
+        <w:jc w:val="left"/>
+      </w:pPr>
+      <w:r>
+        <w:rPr>
+          <w:rFonts w:ascii="SimHei" w:hAnsi="SimHei" w:eastAsia="SimHei"/>
+          <w:b w:val="0"/>
+          <w:sz w:val="24"/>
+          <w:color w:val="000000"/>
+        </w:rPr>
+        <w:t>4.2.2 联动决策模块</w:t>
       </w:r>
     </w:p>
     <w:p>
@@ -7828,7 +7844,7 @@
           <w:sz w:val="24"/>
           <w:color w:val="000000"/>
         </w:rPr>
-        <w:t>GPU资源调度。三个检测线程共享一块GPU，如果它们同时提交推理请求，会导致排队等待和帧率波动。解决方案是在各线程启动时错开它们的首次推理时机——三个通道分别在间隔相位启动（例如将检测周期均匀切分为三份，每个通道占据一个相位窗口）。这样各线程的推理请求在时间轴上均匀分布而非集中对齐，GPU负载峰值被摊平，三通道的帧率保持接近。</w:t>
+        <w:t>联动决策模块是中央决策引擎，负责在互斥保护下汇总各通道状态、判定全局策略并生成面向每台硬件设备的控制指令。整个决策过程分为四个阶段。</w:t>
       </w:r>
     </w:p>
     <w:p>
@@ -7844,7 +7860,7 @@
           <w:sz w:val="24"/>
           <w:color w:val="000000"/>
         </w:rPr>
-        <w:t>#### 2. 联动决策模块</w:t>
+        <w:t>第一阶段：状态快照。在各通道各自的锁保护下读取当前人数、报警等级、火灾状态、活跃状态和阈值参数，汇集为一个一致的快照结构。对于处于暂停状态的通道，人数和报警等级强制归零。同时读取设备绑定关系和各设备的在线状态。需要注意的一点是物理火焰传感器状态的优先性：若某设备在线且其火焰状态为触发，则将对应绑定通道的火灾标记强制置为真——这意味着物理传感器的火焰信号会覆盖软件层面的模拟火灾状态，确保物理信号的权威性不被软件逻辑覆盖。</w:t>
       </w:r>
     </w:p>
     <w:p>
@@ -7860,7 +7876,7 @@
           <w:sz w:val="24"/>
           <w:color w:val="000000"/>
         </w:rPr>
-        <w:t>联动决策模块是中央决策引擎，负责在互斥保护下汇总各通道状态、判定全局策略并生成面向每台硬件设备的控制指令。整个决策过程分为四个阶段。</w:t>
+        <w:t>第二阶段：四策略判定。按以下优先级顺序进行全局策略判定：（1）若无任何活跃监测通道，判定为自由通行，提示无活跃通道；（2）统计当前无火灾的"安全通道"列表，若安全通道数为零（所有通道均火灾），判定为紧急疏散；（3）计算所有安全通道的饱和度——定义为当前人数与黄色预警阈值的比值，反映通道相对于自身容量的拥挤程度；（4）若所有安全通道的报警等级均为正常且饱和度低于接近饱和的判定比例，判定为自由通行，无需引导；（5）若存在拥挤通道但也有畅通的安全通道（报警等级正常且饱和度未达接近饱和线），判定为引导模式，将畅通通道按饱和度从低到高排序生成推荐出口列表；（6）若以上条件均不满足（所有安全通道均接近或超过容量上限），判定为降级模式，将所有安全通道按饱和度升序列出，建议分批通行。</w:t>
       </w:r>
     </w:p>
     <w:p>
@@ -7876,7 +7892,7 @@
           <w:sz w:val="24"/>
           <w:color w:val="000000"/>
         </w:rPr>
-        <w:t>第一阶段：状态快照。在各通道各自的锁保护下读取当前人数、报警等级、火灾状态、活跃状态和阈值参数，汇集为一个一致的快照结构。对于处于暂停状态的通道，人数和报警等级强制归零。同时读取设备绑定关系和各设备的在线状态。需要注意的一点是物理火焰传感器状态的优先性：若某设备在线且其火焰状态为触发，则将对应绑定通道的火灾标记强制置为真——这意味着物理传感器的火焰信号会覆盖软件层面的模拟火灾状态，确保物理信号的权威性不被软件逻辑覆盖。</w:t>
+        <w:t>第三阶段：每设备指令生成。遍历所有当前在线且已完成通道绑定的执行设备，根据每个设备所绑定通道的报警等级和火灾状态生成差异化控制指令。指令包含三个字段：灯光等级（正常/预警/报警三级）、蜂鸣器开关、舵机开关。其中灯光等级的确定规则为：若绑定通道处于火灾状态或存在手动报警信号，直接输出最高报警等级；否则使用该通道当前的检测报警等级。蜂鸣器在灯光等级不低于1级时开启，舵机在灯光等级达到2级时开启。</w:t>
       </w:r>
     </w:p>
     <w:p>
@@ -7892,7 +7908,23 @@
           <w:sz w:val="24"/>
           <w:color w:val="000000"/>
         </w:rPr>
-        <w:t>第二阶段：四策略判定。按以下优先级顺序进行全局策略判定：（1）若无任何活跃监测通道，判定为自由通行，提示无活跃通道；（2）统计当前无火灾的"安全通道"列表，若安全通道数为零（所有通道均火灾），判定为紧急疏散；（3）计算所有安全通道的饱和度——定义为当前人数与黄色预警阈值的比值，反映通道相对于自身容量的拥挤程度；（4）若所有安全通道的报警等级均为正常且饱和度低于接近饱和的判定比例，判定为自由通行，无需引导；（5）若存在拥挤通道但也有畅通的安全通道（报警等级正常且饱和度未达接近饱和线），判定为引导模式，将畅通通道按饱和度从低到高排序生成推荐出口列表；（6）若以上条件均不满足（所有安全通道均接近或超过容量上限），判定为降级模式，将所有安全通道按饱和度升序列出，建议分批通行。</w:t>
+        <w:t>第四阶段：I/O输出。所有MQTT消息的发送操作在锁临界区外执行，避免网络I/O阻塞检测线程。状态广播消息在内容发生变化且距上次发送超过最小间隔时才发送至所有在线设备；每设备的控制指令同理采用内容变化检测加最小发送间隔的节流策略。节流的时间比较和发送操作在锁外进行，锁内仅更新上次发送时间和内容记录。</w:t>
+      </w:r>
+    </w:p>
+    <w:p>
+      <w:pPr>
+        <w:pStyle w:val="Heading3"/>
+        <w:spacing w:line="400" w:lineRule="exact" w:before="240" w:after="120"/>
+        <w:jc w:val="left"/>
+      </w:pPr>
+      <w:r>
+        <w:rPr>
+          <w:rFonts w:ascii="SimHei" w:hAnsi="SimHei" w:eastAsia="SimHei"/>
+          <w:b w:val="0"/>
+          <w:sz w:val="24"/>
+          <w:color w:val="000000"/>
+        </w:rPr>
+        <w:t>4.2.3 MQTT通信模块</w:t>
       </w:r>
     </w:p>
     <w:p>
@@ -7908,7 +7940,7 @@
           <w:sz w:val="24"/>
           <w:color w:val="000000"/>
         </w:rPr>
-        <w:t>第三阶段：每设备指令生成。遍历所有当前在线且已完成通道绑定的执行设备，根据每个设备所绑定通道的报警等级和火灾状态生成差异化控制指令。指令包含三个字段：灯光等级（正常/预警/报警三级）、蜂鸣器开关、舵机开关。其中灯光等级的确定规则为：若绑定通道处于火灾状态或存在手动报警信号，直接输出最高报警等级；否则使用该通道当前的检测报警等级。蜂鸣器在灯光等级不低于1级时开启，舵机在灯光等级达到2级时开启。</w:t>
+        <w:t>通信模块基于paho-mqtt库实现MQTT客户端管理、多设备状态跟踪和消息收发。</w:t>
       </w:r>
     </w:p>
     <w:p>
@@ -7924,7 +7956,7 @@
           <w:sz w:val="24"/>
           <w:color w:val="000000"/>
         </w:rPr>
-        <w:t>第四阶段：I/O输出。所有MQTT消息的发送操作在锁临界区外执行，避免网络I/O阻塞检测线程。状态广播消息在内容发生变化且距上次发送超过最小间隔时才发送至所有在线设备；每设备的控制指令同理采用内容变化检测加最小发送间隔的节流策略。节流的时间比较和发送操作在锁外进行，锁内仅更新上次发送时间和内容记录。</w:t>
+        <w:t>通配符订阅与设备自动发现。MQTT连接成功后，客户端向Broker订阅带有单级通配符的Topic模式，通配符匹配任意设备标识符。这样一来，无论有多少台执行设备、设备标识符是什么，只要它们按照约定的Topic层级发布消息，服务端就能自动感知到新设备的加入，无需预先配置设备清单或重启服务。</w:t>
       </w:r>
     </w:p>
     <w:p>
@@ -7940,7 +7972,7 @@
           <w:sz w:val="24"/>
           <w:color w:val="000000"/>
         </w:rPr>
-        <w:t>#### 3. MQTT通信模块</w:t>
+        <w:t>消息回调与设备状态管理。当收到来自任意设备的MQTT消息时，回调函数从消息的Topic中按层级分隔提取设备标识符和消息字段类型，然后在设备状态字典中为该设备创建或更新对应条目。设备首次出现时自动创建条目（即自动发现），之后根据消息字段类型更新对应的状态属性——状态字段更新设备的在线/离线状态，火焰字段解析火焰传感器的触发状态。消息处理完成后刷新向后兼容的聚合属性（是否有STM32设备在线、是否有火焰传感器触发），这些聚合属性被联动决策模块以引用方式读取，确保拿到的是最新值而非导入时的快照。</w:t>
       </w:r>
     </w:p>
     <w:p>
@@ -7956,7 +7988,23 @@
           <w:sz w:val="24"/>
           <w:color w:val="000000"/>
         </w:rPr>
-        <w:t>通信模块基于paho-mqtt库实现MQTT客户端管理、多设备状态跟踪和消息收发。</w:t>
+        <w:t>每设备定向发送。向指定设备下发控制指令时，消息通过"前缀/设备标识符/指令类型"的三级Topic发布，采用至少一次送达的服务质量等级确保可靠性，消息以换行符结尾便于接收端按行解析。广播接口则遍历所有在线设备，分别调用定向发送。</w:t>
+      </w:r>
+    </w:p>
+    <w:p>
+      <w:pPr>
+        <w:pStyle w:val="Heading3"/>
+        <w:spacing w:line="400" w:lineRule="exact" w:before="240" w:after="120"/>
+        <w:jc w:val="left"/>
+      </w:pPr>
+      <w:r>
+        <w:rPr>
+          <w:rFonts w:ascii="SimHei" w:hAnsi="SimHei" w:eastAsia="SimHei"/>
+          <w:b w:val="0"/>
+          <w:sz w:val="24"/>
+          <w:color w:val="000000"/>
+        </w:rPr>
+        <w:t>4.2.4 钉钉推送模块</w:t>
       </w:r>
     </w:p>
     <w:p>
@@ -7972,7 +8020,7 @@
           <w:sz w:val="24"/>
           <w:color w:val="000000"/>
         </w:rPr>
-        <w:t>通配符订阅与设备自动发现。MQTT连接成功后，客户端向Broker订阅带有单级通配符的Topic模式，通配符匹配任意设备标识符。这样一来，无论有多少台执行设备、设备标识符是什么，只要它们按照约定的Topic层级发布消息，服务端就能自动感知到新设备的加入，无需预先配置设备清单或重启服务。</w:t>
+        <w:t>推送模块实现了报警通知、恢复通知和分级冷却机制。</w:t>
       </w:r>
     </w:p>
     <w:p>
@@ -7988,7 +8036,7 @@
           <w:sz w:val="24"/>
           <w:color w:val="000000"/>
         </w:rPr>
-        <w:t>消息回调与设备状态管理。当收到来自任意设备的MQTT消息时，回调函数从消息的Topic中按层级分隔提取设备标识符和消息字段类型，然后在设备状态字典中为该设备创建或更新对应条目。设备首次出现时自动创建条目（即自动发现），之后根据消息字段类型更新对应的状态属性——状态字段更新设备的在线/离线状态，火焰字段解析火焰传感器的触发状态。消息处理完成后刷新向后兼容的聚合属性（是否有STM32设备在线、是否有火焰传感器触发），这些聚合属性被联动决策模块以引用方式读取，确保拿到的是最新值而非导入时的快照。</w:t>
+        <w:t>markdown消息内容设计。报警触发时构建结构化的通知消息，按四个层次组织内容：首先是标题行，根据报警类型（火灾/红色报警/黄色预警）使用不同的警示标识，附带通道名称和当前人数；其次是引导行，根据联动决策的策略类型生成差异化文案——紧急疏散时警告所有通道不安全并要求立即组织撤离，降级模式时提示各通道接近容量上限建议分批通行并列出推荐出口，引导模式时按饱和度排序推荐畅通出口，自由通行时不输出引导行；然后是各通道状态概览，以警示标识加通道名称、人数和饱和度百分比的形式逐行列出，当前报警通道标注位置提示；最后是消防提示，对火灾通道特别标注禁止进入。</w:t>
       </w:r>
     </w:p>
     <w:p>
@@ -8004,7 +8052,7 @@
           <w:sz w:val="24"/>
           <w:color w:val="000000"/>
         </w:rPr>
-        <w:t>每设备定向发送。向指定设备下发控制指令时，消息通过"前缀/设备标识符/指令类型"的三级Topic发布，采用至少一次送达的服务质量等级确保可靠性，消息以换行符结尾便于接收端按行解析。广播接口则遍历所有在线设备，分别调用定向发送。</w:t>
+        <w:t>分级冷却机制。为避免短时间内重复报警造成消息轰炸，发送频率按报警严重程度分级控制：火灾消息始终即时发送，不受冷却限制；报警等级从低到高升级时，同样穿透冷却立即发送（确保管理人员不会错过事态恶化的信号）；同级或降级的常规报警受冷却间隔限制，红色级别的冷却间隔短于黄色级别。冷却计时器以通道为粒度独立维护，不同通道的报警通知互不干扰。</w:t>
       </w:r>
     </w:p>
     <w:p>
@@ -8020,7 +8068,23 @@
           <w:sz w:val="24"/>
           <w:color w:val="000000"/>
         </w:rPr>
-        <w:t>#### 4. 钉钉推送模块</w:t>
+        <w:t>解除通知在报警恢复时发送，内容包含该次报警期间的峰值人数、持续时长以及当前仍在报警的其他通道提示。每通道的解除通知有独立的冷却间隔，避免频繁发送。当所有通道均恢复正常时，额外输出"所有通道恢复正常通行"的确认信息。</w:t>
+      </w:r>
+    </w:p>
+    <w:p>
+      <w:pPr>
+        <w:pStyle w:val="Heading3"/>
+        <w:spacing w:line="400" w:lineRule="exact" w:before="240" w:after="120"/>
+        <w:jc w:val="left"/>
+      </w:pPr>
+      <w:r>
+        <w:rPr>
+          <w:rFonts w:ascii="SimHei" w:hAnsi="SimHei" w:eastAsia="SimHei"/>
+          <w:b w:val="0"/>
+          <w:sz w:val="24"/>
+          <w:color w:val="000000"/>
+        </w:rPr>
+        <w:t>4.2.5 STM32主控固件</w:t>
       </w:r>
     </w:p>
     <w:p>
@@ -8036,7 +8100,7 @@
           <w:sz w:val="24"/>
           <w:color w:val="000000"/>
         </w:rPr>
-        <w:t>推送模块实现了报警通知、恢复通知和分级冷却机制。</w:t>
+        <w:t>STM32固件运行在STM32F103ZET6开发板上，基于HAL库和CMSIS编写，主要实现了非阻塞舵机控制、火焰传感器防抖采集和UART指令解析三个功能模块。</w:t>
       </w:r>
     </w:p>
     <w:p>
@@ -8052,7 +8116,7 @@
           <w:sz w:val="24"/>
           <w:color w:val="000000"/>
         </w:rPr>
-        <w:t>markdown消息内容设计。报警触发时构建结构化的通知消息，按四个层次组织内容：首先是标题行，根据报警类型（火灾/红色报警/黄色预警）使用不同的警示标识，附带通道名称和当前人数；其次是引导行，根据联动决策的策略类型生成差异化文案——紧急疏散时警告所有通道不安全并要求立即组织撤离，降级模式时提示各通道接近容量上限建议分批通行并列出推荐出口，引导模式时按饱和度排序推荐畅通出口，自由通行时不输出引导行；然后是各通道状态概览，以警示标识加通道名称、人数和饱和度百分比的形式逐行列出，当前报警通道标注位置提示；最后是消防提示，对火灾通道特别标注禁止进入。</w:t>
+        <w:t>非阻塞舵机状态机。舵机闸门的开关动作需要持续一定时间（一秒以上），如果在此期间用简单的延时等待，单片机将无法响应传感器轮询和UART数据接收。因此舵机控制采用基于时间状态机的非阻塞方案：收到动作指令后，记录动作起始时刻并设置舵机进入运行状态，然后即刻返回主循环；主循环的每一轮迭代中检查当前时间与动作起始时刻的差值是否已达到预设的动作时长，到达后自动将舵机信号复位至停止状态并将运行标记清零。动作期间的等待完全通过主循环的反复检查来实现，不占用阻塞延时，确保了舵机在运转时火焰传感器仍能被正常轮询、UART数据仍能被正常接收。</w:t>
       </w:r>
     </w:p>
     <w:p>
@@ -8068,7 +8132,7 @@
           <w:sz w:val="24"/>
           <w:color w:val="000000"/>
         </w:rPr>
-        <w:t>分级冷却机制。为避免短时间内重复报警造成消息轰炸，发送频率按报警严重程度分级控制：火灾消息始终即时发送，不受冷却限制；报警等级从低到高升级时，同样穿透冷却立即发送（确保管理人员不会错过事态恶化的信号）；同级或降级的常规报警受冷却间隔限制，红色级别的冷却间隔短于黄色级别。冷却计时器以通道为粒度独立维护，不同通道的报警通知互不干扰。</w:t>
+        <w:t>火焰传感器防抖采集。火焰传感器以固定间隔被轮询读取引脚电平。为避免瞬时电磁干扰或偶然触碰导致的误报，采用多次连续一致确认的策略：只有当连续若干次读取到触发电平时，才确认火警有效并立即驱动所有输出进入最高报警状态，同时通过串口上传火焰触发消息；同理，解除火警也需要连续多次读到正常电平后才确认。这种防抖设计使火焰探测的单次干扰不会触发误报，同时响应延迟被控制在数百毫秒级别（检测周期乘以确认次数），远小于1秒的实时性要求。</w:t>
       </w:r>
     </w:p>
     <w:p>
@@ -8084,7 +8148,7 @@
           <w:sz w:val="24"/>
           <w:color w:val="000000"/>
         </w:rPr>
-        <w:t>解除通知在报警恢复时发送，内容包含该次报警期间的峰值人数、持续时长以及当前仍在报警的其他通道提示。每通道的解除通知有独立的冷却间隔，避免频繁发送。当所有通道均恢复正常时，额外输出"所有通道恢复正常通行"的确认信息。</w:t>
+        <w:t>火焰报警一旦确认，其输出状态具有最高优先级——MQTT下发的常规控制指令不会覆盖火焰触发的全输出状态，确保紧急情况下本地应急响应的权威性。</w:t>
       </w:r>
     </w:p>
     <w:p>
@@ -8100,7 +8164,23 @@
           <w:sz w:val="24"/>
           <w:color w:val="000000"/>
         </w:rPr>
-        <w:t>#### 5. STM32主控固件</w:t>
+        <w:t>UART指令解析。STM32通过一个USART串口与ESP8266通信。接收端采用逐字节超时轮询的方式读取数据，以换行符作为帧边界标记，忽略回车符。当接收到完整的一行数据后，按约定的键值对格式解析出灯光等级、蜂鸣器开关和舵机开关三个控制字段。解析成功后，仅在无火焰报警的前提下更新输出状态和舵机动作，保证火焰信号的最高优先级不被远程指令覆盖。</w:t>
+      </w:r>
+    </w:p>
+    <w:p>
+      <w:pPr>
+        <w:pStyle w:val="Heading3"/>
+        <w:spacing w:line="400" w:lineRule="exact" w:before="240" w:after="120"/>
+        <w:jc w:val="left"/>
+      </w:pPr>
+      <w:r>
+        <w:rPr>
+          <w:rFonts w:ascii="SimHei" w:hAnsi="SimHei" w:eastAsia="SimHei"/>
+          <w:b w:val="0"/>
+          <w:sz w:val="24"/>
+          <w:color w:val="000000"/>
+        </w:rPr>
+        <w:t>4.2.6 ESP8266 MQTT透传固件</w:t>
       </w:r>
     </w:p>
     <w:p>
@@ -8116,7 +8196,7 @@
           <w:sz w:val="24"/>
           <w:color w:val="000000"/>
         </w:rPr>
-        <w:t>STM32固件运行在STM32F103ZET6开发板上，基于HAL库和CMSIS编写，主要实现了非阻塞舵机控制、火焰传感器防抖采集和UART指令解析三个功能模块。</w:t>
+        <w:t>ESP8266固件实现了"MQTT到UART双向透明桥接"功能，使STM32和PC服务端之间的通信对双方来说如同直接连接。</w:t>
       </w:r>
     </w:p>
     <w:p>
@@ -8132,7 +8212,7 @@
           <w:sz w:val="24"/>
           <w:color w:val="000000"/>
         </w:rPr>
-        <w:t>非阻塞舵机状态机。舵机闸门的开关动作需要持续一定时间（一秒以上），如果在此期间用简单的延时等待，单片机将无法响应传感器轮询和UART数据接收。因此舵机控制采用基于时间状态机的非阻塞方案：收到动作指令后，记录动作起始时刻并设置舵机进入运行状态，然后即刻返回主循环；主循环的每一轮迭代中检查当前时间与动作起始时刻的差值是否已达到预设的动作时长，到达后自动将舵机信号复位至停止状态并将运行标记清零。动作期间的等待完全通过主循环的反复检查来实现，不占用阻塞延时，确保了舵机在运转时火焰传感器仍能被正常轮询、UART数据仍能被正常接收。</w:t>
+        <w:t>遗嘱消息机制。MQTT协议内置的遗嘱消息（Last Will Testament）机制是本系统实现设备离线自动感知的关键。ESP8266在连接Broker时预先声明一条遗嘱消息——指定遗嘱Topic、遗嘱内容和保留标志。当ESP8266因网络中断或断电等异常原因断线时，Broker自动将该遗嘱消息发布到指定Topic，服务端收到后即可标记设备离线。保留标志确保即使服务端在设备断线的瞬间未在线，重连后仍能收到Broker保留的最后一条遗嘱消息。设备正常上线后，主动发布一条上线消息覆盖此前的遗嘱，完成在线状态的闭环管理。</w:t>
       </w:r>
     </w:p>
     <w:p>
@@ -8148,7 +8228,7 @@
           <w:sz w:val="24"/>
           <w:color w:val="000000"/>
         </w:rPr>
-        <w:t>火焰传感器防抖采集。火焰传感器以固定间隔被轮询读取引脚电平。为避免瞬时电磁干扰或偶然触碰导致的误报，采用多次连续一致确认的策略：只有当连续若干次读取到触发电平时，才确认火警有效并立即驱动所有输出进入最高报警状态，同时通过串口上传火焰触发消息；同理，解除火警也需要连续多次读到正常电平后才确认。这种防抖设计使火焰探测的单次干扰不会触发误报，同时响应延迟被控制在数百毫秒级别（检测周期乘以确认次数），远小于1秒的实时性要求。</w:t>
+        <w:t>双向串口透传。下行方向（PC到STM32）：MQTT消息回调函数在收到订阅Topic的消息后，将消息载荷原样写入串口发送缓冲区，由ESP8266的UART发送至STM32。上行方向（STM32到PC）：在主循环中持续检测串口接收缓冲区是否有数据到达，有则按行读取完整的一帧数据，去除首尾空白后通过MQTT发布到对应的上行Topic。这一设计的核心价值在于透明性——STM32端像在使用有线串口直接与PC通信，PC端像在直接与MQTT设备通信，ESP8266的存在对双方完全不可见。</w:t>
       </w:r>
     </w:p>
     <w:p>
@@ -8164,7 +8244,23 @@
           <w:sz w:val="24"/>
           <w:color w:val="000000"/>
         </w:rPr>
-        <w:t>火焰报警一旦确认，其输出状态具有最高优先级——MQTT下发的常规控制指令不会覆盖火焰触发的全输出状态，确保紧急情况下本地应急响应的权威性。</w:t>
+        <w:t>LED状态指示。利用ESP-01模组内置LED实现三级物理状态指示：常亮表示上电或正在等待WiFi连接；中速闪烁表示WiFi已连接但MQTT服务器尚未连上；快速闪烁表示MQTT通信正常。收到MQTT消息时LED短暂闪一下，作为数据收发活动的物理指示灯，方便现场调试。</w:t>
+      </w:r>
+    </w:p>
+    <w:p>
+      <w:pPr>
+        <w:pStyle w:val="Heading3"/>
+        <w:spacing w:line="400" w:lineRule="exact" w:before="240" w:after="120"/>
+        <w:jc w:val="left"/>
+      </w:pPr>
+      <w:r>
+        <w:rPr>
+          <w:rFonts w:ascii="SimHei" w:hAnsi="SimHei" w:eastAsia="SimHei"/>
+          <w:b w:val="0"/>
+          <w:sz w:val="24"/>
+          <w:color w:val="000000"/>
+        </w:rPr>
+        <w:t>4.2.7 ESP32-CAM 固件</w:t>
       </w:r>
     </w:p>
     <w:p>
@@ -8180,7 +8276,7 @@
           <w:sz w:val="24"/>
           <w:color w:val="000000"/>
         </w:rPr>
-        <w:t>UART指令解析。STM32通过一个USART串口与ESP8266通信。接收端采用逐字节超时轮询的方式读取数据，以换行符作为帧边界标记，忽略回车符。当接收到完整的一行数据后，按约定的键值对格式解析出灯光等级、蜂鸣器开关和舵机开关三个控制字段。解析成功后，仅在无火焰报警的前提下更新输出状态和舵机动作，保证火焰信号的最高优先级不被远程指令覆盖。</w:t>
+        <w:t>ESP32-CAM固件基于ESP32 Arduino SDK中的CameraWebServer示例修改，实现了MJPEG视频流的HTTP推送功能。</w:t>
       </w:r>
     </w:p>
     <w:p>
@@ -8196,7 +8292,7 @@
           <w:sz w:val="24"/>
           <w:color w:val="000000"/>
         </w:rPr>
-        <w:t>#### 6. ESP8266 MQTT透传固件</w:t>
+        <w:t>帧率优化。开发初期，ESP32-CAM在默认时钟配置下实测帧率只有2-3fps，远不能满足实时检测的需求。排查发现默认时钟频率处于OV2640图像传感器的非标准工作区间，导致内部PLL无法稳定锁定，实际输出帧率大幅低于理论值。优化方案从三个层面展开：时钟层面，将传感器外部时钟频率提升至标准工作区间的高频段来稳定PLL锁定；画质层面，适当降低JPEG压缩质量参数以减少编码耗时；分辨率层面，固定输出QVGA级别画面；同时关闭WiFi省电模式防止协议栈间歇休眠导致的传输抖动。经过这些调整后，实测帧率稳定在20fps以上，达到实时检测的基本要求。</w:t>
       </w:r>
     </w:p>
     <w:p>
@@ -8212,7 +8308,23 @@
           <w:sz w:val="24"/>
           <w:color w:val="000000"/>
         </w:rPr>
-        <w:t>ESP8266固件实现了"MQTT到UART双向透明桥接"功能，使STM32和PC服务端之间的通信对双方来说如同直接连接。</w:t>
+        <w:t>MJPEG推流实现。固件初始化时配置OV2640传感器（时钟频率、分辨率、JPEG质量等参数），随后启动一个轻量级HTTP服务器，在视频流端点以multipart/x-mixed-replace的MIME类型循环输出JPEG帧，帧与帧之间用约定的边界标记分隔。客户端（PC端检测引擎）通过HTTP持久连接持续读取这个流式响应，按边界标记切分出独立的JPEG帧进行后续的AI推理。</w:t>
+      </w:r>
+    </w:p>
+    <w:p>
+      <w:pPr>
+        <w:pStyle w:val="Heading3"/>
+        <w:spacing w:line="400" w:lineRule="exact" w:before="240" w:after="120"/>
+        <w:jc w:val="left"/>
+      </w:pPr>
+      <w:r>
+        <w:rPr>
+          <w:rFonts w:ascii="SimHei" w:hAnsi="SimHei" w:eastAsia="SimHei"/>
+          <w:b w:val="0"/>
+          <w:sz w:val="24"/>
+          <w:color w:val="000000"/>
+        </w:rPr>
+        <w:t>4.2.8 前端仪表盘实现</w:t>
       </w:r>
     </w:p>
     <w:p>
@@ -8228,7 +8340,7 @@
           <w:sz w:val="24"/>
           <w:color w:val="000000"/>
         </w:rPr>
-        <w:t>遗嘱消息机制。MQTT协议内置的遗嘱消息（Last Will Testament）机制是本系统实现设备离线自动感知的关键。ESP8266在连接Broker时预先声明一条遗嘱消息——指定遗嘱Topic、遗嘱内容和保留标志。当ESP8266因网络中断或断电等异常原因断线时，Broker自动将该遗嘱消息发布到指定Topic，服务端收到后即可标记设备离线。保留标志确保即使服务端在设备断线的瞬间未在线，重连后仍能收到Broker保留的最后一条遗嘱消息。设备正常上线后，主动发布一条上线消息覆盖此前的遗嘱，完成在线状态的闭环管理。</w:t>
+        <w:t>前端仪表盘为单页面应用，全部代码集中在单个HTML文件中，基于原生JavaScript、Chart.js图表库和CSS3构建，不依赖前端构建工具链。</w:t>
       </w:r>
     </w:p>
     <w:p>
@@ -8244,7 +8356,7 @@
           <w:sz w:val="24"/>
           <w:color w:val="000000"/>
         </w:rPr>
-        <w:t>双向串口透传。下行方向（PC到STM32）：MQTT消息回调函数在收到订阅Topic的消息后，将消息载荷原样写入串口发送缓冲区，由ESP8266的UART发送至STM32。上行方向（STM32到PC）：在主循环中持续检测串口接收缓冲区是否有数据到达，有则按行读取完整的一帧数据，去除首尾空白后通过MQTT发布到对应的上行Topic。这一设计的核心价值在于透明性——STM32端像在使用有线串口直接与PC通信，PC端像在直接与MQTT设备通信，ESP8266的存在对双方完全不可见。</w:t>
+        <w:t>数据刷新策略。前端以固定时间间隔（1秒）轮询后端的合并状态接口，该接口在一次HTTP请求中返回所有通道的实时人数、报警等级、推荐引导信息、设备在线状态和折线图历史数据。为了控制单次响应的数据量，每通道仅返回最近数百条检测记录（覆盖约5分钟的历史窗口）。视频画面通过三个img标签各自加载对应通道的视频流地址，前端以亚秒级间隔刷新img标签的src属性并附加随机查询参数，绕过浏览器的缓存策略确保画面实时更新。</w:t>
       </w:r>
     </w:p>
     <w:p>
@@ -8260,7 +8372,7 @@
           <w:sz w:val="24"/>
           <w:color w:val="000000"/>
         </w:rPr>
-        <w:t>LED状态指示。利用ESP-01模组内置LED实现三级物理状态指示：常亮表示上电或正在等待WiFi连接；中速闪烁表示WiFi已连接但MQTT服务器尚未连上；快速闪烁表示MQTT通信正常。收到MQTT消息时LED短暂闪一下，作为数据收发活动的物理指示灯，方便现场调试。</w:t>
+        <w:t>动态折线图。折线图组件按通道区分数据系列，仅对当前活跃的通道创建数据集对象。维护一个数据集到通道的映射表，通道暂停时删除对应的数据曲线、恢复时重新创建。时间轴的处理上，将所有记录的时间戳截断到秒级实现三通道在横轴上的对齐。折线图配置为跨数据空缺连续绘制（而非断开），避免因短暂的数据缺失造成视觉中断。服务端查询时传入通道本次激活的时间戳参数，过滤掉切换视频源之前的历史数据，确保一张图上展示的数据时间段是一致的。</w:t>
       </w:r>
     </w:p>
     <w:p>
@@ -8276,7 +8388,7 @@
           <w:sz w:val="24"/>
           <w:color w:val="000000"/>
         </w:rPr>
-        <w:t>#### 7. ESP32-CAM 固件</w:t>
+        <w:t>应急双态切换。仪表盘具有正常监测和紧急应急两种视觉模式。前端在每次状态轮询时检查应急触发条件（是否存在火灾报警或全局策略是否为紧急疏散），满足条件时给页面根元素添加一个CSS类名触发全局视觉切换。正常模式下，推荐引导面板使用绿色/黄色系配色；紧急模式下，顶部导航栏背景切换为醒目警告色，历史趋势图区域折叠缩小以腾出空间，推荐引导面板的字体放大并提升在页面中的视觉层级，使疏散引导信息成为当前的视觉焦点。</w:t>
       </w:r>
     </w:p>
     <w:p>
@@ -8292,151 +8404,23 @@
           <w:sz w:val="24"/>
           <w:color w:val="000000"/>
         </w:rPr>
-        <w:t>ESP32-CAM固件基于ESP32 Arduino SDK中的CameraWebServer示例修改，实现了MJPEG视频流的HTTP推送功能。</w:t>
-      </w:r>
-    </w:p>
-    <w:p>
-      <w:pPr>
-        <w:ind w:firstLine="480"/>
-        <w:spacing w:line="400" w:lineRule="exact"/>
-        <w:jc w:val="both"/>
-      </w:pPr>
-      <w:r>
-        <w:rPr>
-          <w:rFonts w:ascii="SimSun" w:hAnsi="SimSun" w:eastAsia="SimSun"/>
-          <w:b w:val="0"/>
-          <w:sz w:val="24"/>
-          <w:color w:val="000000"/>
-        </w:rPr>
-        <w:t>帧率优化。开发初期，ESP32-CAM在默认时钟配置下实测帧率只有2-3fps，远不能满足实时检测的需求。排查发现默认时钟频率处于OV2640图像传感器的非标准工作区间，导致内部PLL无法稳定锁定，实际输出帧率大幅低于理论值。优化方案从三个层面展开：时钟层面，将传感器外部时钟频率提升至标准工作区间的高频段来稳定PLL锁定；画质层面，适当降低JPEG压缩质量参数以减少编码耗时；分辨率层面，固定输出QVGA级别画面；同时关闭WiFi省电模式防止协议栈间歇休眠导致的传输抖动。经过这些调整后，实测帧率稳定在20fps以上，达到实时检测的基本要求。</w:t>
-      </w:r>
-    </w:p>
-    <w:p>
-      <w:pPr>
-        <w:ind w:firstLine="480"/>
-        <w:spacing w:line="400" w:lineRule="exact"/>
-        <w:jc w:val="both"/>
-      </w:pPr>
-      <w:r>
-        <w:rPr>
-          <w:rFonts w:ascii="SimSun" w:hAnsi="SimSun" w:eastAsia="SimSun"/>
-          <w:b w:val="0"/>
-          <w:sz w:val="24"/>
-          <w:color w:val="000000"/>
-        </w:rPr>
-        <w:t>MJPEG推流实现。固件初始化时配置OV2640传感器（时钟频率、分辨率、JPEG质量等参数），随后启动一个轻量级HTTP服务器，在视频流端点以multipart/x-mixed-replace的MIME类型循环输出JPEG帧，帧与帧之间用约定的边界标记分隔。客户端（PC端检测引擎）通过HTTP持久连接持续读取这个流式响应，按边界标记切分出独立的JPEG帧进行后续的AI推理。</w:t>
-      </w:r>
-    </w:p>
-    <w:p>
-      <w:pPr>
-        <w:ind w:firstLine="480"/>
-        <w:spacing w:line="400" w:lineRule="exact"/>
-        <w:jc w:val="both"/>
-      </w:pPr>
-      <w:r>
-        <w:rPr>
-          <w:rFonts w:ascii="SimSun" w:hAnsi="SimSun" w:eastAsia="SimSun"/>
-          <w:b w:val="0"/>
-          <w:sz w:val="24"/>
-          <w:color w:val="000000"/>
-        </w:rPr>
-        <w:t>#### 8. 前端仪表盘实现</w:t>
-      </w:r>
-    </w:p>
-    <w:p>
-      <w:pPr>
-        <w:ind w:firstLine="480"/>
-        <w:spacing w:line="400" w:lineRule="exact"/>
-        <w:jc w:val="both"/>
-      </w:pPr>
-      <w:r>
-        <w:rPr>
-          <w:rFonts w:ascii="SimSun" w:hAnsi="SimSun" w:eastAsia="SimSun"/>
-          <w:b w:val="0"/>
-          <w:sz w:val="24"/>
-          <w:color w:val="000000"/>
-        </w:rPr>
-        <w:t>前端仪表盘为单页面应用，全部代码集中在单个HTML文件中，基于原生JavaScript、Chart.js图表库和CSS3构建，不依赖前端构建工具链。</w:t>
-      </w:r>
-    </w:p>
-    <w:p>
-      <w:pPr>
-        <w:ind w:firstLine="480"/>
-        <w:spacing w:line="400" w:lineRule="exact"/>
-        <w:jc w:val="both"/>
-      </w:pPr>
-      <w:r>
-        <w:rPr>
-          <w:rFonts w:ascii="SimSun" w:hAnsi="SimSun" w:eastAsia="SimSun"/>
-          <w:b w:val="0"/>
-          <w:sz w:val="24"/>
-          <w:color w:val="000000"/>
-        </w:rPr>
-        <w:t>数据刷新策略。前端以固定时间间隔（1秒）轮询后端的合并状态接口，该接口在一次HTTP请求中返回所有通道的实时人数、报警等级、推荐引导信息、设备在线状态和折线图历史数据。为了控制单次响应的数据量，每通道仅返回最近数百条检测记录（覆盖约5分钟的历史窗口）。视频画面通过三个img标签各自加载对应通道的视频流地址，前端以亚秒级间隔刷新img标签的src属性并附加随机查询参数，绕过浏览器的缓存策略确保画面实时更新。</w:t>
-      </w:r>
-    </w:p>
-    <w:p>
-      <w:pPr>
-        <w:ind w:firstLine="480"/>
-        <w:spacing w:line="400" w:lineRule="exact"/>
-        <w:jc w:val="both"/>
-      </w:pPr>
-      <w:r>
-        <w:rPr>
-          <w:rFonts w:ascii="SimSun" w:hAnsi="SimSun" w:eastAsia="SimSun"/>
-          <w:b w:val="0"/>
-          <w:sz w:val="24"/>
-          <w:color w:val="000000"/>
-        </w:rPr>
-        <w:t>动态折线图。折线图组件按通道区分数据系列，仅对当前活跃的通道创建数据集对象。维护一个数据集到通道的映射表，通道暂停时删除对应的数据曲线、恢复时重新创建。时间轴的处理上，将所有记录的时间戳截断到秒级实现三通道在横轴上的对齐。折线图配置为跨数据空缺连续绘制（而非断开），避免因短暂的数据缺失造成视觉中断。服务端查询时传入通道本次激活的时间戳参数，过滤掉切换视频源之前的历史数据，确保一张图上展示的数据时间段是一致的。</w:t>
-      </w:r>
-    </w:p>
-    <w:p>
-      <w:pPr>
-        <w:ind w:firstLine="480"/>
-        <w:spacing w:line="400" w:lineRule="exact"/>
-        <w:jc w:val="both"/>
-      </w:pPr>
-      <w:r>
-        <w:rPr>
-          <w:rFonts w:ascii="SimSun" w:hAnsi="SimSun" w:eastAsia="SimSun"/>
-          <w:b w:val="0"/>
-          <w:sz w:val="24"/>
-          <w:color w:val="000000"/>
-        </w:rPr>
-        <w:t>应急双态切换。仪表盘具有正常监测和紧急应急两种视觉模式。前端在每次状态轮询时检查应急触发条件（是否存在火灾报警或全局策略是否为紧急疏散），满足条件时给页面根元素添加一个CSS类名触发全局视觉切换。正常模式下，推荐引导面板使用绿色/黄色系配色；紧急模式下，顶部导航栏背景切换为醒目警告色，历史趋势图区域折叠缩小以腾出空间，推荐引导面板的字体放大并提升在页面中的视觉层级，使疏散引导信息成为当前的视觉焦点。</w:t>
-      </w:r>
-    </w:p>
-    <w:p>
-      <w:pPr>
-        <w:ind w:firstLine="480"/>
-        <w:spacing w:line="400" w:lineRule="exact"/>
-        <w:jc w:val="both"/>
-      </w:pPr>
-      <w:r>
-        <w:rPr>
-          <w:rFonts w:ascii="SimSun" w:hAnsi="SimSun" w:eastAsia="SimSun"/>
-          <w:b w:val="0"/>
-          <w:sz w:val="24"/>
-          <w:color w:val="000000"/>
-        </w:rPr>
         <w:t>响应式布局。通过CSS媒体查询适配移动端视口：当屏幕宽度低于设定断点时，三个通道的视频面板由水平并排自动切换为垂直堆叠，字体大小和间距相应缩小，确保在手机屏幕上也具备基本的可读性和可操作性。</w:t>
       </w:r>
     </w:p>
     <w:p>
       <w:pPr>
-        <w:pStyle w:val="Heading3"/>
-        <w:spacing w:line="400" w:lineRule="exact" w:before="240" w:after="120"/>
+        <w:pStyle w:val="Heading2"/>
+        <w:spacing w:line="400" w:lineRule="exact" w:before="480" w:after="120"/>
         <w:jc w:val="left"/>
       </w:pPr>
       <w:r>
         <w:rPr>
           <w:rFonts w:ascii="SimHei" w:hAnsi="SimHei" w:eastAsia="SimHei"/>
           <w:b w:val="0"/>
-          <w:sz w:val="24"/>
-          <w:color w:val="000000"/>
-        </w:rPr>
-        <w:t>4.1.3 YOLO模型训练</w:t>
+          <w:sz w:val="28"/>
+          <w:color w:val="000000"/>
+        </w:rPr>
+        <w:t>4.3 YOLO模型训练</w:t>
       </w:r>
     </w:p>
     <w:p>

--- a/论文/正文.docx
+++ b/论文/正文.docx
@@ -784,22 +784,6 @@
           <w:color w:val="000000"/>
         </w:rPr>
         <w:t>（5）Web 仪表盘可视化系统。基于 Flask 构建 Web 服务端，前端采用 Chart.js 实现动态折线图和 MJPEG 视频实时预览，支持应急双态模式切换（紧急状态下自动切换警告色界面、突出疏散引导面板）和移动端响应式布局。</w:t>
-      </w:r>
-    </w:p>
-    <w:p>
-      <w:pPr>
-        <w:ind w:firstLine="480"/>
-        <w:spacing w:line="400" w:lineRule="exact"/>
-        <w:jc w:val="both"/>
-      </w:pPr>
-      <w:r>
-        <w:rPr>
-          <w:rFonts w:ascii="SimSun" w:hAnsi="SimSun" w:eastAsia="SimSun"/>
-          <w:b w:val="0"/>
-          <w:sz w:val="24"/>
-          <w:color w:val="000000"/>
-        </w:rPr>
-        <w:t>---</w:t>
       </w:r>
     </w:p>
     <w:p>
@@ -8485,22 +8469,6 @@
           <w:color w:val="000000"/>
         </w:rPr>
         <w:t>为后续可能的微调准备了训练参数方案：基线模型使用COCO预训练权重，训练轮次配合早停策略防止过拟合，批次大小根据GPU显存容量设定为稳定上限，优化器选用带权重衰减的自适应矩估计（AdamW），学习率配合余弦退火调度策略，数据增强使用YOLO标准的mosaic、mixup、色彩空间扰动和几何变换等组合。这些方案已经过评估，后续如需微调可直接启动训练。</w:t>
-      </w:r>
-    </w:p>
-    <w:p>
-      <w:pPr>
-        <w:ind w:firstLine="480"/>
-        <w:spacing w:line="400" w:lineRule="exact"/>
-        <w:jc w:val="both"/>
-      </w:pPr>
-      <w:r>
-        <w:rPr>
-          <w:rFonts w:ascii="SimSun" w:hAnsi="SimSun" w:eastAsia="SimSun"/>
-          <w:b w:val="0"/>
-          <w:sz w:val="24"/>
-          <w:color w:val="000000"/>
-        </w:rPr>
-        <w:t>---</w:t>
       </w:r>
     </w:p>
     <w:p>
@@ -15052,22 +15020,6 @@
           <w:color w:val="000000"/>
         </w:rPr>
         <w:t>综上，系统在功能和性能两个维度均达到了设计指标要求，能够满足应急场景下校园人流量监控与引导管理的应用需求。</w:t>
-      </w:r>
-    </w:p>
-    <w:p>
-      <w:pPr>
-        <w:ind w:firstLine="480"/>
-        <w:spacing w:line="400" w:lineRule="exact"/>
-        <w:jc w:val="both"/>
-      </w:pPr>
-      <w:r>
-        <w:rPr>
-          <w:rFonts w:ascii="SimSun" w:hAnsi="SimSun" w:eastAsia="SimSun"/>
-          <w:b w:val="0"/>
-          <w:sz w:val="24"/>
-          <w:color w:val="000000"/>
-        </w:rPr>
-        <w:t>---</w:t>
       </w:r>
     </w:p>
     <w:p>

--- a/论文/正文.docx
+++ b/论文/正文.docx
@@ -287,7 +287,7 @@
           <w:sz w:val="24"/>
           <w:color w:val="000000"/>
         </w:rPr>
-        <w:t>当前大多数高校的安全管理，主要还是靠人工巡逻加固定摄像头的传统组合。安保人员在监控墙前盯几十个画面，同时还要定期外出巡逻。这种模式有几个硬伤：实时性跟不上——没有人能同时盯住几十块屏幕，异常事件往往是事后回放才发现的；夜班和节假日巡逻密度下降，留出大量盲区时段；人工只能模糊判断"人多人少"，没法精确计数，更谈不上趋势预警；应急响应链路太长——从发现异常到启动疏散要经过人工判断、逐级上报、层层传达，响应时间按分钟算，在火灾场景下这几分钟可能就是最佳疏散窗口。</w:t>
+        <w:t>当前大多数高校的安全管理，主要还是靠人工巡逻加固定摄像头的传统组合。安保人员在监控墙前盯几十个画面，同时还要定期外出巡逻。这种模式有几个硬伤：实时性跟不上，没有人能同时盯住几十块屏幕，异常事件往往是事后回放才发现的；夜班和节假日巡逻密度下降，留出大量盲区时段；人工只能模糊判断"人多人少"，没法精确计数，更谈不上趋势预警；应急响应链路太长，从发现异常到启动疏散要经过人工判断、逐级上报、层层传达，响应时间按分钟算，在火灾场景下这几分钟可能就是最佳疏散窗口。</w:t>
       </w:r>
     </w:p>
     <w:p>
@@ -335,7 +335,7 @@
           <w:sz w:val="24"/>
           <w:color w:val="000000"/>
         </w:rPr>
-        <w:t>深度学习驱动的计算机视觉技术，近几年在安防监控领域落地很快。基于卷积神经网络（CNN）的目标检测算法，尤其是 YOLO（You Only Look Once）系列[1-3,22]，已经能在视频流中实时检测并计数行人，检测精度和速度都达到了实用水平。物联网（IoT）技术也让低成本传感器的大规模部署变得可行——火焰、烟雾、温湿度等环境传感器通过无线协议接入统一平台，为传统的视频监控补上了一层物理维度的冗余信息[13,24]。</w:t>
+        <w:t>深度学习驱动的计算机视觉技术，近几年在安防监控领域落地很快。基于卷积神经网络（CNN）的目标检测算法，尤其是 YOLO（You Only Look Once）系列[1-3,22]，已经能在视频流中实时检测并计数行人，检测精度和速度都达到了实用水平。物联网（IoT）技术也让低成本传感器的大规模部署变得可行，火焰、烟雾、温湿度等环境传感器通过无线协议接入统一平台，为传统的视频监控补上了一层物理维度的冗余信息[13,24]。</w:t>
       </w:r>
     </w:p>
     <w:p>
@@ -575,7 +575,7 @@
           <w:sz w:val="24"/>
           <w:color w:val="000000"/>
         </w:rPr>
-        <w:t>火灾检测方面，多传感器融合已经是主流做法——同时采集烟雾浓度、温度、火焰光谱等多元物理量，再用加权融合或贝叶斯推理等方法综合判断火灾概率，可以有效降低单一传感器的误报率[9]。引导策略方面，基于图论的最短路径算法、蚁群优化以及元胞自动机人群疏散仿真等方法都有不少研究。但老实说，多数研究还停在仿真验证阶段，真正把检测、决策和实际的硬件执行设备（闸门、蜂鸣器这些）直接联动的系统不多。</w:t>
+        <w:t>火灾检测方面，多传感器融合已经是主流做法，同时采集烟雾浓度、温度、火焰光谱等多元物理量，再用加权融合或贝叶斯推理等方法综合判断火灾概率，可以有效降低单一传感器的误报率[9]。引导策略方面，基于图论的最短路径算法、蚁群优化以及元胞自动机人群疏散仿真等方法都有不少研究。但老实说，多数研究还停在仿真验证阶段，真正把检测、决策和实际的硬件执行设备（闸门、蜂鸣器这些）直接联动的系统不多。</w:t>
       </w:r>
     </w:p>
     <w:p>
@@ -735,7 +735,7 @@
           <w:sz w:val="24"/>
           <w:color w:val="000000"/>
         </w:rPr>
-        <w:t>（2）三级报警与联动决策算法。设计正常、黄色预警、红色报警三级报警体系，每通道可独立设定各级报警阈值。在此基础上实现四策略人流引导算法，覆盖全线畅通、定向引导、分批限流和紧急疏散四种全局态势，根据各通道的饱和度排序推荐最优通行方向。</w:t>
+        <w:t>（2）三级报警与联动决策算法。设计正常、黄色预警、红色报警三级报警体系，每通道可独立设定各级报警阈值。同时实现四策略人流引导算法，覆盖全线畅通、定向引导、分批限流和紧急疏散四种全局态势，根据各通道的饱和度排序推荐最优通行方向。</w:t>
       </w:r>
     </w:p>
     <w:p>
@@ -751,7 +751,7 @@
           <w:sz w:val="24"/>
           <w:color w:val="000000"/>
         </w:rPr>
-        <w:t>（3）STM32 嵌入式执行系统。以 STM32F103ZET6 为主控芯片驱动 LED、蜂鸣器和舵机闸门，火焰传感器在本地实现防抖采集——连续多次确认后方触发全硬件输出，火灾时单片机完全不依赖网络独立响应，构成应急冗余通道。</w:t>
+        <w:t>（3）STM32 嵌入式执行系统。以 STM32F103ZET6 为主控芯片驱动 LED、蜂鸣器和舵机闸门，火焰传感器在本地实现防抖采集，连续多次确认后方触发全硬件输出，火灾时单片机完全不依赖网络独立响应，构成应急冗余通道。</w:t>
       </w:r>
     </w:p>
     <w:p>
@@ -916,7 +916,7 @@
           <w:sz w:val="24"/>
           <w:color w:val="000000"/>
         </w:rPr>
-        <w:t>④处理流程：各通道独立启动采集线程，建立与视频源的连接并持续读取图像帧数据——网络摄像头源维持长连接并解析视频流中的帧数据，本地文件源按帧率逐帧读取并在播完后循环回放。采集到的帧图像经过分辨率标准化处理后，传递给AI检测模块进行后续处理。</w:t>
+        <w:t>④处理流程：各通道独立启动采集线程，建立与视频源的连接并持续读取图像帧数据，网络摄像头源维持长连接并解析视频流中的帧数据，本地文件源按帧率逐帧读取并在播完后循环回放。采集到的帧图像经过分辨率标准化处理后，传递给AI检测模块进行后续处理。</w:t>
       </w:r>
     </w:p>
     <w:p>
@@ -1204,7 +1204,7 @@
           <w:sz w:val="24"/>
           <w:color w:val="000000"/>
         </w:rPr>
-        <w:t>①功能描述：报警等级的升降应具备防抖动能力——当检测人数在阈值附近波动时，系统不应频繁地在相邻报警等级之间来回切换。这既是对硬件执行器（LED、蜂鸣器）的保护，也避免向前端和通知模块发送大量无效的报警变更消息。</w:t>
+        <w:t>①功能描述：报警等级的升降应具备防抖动能力，当检测人数在阈值附近波动时，系统不应频繁地在相邻报警等级之间来回切换。这既是对硬件执行器（LED、蜂鸣器）的保护，也避免向前端和通知模块发送大量无效的报警变更消息。</w:t>
       </w:r>
     </w:p>
     <w:p>
@@ -1284,7 +1284,7 @@
           <w:sz w:val="24"/>
           <w:color w:val="000000"/>
         </w:rPr>
-        <w:t>①功能描述：系统应以"事件"的形式记录每次报警的完整生命周期——何时开始、何时结束、期间峰值人数达到多少、持续了多长时间。这些记录应持久化存储，支持按时间范围和通道等条件进行历史查询。</w:t>
+        <w:t>①功能描述：系统应以"事件"的形式记录每次报警的完整生命周期，何时开始、何时结束、期间峰值人数达到多少、持续了多长时间。这些记录应持久化存储，支持按时间范围和通道等条件进行历史查询。</w:t>
       </w:r>
     </w:p>
     <w:p>
@@ -1396,7 +1396,7 @@
           <w:sz w:val="24"/>
           <w:color w:val="000000"/>
         </w:rPr>
-        <w:t>②输入：汇总的各通道实时快照数据——人数、报警等级、火灾传感器状态、通道在离线状态，以及各通道的阈值配置参数。</w:t>
+        <w:t>②输入：汇总的各通道实时快照数据，人数、报警等级、火灾传感器状态、通道在离线状态，以及各通道的阈值配置参数。</w:t>
       </w:r>
     </w:p>
     <w:p>
@@ -1588,7 +1588,7 @@
           <w:sz w:val="24"/>
           <w:color w:val="000000"/>
         </w:rPr>
-        <w:t>④处理流程：遍历所有当前在线且已完成通道绑定的执行设备，根据每个设备所绑定通道的报警和火灾状态确定其输出参数——若该通道处于火灾状态则执行器输出预设的最高等级——生成指令后通过通信模块下发至对应设备。</w:t>
+        <w:t>④处理流程：遍历所有当前在线且已完成通道绑定的执行设备，根据每个设备所绑定通道的报警和火灾状态确定其输出参数，若该通道处于火灾状态则执行器输出预设的最高等级，生成指令后通过通信模块下发至对应设备。</w:t>
       </w:r>
     </w:p>
     <w:p>
@@ -1844,7 +1844,7 @@
           <w:sz w:val="24"/>
           <w:color w:val="000000"/>
         </w:rPr>
-        <w:t>④处理流程：舵机控制采用时间状态机方式——接收到动作指令后记录动作起始时刻并设置舵机进入运行状态，然后在主循环的每个周期中检查是否到达预设的动作时长，到达后自动将舵机信号复位至停止状态。启动和停止之间的等待时间通过主循环反复检查而非阻塞延时实现。</w:t>
+        <w:t>④处理流程：舵机控制采用时间状态机方式，接收到动作指令后记录动作起始时刻并设置舵机进入运行状态，然后在主循环的每个周期中检查是否到达预设的动作时长，到达后自动将舵机信号复位至停止状态。启动和停止之间的等待时间通过主循环反复检查而非阻塞延时实现。</w:t>
       </w:r>
     </w:p>
     <w:p>
@@ -1972,7 +1972,7 @@
           <w:sz w:val="24"/>
           <w:color w:val="000000"/>
         </w:rPr>
-        <w:t>①功能描述：仪表盘应具有两种视觉模式——正常监测模式和应急模式。正常模式下以视频预览和数据趋势为主；当任意通道触发火灾等紧急状态时，界面自动切换为应急模式，此时以疏散引导信息为视觉焦点，弱化常规监测数据，突出紧急出口推荐和逃生指引。</w:t>
+        <w:t>①功能描述：仪表盘应具有两种视觉模式，正常监测模式和应急模式。正常模式下以视频预览和数据趋势为主；当任意通道触发火灾等紧急状态时，界面自动切换为应急模式，此时以疏散引导信息为视觉焦点，弱化常规监测数据，突出紧急出口推荐和逃生指引。</w:t>
       </w:r>
     </w:p>
     <w:p>
@@ -2004,7 +2004,7 @@
           <w:sz w:val="24"/>
           <w:color w:val="000000"/>
         </w:rPr>
-        <w:t>③输出：对应模式下的仪表盘界面呈现——正常模式以深色调玻璃质感布局展示视频和数据；应急模式以醒目警告色顶部横幅和放大突出的引导面板为主视觉。</w:t>
+        <w:t>③输出：对应模式下的仪表盘界面呈现，正常模式以深色调玻璃质感布局展示视频和数据；应急模式以醒目警告色顶部横幅和放大突出的引导面板为主视觉。</w:t>
       </w:r>
     </w:p>
     <w:p>
@@ -2020,7 +2020,7 @@
           <w:sz w:val="24"/>
           <w:color w:val="000000"/>
         </w:rPr>
-        <w:t>④处理流程：前端在每次状态轮询时检查应急触发条件（是否存在火灾报警或全局策略为紧急疏散），满足条件时切换CSS样式——顶部导航栏变更为警告色并显示紧急状态提示文字，趋势图区域折叠缩小，推荐引导面板字体放大并提升在页面中的显示层级。</w:t>
+        <w:t>④处理流程：前端在每次状态轮询时检查应急触发条件（是否存在火灾报警或全局策略为紧急疏散），满足条件时切换CSS样式，顶部导航栏变更为警告色并显示紧急状态提示文字，趋势图区域折叠缩小，推荐引导面板字体放大并提升在页面中的显示层级。</w:t>
       </w:r>
     </w:p>
     <w:p>
@@ -2180,7 +2180,7 @@
           <w:sz w:val="24"/>
           <w:color w:val="000000"/>
         </w:rPr>
-        <w:t>④处理流程：报警事件触发时构建结构化的通知消息内容，调用即时通讯平台的Webhook接口发送至指定群聊。为避免短时间内重复报警导致消息轰炸，系统在不同报警等级下采用不同的发送频率限制——紧急级别（如火灾）的报警应始终即时送达不受限流影响，较低级别的常规拥挤报警可设适当间隔防止刷屏；报警级别从低到高升级时应突破当前限流立刻发送，确保管理人员不会错过事态恶化信号。</w:t>
+        <w:t>④处理流程：报警事件触发时构建结构化的通知消息内容，调用即时通讯平台的Webhook接口发送至指定群聊。为避免短时间内重复报警导致消息轰炸，系统在不同报警等级下采用不同的发送频率限制，紧急级别（如火灾）的报警应始终即时送达不受限流影响，较低级别的常规拥挤报警可设适当间隔防止刷屏；报警级别从低到高升级时应突破当前限流立刻发送，确保管理人员不会错过事态恶化信号。</w:t>
       </w:r>
     </w:p>
     <w:p>
@@ -3145,7 +3145,7 @@
           <w:sz w:val="24"/>
           <w:color w:val="000000"/>
         </w:rPr>
-        <w:t>（1）双输入冗余。系统同时接入远程AI视觉检测与本地火焰传感器两路异构检测通道。AI通道通过摄像头捕捉视频流，由深度学习模型进行人员计数，精确感知通道人流密度；火焰传感器直连微控制器，不依赖网络和PC主机即可独立响应——即便网络断开或PC宕机，火灾应急机制仍然有效。</w:t>
+        <w:t>（1）双输入冗余。系统同时接入远程AI视觉检测与本地火焰传感器两路异构检测通道。AI通道通过摄像头捕捉视频流，由深度学习模型进行人员计数，精确感知通道人流密度。火焰传感器直连微控制器，不依赖网络和PC主机即可独立响应，即便网络断开或PC宕机，火灾应急机制仍然有效。</w:t>
       </w:r>
     </w:p>
     <w:p>
@@ -3209,7 +3209,7 @@
           <w:sz w:val="24"/>
           <w:color w:val="000000"/>
         </w:rPr>
-        <w:t>（5）应急双态模式。系统仪表盘具有正常监测和应急指挥两种界面模式。日常运行时以视频监控和数据趋势为主；任意通道触发火灾报警时自动切换为应急模式，突出疏散引导信息——"平时静默监控，急时醒目指挥"。</w:t>
+        <w:t>（5）应急双态模式。系统仪表盘具有正常监测和应急指挥两种界面模式。日常运行时以视频监控和数据趋势为主。任意通道触发火灾报警时自动切换为应急模式，突出疏散引导信息，"平时静默监控，急时醒目指挥"。</w:t>
       </w:r>
     </w:p>
     <w:p>
@@ -3257,7 +3257,7 @@
           <w:sz w:val="24"/>
           <w:color w:val="000000"/>
         </w:rPr>
-        <w:t>感知层包括摄像头模组和火焰传感器。摄像头搭载图像传感器，通过WiFi以Motion JPEG格式推送实时视频流至PC端；火焰传感器通过数字输出引脚直连微控制器，独立于网络链路，提供本地应急检测能力。</w:t>
+        <w:t>感知层包括摄像头模组和火焰传感器。摄像头搭载图像传感器，通过WiFi以Motion JPEG格式推送实时视频流至PC端。火焰传感器通过数字输出引脚直连微控制器，独立于网络链路，提供本地应急检测能力。</w:t>
       </w:r>
     </w:p>
     <w:p>
@@ -3289,7 +3289,7 @@
           <w:sz w:val="24"/>
           <w:color w:val="000000"/>
         </w:rPr>
-        <w:t>通信层以MQTT协议为核心，消息代理服务器部署于云端。PC端通过MQTT客户端库发布控制指令和系统状态；WiFi透传模块作为通信桥接器，将MQTT消息通过串行接口转发至微控制器，同时将微控制器上报的传感器状态通过MQTT回传至PC。</w:t>
+        <w:t>通信层以MQTT协议为核心，消息代理服务器部署于云端。PC端通过MQTT客户端库发布控制指令和系统状态。WiFi透传模块作为通信桥接器，将MQTT消息通过串行接口转发至微控制器，同时将微控制器上报的传感器状态通过MQTT回传至PC。</w:t>
       </w:r>
     </w:p>
     <w:p>
@@ -3367,7 +3367,7 @@
           <w:sz w:val="24"/>
           <w:color w:val="000000"/>
         </w:rPr>
-        <w:t>硬件固件层包含三个独立的嵌入式程序：摄像头固件负责视频采集与WiFi推流；WiFi透传模块固件负责MQTT消息的订阅发布和串口双向转发；主控微控制器固件负责传感器轮询、指令解析和执行器驱动。</w:t>
+        <w:t>硬件固件层包含三个独立的嵌入式程序：摄像头固件负责视频采集与WiFi推流。WiFi透传模块固件负责MQTT消息的订阅发布和串口双向转发。主控微控制器固件负责传感器轮询、指令解析和执行器驱动。</w:t>
       </w:r>
     </w:p>
     <w:p>
@@ -5659,7 +5659,7 @@
           <w:sz w:val="24"/>
           <w:color w:val="000000"/>
         </w:rPr>
-        <w:t>视频模拟方面，系统支持MJPEG实时流和本地视频文件两种视频源类型，运行中可动态切换。三通道在自动模式下各自从本地目录按通道前缀匹配视频文件，A通道也可切换为实物摄像头的推流地址。本地文件播至末尾时自动回到开头循环播放。舵机控制采用OR逻辑——任一通道需要开门时物理舵机即执行开门动作，这对应了"任一出口告急则闸门开放"的实际应急逻辑。</w:t>
+        <w:t>视频模拟方面，系统支持MJPEG实时流和本地视频文件两种视频源类型，运行中可动态切换。三通道在自动模式下各自从本地目录按通道前缀匹配视频文件，A通道也可切换为实物摄像头的推流地址。本地文件播至末尾时自动回到开头循环播放。舵机控制采用OR逻辑，任一通道需要开门时物理舵机即执行开门动作，这对应了"任一出口告急则闸门开放"的实际应急逻辑。</w:t>
       </w:r>
     </w:p>
     <w:p>
@@ -5739,7 +5739,7 @@
           <w:sz w:val="24"/>
           <w:color w:val="000000"/>
         </w:rPr>
-        <w:t>YOLOv8n的网络结构由CSPDarknet骨干网络、FPN+PAN颈部网络和解耦检测头三部分组成，采用Anchor-free检测方式直接预测目标中心点偏移量和边界框宽高。nano版本仅约3.2M参数，模型文件约6MB，在消费级GPU上单帧推理仅需15至25毫秒，三通道并行完全满足实时性需求。系统直接使用COCO预训练权重进行推理部署——预训练权重对人员类别的检测精度已满足校园场景的人员计数需求。</w:t>
+        <w:t>YOLOv8n的网络结构由CSPDarknet骨干网络、FPN+PAN颈部网络和解耦检测头三部分组成，采用Anchor-free检测方式直接预测目标中心点偏移量和边界框宽高。nano版本仅约3.2M参数，模型文件约6MB，在消费级GPU上单帧推理仅需15至25毫秒，三通道并行完全满足实时性需求。系统直接使用COCO预训练权重进行推理部署，预训练权重对人员类别的检测精度已满足校园场景的人员计数需求。</w:t>
       </w:r>
     </w:p>
     <w:p>
@@ -5803,7 +5803,7 @@
           <w:sz w:val="24"/>
           <w:color w:val="000000"/>
         </w:rPr>
-        <w:t>多通道并行调度。三个检测线程同时进行GPU推理会竞争CUDA计算资源。系统采用相位错开启动策略——A通道立即启动，B通道延迟约三分之一个检测周期启动，C通道延迟约三分之二个检测周期启动。这一设计将三通道的推理请求在时间轴上均匀散布，GPU利用率趋于平稳，避免三路推理请求同时到达导致排队等待。</w:t>
+        <w:t>多通道并行调度。三个检测线程同时进行GPU推理会竞争CUDA计算资源。系统采用相位错开启动策略，A通道立即启动，B通道延迟约三分之一个检测周期启动，C通道延迟约三分之二个检测周期启动。这一设计将三通道的推理请求在时间轴上均匀散布，GPU利用率趋于平稳，避免三路推理请求同时到达导致排队等待。</w:t>
       </w:r>
     </w:p>
     <w:p>
@@ -5883,7 +5883,7 @@
           <w:sz w:val="24"/>
           <w:color w:val="000000"/>
         </w:rPr>
-        <w:t>（a）上升防抖：当目标等级高于当前等级且未处于锁定状态时，连续计数递增；连续若干帧的目标等级均指向升级后，确认升级并重置锁定计时器。此机制过滤偶发的瞬时检测尖峰。</w:t>
+        <w:t>（a）上升防抖：当目标等级高于当前等级且未处于锁定状态时，连续计数递增。连续若干帧的目标等级均指向升级后，确认升级并重置锁定计时器。此机制过滤偶发的瞬时检测尖峰。</w:t>
       </w:r>
     </w:p>
     <w:p>
@@ -5899,7 +5899,7 @@
           <w:sz w:val="24"/>
           <w:color w:val="000000"/>
         </w:rPr>
-        <w:t>（b）下降防抖：与上升方向对称处理——连续若干帧的目标等级均指向降级后，确认降级。避免人员短暂离开画面导致的误解除。</w:t>
+        <w:t>（b）下降防抖：与上升方向对称处理，连续若干帧的目标等级均指向降级后，确认降级。避免人员短暂离开画面导致的误解除。</w:t>
       </w:r>
     </w:p>
     <w:p>
@@ -5931,7 +5931,7 @@
           <w:sz w:val="24"/>
           <w:color w:val="000000"/>
         </w:rPr>
-        <w:t>报警事件记录。报警事件以"生命周期"模式记录：等级从正常变为预警或报警时，创建一条新的事件记录；持续时间持续跟踪峰值人数；等级恢复为正常时，更新记录的结束时间和持续时长。这一模式使得每次报警都有完整的可追溯闭环。</w:t>
+        <w:t>报警事件记录。报警事件以"生命周期"模式记录：等级从正常变为预警或报警时，创建一条新的事件记录。持续时间持续跟踪峰值人数。等级恢复为正常时，更新记录的结束时间和持续时长。这一模式使得每次报警都有完整的可追溯闭环。</w:t>
       </w:r>
     </w:p>
     <w:p>
@@ -5995,7 +5995,7 @@
           <w:sz w:val="24"/>
           <w:color w:val="000000"/>
         </w:rPr>
-        <w:t>饱和度计算。传统方案以绝对人数排序来推荐出口，忽略了不同通道阈值差异带来的容量感知偏差。例如通道A配置阈值20人、当前18人（容量利用率90%），通道B配置阈值5人、当前4人（利用率80%）——虽然A的绝对人数更多，但B实际上更接近其容量上限。本系统引入"饱和度"概念来反映通道相对于其容量的拥挤程度，定义为当前人数与预警阈值的比值，如式（3-3）所示：</w:t>
+        <w:t>饱和度计算。传统方案以绝对人数排序来推荐出口，忽略了不同通道阈值差异带来的容量感知偏差。例如通道A配置阈值20人、当前18人（容量利用率90%），通道B配置阈值5人、当前4人（利用率80%），虽然A的绝对人数更多，但B实际上更接近其容量上限。本系统引入"饱和度"概念来反映通道相对于其容量的拥挤程度，定义为当前人数与预警阈值的比值，如式（3-3）所示：</w:t>
       </w:r>
     </w:p>
     <w:p>
@@ -6091,7 +6091,7 @@
           <w:sz w:val="24"/>
           <w:color w:val="000000"/>
         </w:rPr>
-        <w:t>每设备差异化指令生成。系统支持多个执行设备分别绑定至不同监测通道。联动决策遍历所有在线且已绑定的设备，根据其绑定通道的状态生成独立的控制指令——包含灯光等级、蜂鸣器开关和舵机闸门控制三个字段。指令仅在内容发生变化且距上次发送超过最小间隔时才实际下发，避免短时间内的无效重复通信。</w:t>
+        <w:t>每设备差异化指令生成。系统支持多个执行设备分别绑定至不同监测通道。联动决策遍历所有在线且已绑定的设备，根据其绑定通道的状态生成独立的控制指令，包含灯光等级、蜂鸣器开关和舵机闸门控制三个字段。指令仅在内容发生变化且距上次发送超过最小间隔时才实际下发，避免短时间内的无效重复通信。</w:t>
       </w:r>
     </w:p>
     <w:p>
@@ -6123,7 +6123,7 @@
           <w:sz w:val="24"/>
           <w:color w:val="000000"/>
         </w:rPr>
-        <w:t>系统采用文件型轻量数据库进行本地数据持久化，选择理由为：（1）嵌入式部署模式，无需额外运行数据库服务进程；（2）演示场景下的单日数据量有限（数万条级别），轻量数据库完全胜任；（3）Python标准库内置支持，零额外依赖。</w:t>
+        <w:t>系统采用文件型轻量数据库进行本地数据持久化，选择理由为：（1）嵌入式部署模式，无需额外运行数据库服务进程。（2）演示场景下的单日数据量有限（数万条级别），轻量数据库完全胜任。（3）Python标准库内置支持，零额外依赖。</w:t>
       </w:r>
     </w:p>
     <w:p>
@@ -6171,7 +6171,7 @@
           <w:sz w:val="24"/>
           <w:color w:val="000000"/>
         </w:rPr>
-        <w:t>（2）报警事件表：以事件模式记录每次报警的完整生命周期——报警触发时插入新记录（开始时间、初始人数）、持续期间跟踪峰值人数、报警解除时更新记录（结束时间、持续时长）。</w:t>
+        <w:t>（2）报警事件表：以事件模式记录每次报警的完整生命周期，报警触发时插入新记录（开始时间、初始人数）、持续期间跟踪峰值人数、报警解除时更新记录（结束时间、持续时长）。</w:t>
       </w:r>
     </w:p>
     <w:p>
@@ -6267,7 +6267,7 @@
           <w:sz w:val="24"/>
           <w:color w:val="000000"/>
         </w:rPr>
-        <w:t>应急双态界面。仪表盘具有正常监测和应急指挥两种视觉模式。正常模式下采用深色调风格，以视频监控和数据趋势为主要视觉内容。当任意通道触发火灾报警或全局手动报警激活时，自动切换为应急模式：顶部栏背景变为醒目警告色并显示紧急状态横幅；折线图区域自动折叠缩小以释放空间；推荐引导面板字体放大并提升在页面中的视觉层级。各通道视频窗口的边框颜色随该通道的安全状态动态变化（绿色=安全、黄色=预警、红色=报警），使用户能够一目了然地感知全局通道状态。</w:t>
+        <w:t>应急双态界面。仪表盘具有正常监测和应急指挥两种视觉模式。正常模式下采用深色调风格，以视频监控和数据趋势为主要视觉内容。当任意通道触发火灾报警或全局手动报警激活时，自动切换为应急模式：顶部栏背景变为醒目警告色并显示紧急状态横幅。折线图区域自动折叠缩小以释放空间。推荐引导面板字体放大并提升在页面中的视觉层级。各通道视频窗口的边框颜色随该通道的安全状态动态变化（绿色=安全、黄色=预警、红色=报警），使用户能够一目了然地感知全局通道状态。</w:t>
       </w:r>
     </w:p>
     <w:p>
@@ -6753,7 +6753,7 @@
           <w:sz w:val="24"/>
           <w:color w:val="000000"/>
         </w:rPr>
-        <w:t>遗嘱消息机制（LWT）。WiFi透传模块在MQTT连接建立时设置遗嘱消息——Topic为设备状态Topic、内容为"离线"、保留标志为真。当模块异常断线（非正常断开连接）时，消息代理自动发布该遗嘱消息，PC端收到后标记对应设备为离线并从联动决策中排除。模块正常重连后重新发布"在线"消息恢复状态。此机制确保系统对通信链路中断具有自动感知和容错能力。</w:t>
+        <w:t>遗嘱消息机制（LWT）。WiFi透传模块在MQTT连接建立时设置遗嘱消息，Topic为设备状态Topic、内容为"离线"、保留标志为真。当模块异常断线（非正常断开连接）时，消息代理自动发布该遗嘱消息，PC端收到后标记对应设备为离线并从联动决策中排除。模块正常重连后重新发布"在线"消息恢复状态。此机制确保系统对通信链路中断具有自动感知和容错能力。</w:t>
       </w:r>
     </w:p>
     <w:p>
@@ -6817,7 +6817,7 @@
           <w:sz w:val="24"/>
           <w:color w:val="000000"/>
         </w:rPr>
-        <w:t>MQTT消息节流。三通道同时触发报警时，联动决策可能在短时间内被多次调用并产生相同指令。系统在多个层面实施了节流控制：广播信号在内容未变化时不重复发送；设备指令在内容未变化且距上次发送未超过最小间隔时予以抑制。节流机制使实际消息频率显著低于理论峰值。</w:t>
+        <w:t>MQTT消息节流。三通道同时触发报警时，联动决策可能在短时间内被多次调用并产生相同指令。系统在多个层面实施了节流控制：广播信号在内容未变化时不重复发送。设备指令在内容未变化且距上次发送未超过最小间隔时予以抑制。节流机制使实际消息频率显著低于理论峰值。</w:t>
       </w:r>
     </w:p>
     <w:p>
@@ -6833,7 +6833,7 @@
           <w:sz w:val="24"/>
           <w:color w:val="000000"/>
         </w:rPr>
-        <w:t>通知发送冷却。报警通知采用分级冷却策略，不同等级的报警设置不同的最小发送间隔——紧急级别（火灾）始终即时发送不受限制，较低等级的常规报警设置更长冷却间隔。报警级别从低到高升级时应突破当前冷却立刻发送，确保管理人员不会错过事态恶化的关键信号。</w:t>
+        <w:t>通知发送冷却。报警通知采用分级冷却策略，不同等级的报警设置不同的最小发送间隔，紧急级别（火灾）始终即时发送不受限制，较低等级的常规报警设置更长冷却间隔。报警级别从低到高升级时应突破当前冷却立刻发送，确保管理人员不会错过事态恶化的关键信号。</w:t>
       </w:r>
     </w:p>
     <w:p>
@@ -6849,7 +6849,7 @@
           <w:sz w:val="24"/>
           <w:color w:val="000000"/>
         </w:rPr>
-        <w:t>设备自动发现。服务端不预先配置设备清单，通过通配符订阅自动感知设备的上线和下线。任何新设备上电后首次发送状态消息即被自动注册，前端设备列表同步刷新；设备异常离线后通过遗嘱消息自动标记并从决策链路排除，恢复上线后自动重新纳入。</w:t>
+        <w:t>设备自动发现。服务端不预先配置设备清单，通过通配符订阅自动感知设备的上线和下线。任何新设备上电后首次发送状态消息即被自动注册，前端设备列表同步刷新。设备异常离线后通过遗嘱消息自动标记并从决策链路排除，恢复上线后自动重新纳入。</w:t>
       </w:r>
     </w:p>
     <w:p>
@@ -7716,7 +7716,7 @@
           <w:sz w:val="24"/>
           <w:color w:val="000000"/>
         </w:rPr>
-        <w:t>YOLOv8n模型结构。YOLOv8的网络结构由三个核心部分组成[1]：Backbone采用CSPDarknet架构，通过跨阶段部分连接（CSP）策略减少计算量并改善梯度流动，nano版本的深度和宽度缩放因子分别为0.33和0.25；Neck采用FPN（特征金字塔网络）+PAN（路径聚合网络）组合结构，FPN自上而下传递深层语义特征，PAN自下而上传递浅层位置信息，两者结合使网络能同时获取丰富的语义和精确的位置信息；Head采用解耦检测头（Decoupled Head），将分类和定位任务分配到独立分支处理，减少任务间特征冲突。此外，YOLOv8摒弃了传统的Anchor-based设计，采用Anchor-free检测方式直接预测目标中心点偏移量和边界框宽高。系统使用COCO预训练权重直接推理，仅统计person类别的检测框并过滤低置信度结果，以此作为有效行人计数。</w:t>
+        <w:t>YOLOv8n模型结构。YOLOv8的网络结构由三个核心部分组成[1]：Backbone采用CSPDarknet架构，通过跨阶段部分连接（CSP）策略减少计算量并改善梯度流动，nano版本的深度和宽度缩放因子分别为0.33和0.25。Neck采用FPN（特征金字塔网络）+PAN（路径聚合网络）组合结构，FPN自上而下传递深层语义特征，PAN自下而上传递浅层位置信息，两者结合使网络能同时获取丰富的语义和精确的位置信息。Head采用解耦检测头（Decoupled Head），将分类和定位任务分配到独立分支处理，减少任务间特征冲突。YOLOv8摒弃了传统的Anchor-based设计，采用Anchor-free检测方式直接预测目标中心点偏移量和边界框宽高。系统使用COCO预训练权重直接推理，仅统计person类别的检测框并过滤低置信度结果，以此作为有效行人计数。</w:t>
       </w:r>
     </w:p>
     <w:p>
@@ -7748,7 +7748,7 @@
           <w:sz w:val="24"/>
           <w:color w:val="000000"/>
         </w:rPr>
-        <w:t>检测线程内部有两个关键的时间间隔参数：一是检测周期上限，与摄像头最高帧率匹配以避免无效的空帧读取；二是联动决策触发间隔，在响应实时性与锁竞争、消息量之间折中——过短会增加状态锁的竞争和MQTT消息量，过长则影响决策响应的及时性。</w:t>
+        <w:t>检测线程内部有两个关键的时间间隔参数：一是检测周期上限，与摄像头最高帧率匹配以避免无效的空帧读取。二是联动决策触发间隔，在响应实时性与锁竞争、消息量之间折中，过短会增加状态锁的竞争和MQTT消息量，过长则影响决策响应的及时性。</w:t>
       </w:r>
     </w:p>
     <w:p>
@@ -7780,7 +7780,7 @@
           <w:sz w:val="24"/>
           <w:color w:val="000000"/>
         </w:rPr>
-        <w:t>双视频源统一接入。为使检测主循环不感知底层视频源的具体类型，设计了一个统一的帧读取接口：根据视频源描述对象的类型判断当前配置是MJPEG网络流还是MP4本地文件，分别调用对应的读取逻辑。对于MP4文件，使用OpenCV的视频捕获接口逐帧读取；当读到文件末尾时，不采用"释放后重新打开"的方案（这会导致解码器重初始化，引入数百毫秒的恢复延迟），而是通过帧指针回退到文件开头的seek方式实现循环播放。若seek失败（如文件在运行中被删除），则回退到释放后重新打开的保底逻辑。</w:t>
+        <w:t>双视频源统一接入。为使检测主循环不感知底层视频源的具体类型，设计了一个统一的帧读取接口：根据视频源描述对象的类型判断当前配置是MJPEG网络流还是MP4本地文件，分别调用对应的读取逻辑。对于MP4文件，使用OpenCV的视频捕获接口逐帧读取。当读到文件末尾时，不采用"释放后重新打开"的方案（这会导致解码器重初始化，引入数百毫秒的恢复延迟），而是通过帧指针回退到文件开头的seek方式实现循环播放。若seek失败（如文件在运行中被删除），则回退到释放后重新打开的保底逻辑。</w:t>
       </w:r>
     </w:p>
     <w:p>
@@ -7796,7 +7796,7 @@
           <w:sz w:val="24"/>
           <w:color w:val="000000"/>
         </w:rPr>
-        <w:t>GPU资源调度。三个检测线程共享一块GPU，如果它们同时提交推理请求，会导致排队等待和帧率波动。解决方案是在各线程启动时错开它们的首次推理时机——三个通道分别在间隔相位启动（例如将检测周期均匀切分为三份，每个通道占据一个相位窗口）。这样各线程的推理请求在时间轴上均匀分布而非集中对齐，GPU负载峰值被摊平，三通道的帧率保持接近。</w:t>
+        <w:t>GPU资源调度。三个检测线程共享一块GPU，如果它们同时提交推理请求，会导致排队等待和帧率波动。解决方案是在各线程启动时错开它们的首次推理时机，三个通道分别在间隔相位启动（例如将检测周期均匀切分为三份，每个通道占据一个相位窗口）。这样各线程的推理请求在时间轴上均匀分布而非集中对齐，GPU负载峰值被摊平，三通道的帧率保持接近。</w:t>
       </w:r>
     </w:p>
     <w:p>
@@ -7844,7 +7844,7 @@
           <w:sz w:val="24"/>
           <w:color w:val="000000"/>
         </w:rPr>
-        <w:t>第一阶段：状态快照。在各通道各自的锁保护下读取当前人数、报警等级、火灾状态、活跃状态和阈值参数，汇集为一个一致的快照结构。对于处于暂停状态的通道，人数和报警等级强制归零。同时读取设备绑定关系和各设备的在线状态。需要注意的一点是物理火焰传感器状态的优先性：若某设备在线且其火焰状态为触发，则将对应绑定通道的火灾标记强制置为真——这意味着物理传感器的火焰信号会覆盖软件层面的模拟火灾状态，确保物理信号的权威性不被软件逻辑覆盖。</w:t>
+        <w:t>第一阶段：状态快照。在各通道各自的锁保护下读取当前人数、报警等级、火灾状态、活跃状态和阈值参数，汇集为一个一致的快照结构。对于处于暂停状态的通道，人数和报警等级强制归零。同时读取设备绑定关系和各设备的在线状态。需要注意的一点是物理火焰传感器状态的优先性：若某设备在线且其火焰状态为触发，则将对应绑定通道的火灾标记强制置为真，这意味着物理传感器的火焰信号会覆盖软件层面的模拟火灾状态，确保物理信号的权威性不被软件逻辑覆盖。</w:t>
       </w:r>
     </w:p>
     <w:p>
@@ -7860,7 +7860,7 @@
           <w:sz w:val="24"/>
           <w:color w:val="000000"/>
         </w:rPr>
-        <w:t>第二阶段：四策略判定。按以下优先级顺序进行全局策略判定：（1）若无任何活跃监测通道，判定为自由通行，提示无活跃通道；（2）统计当前无火灾的"安全通道"列表，若安全通道数为零（所有通道均火灾），判定为紧急疏散；（3）计算所有安全通道的饱和度——定义为当前人数与黄色预警阈值的比值，反映通道相对于自身容量的拥挤程度；（4）若所有安全通道的报警等级均为正常且饱和度低于接近饱和的判定比例，判定为自由通行，无需引导；（5）若存在拥挤通道但也有畅通的安全通道（报警等级正常且饱和度未达接近饱和线），判定为引导模式，将畅通通道按饱和度从低到高排序生成推荐出口列表；（6）若以上条件均不满足（所有安全通道均接近或超过容量上限），判定为降级模式，将所有安全通道按饱和度升序列出，建议分批通行。</w:t>
+        <w:t>第二阶段：四策略判定。按以下优先级顺序进行全局策略判定：（1）若无任何活跃监测通道，判定为自由通行，提示无活跃通道。（2）统计当前无火灾的"安全通道"列表，若安全通道数为零（所有通道均火灾），判定为紧急疏散。（3）计算所有安全通道的饱和度，定义为当前人数与黄色预警阈值的比值，反映通道相对于自身容量的拥挤程度。（4）若所有安全通道的报警等级均为正常且饱和度低于接近饱和的判定比例，判定为自由通行，无需引导。（5）若存在拥挤通道但也有畅通的安全通道（报警等级正常且饱和度未达接近饱和线），判定为引导模式，将畅通通道按饱和度从低到高排序生成推荐出口列表。（6）若以上条件均不满足（所有安全通道均接近或超过容量上限），判定为降级模式，将所有安全通道按饱和度升序列出，建议分批通行。</w:t>
       </w:r>
     </w:p>
     <w:p>
@@ -7876,7 +7876,7 @@
           <w:sz w:val="24"/>
           <w:color w:val="000000"/>
         </w:rPr>
-        <w:t>第三阶段：每设备指令生成。遍历所有当前在线且已完成通道绑定的执行设备，根据每个设备所绑定通道的报警等级和火灾状态生成差异化控制指令。指令包含三个字段：灯光等级（正常/预警/报警三级）、蜂鸣器开关、舵机开关。其中灯光等级的确定规则为：若绑定通道处于火灾状态或存在手动报警信号，直接输出最高报警等级；否则使用该通道当前的检测报警等级。蜂鸣器在灯光等级不低于1级时开启，舵机在灯光等级达到2级时开启。</w:t>
+        <w:t>第三阶段：每设备指令生成。遍历所有当前在线且已完成通道绑定的执行设备，根据每个设备所绑定通道的报警等级和火灾状态生成差异化控制指令。指令包含三个字段：灯光等级（正常/预警/报警三级）、蜂鸣器开关、舵机开关。其中灯光等级的确定规则为：若绑定通道处于火灾状态或存在手动报警信号，直接输出最高报警等级。否则使用该通道当前的检测报警等级。蜂鸣器在灯光等级不低于1级时开启，舵机在灯光等级达到2级时开启。</w:t>
       </w:r>
     </w:p>
     <w:p>
@@ -7892,7 +7892,7 @@
           <w:sz w:val="24"/>
           <w:color w:val="000000"/>
         </w:rPr>
-        <w:t>第四阶段：I/O输出。所有MQTT消息的发送操作在锁临界区外执行，避免网络I/O阻塞检测线程。状态广播消息在内容发生变化且距上次发送超过最小间隔时才发送至所有在线设备；每设备的控制指令同理采用内容变化检测加最小发送间隔的节流策略。节流的时间比较和发送操作在锁外进行，锁内仅更新上次发送时间和内容记录。</w:t>
+        <w:t>第四阶段：I/O输出。所有MQTT消息的发送操作在锁临界区外执行，避免网络I/O阻塞检测线程。状态广播消息在内容发生变化且距上次发送超过最小间隔时才发送至所有在线设备。每设备的控制指令同理采用内容变化检测加最小发送间隔的节流策略。节流的时间比较和发送操作在锁外进行，锁内仅更新上次发送时间和内容记录。</w:t>
       </w:r>
     </w:p>
     <w:p>
@@ -7956,7 +7956,7 @@
           <w:sz w:val="24"/>
           <w:color w:val="000000"/>
         </w:rPr>
-        <w:t>消息回调与设备状态管理。当收到来自任意设备的MQTT消息时，回调函数从消息的Topic中按层级分隔提取设备标识符和消息字段类型，然后在设备状态字典中为该设备创建或更新对应条目。设备首次出现时自动创建条目（即自动发现），之后根据消息字段类型更新对应的状态属性——状态字段更新设备的在线/离线状态，火焰字段解析火焰传感器的触发状态。消息处理完成后刷新向后兼容的聚合属性（是否有STM32设备在线、是否有火焰传感器触发），这些聚合属性被联动决策模块以引用方式读取，确保拿到的是最新值而非导入时的快照。</w:t>
+        <w:t>消息回调与设备状态管理。当收到来自任意设备的MQTT消息时，回调函数从消息的Topic中按层级分隔提取设备标识符和消息字段类型，然后在设备状态字典中为该设备创建或更新对应条目。设备首次出现时自动创建条目（即自动发现），之后根据消息字段类型更新对应的状态属性，状态字段更新设备的在线/离线状态，火焰字段解析火焰传感器的触发状态。消息处理完成后刷新向后兼容的聚合属性（是否有STM32设备在线、是否有火焰传感器触发），这些聚合属性被联动决策模块以引用方式读取，确保拿到的是最新值而非导入时的快照。</w:t>
       </w:r>
     </w:p>
     <w:p>
@@ -8020,7 +8020,7 @@
           <w:sz w:val="24"/>
           <w:color w:val="000000"/>
         </w:rPr>
-        <w:t>markdown消息内容设计。报警触发时构建结构化的通知消息，按四个层次组织内容：首先是标题行，根据报警类型（火灾/红色报警/黄色预警）使用不同的警示标识，附带通道名称和当前人数；其次是引导行，根据联动决策的策略类型生成差异化文案——紧急疏散时警告所有通道不安全并要求立即组织撤离，降级模式时提示各通道接近容量上限建议分批通行并列出推荐出口，引导模式时按饱和度排序推荐畅通出口，自由通行时不输出引导行；然后是各通道状态概览，以警示标识加通道名称、人数和饱和度百分比的形式逐行列出，当前报警通道标注位置提示；最后是消防提示，对火灾通道特别标注禁止进入。</w:t>
+        <w:t>markdown消息内容设计。报警触发时构建结构化的通知消息，按四个层次组织内容。标题行：根据报警类型（火灾/红色报警/黄色预警）使用不同的警示标识，附带通道名称和当前人数。引导行：根据联动决策的策略类型生成差异化文案，紧急疏散时警告所有通道不安全并要求立即组织撤离，降级模式时提示各通道接近容量上限建议分批通行并列出推荐出口，引导模式时按饱和度排序推荐畅通出口，自由通行时不输出引导行。各通道状态概览：以警示标识加通道名称、人数和饱和度百分比的形式逐行列出，当前报警通道标注位置提示。消防提示行：对火灾通道特别标注禁止进入。</w:t>
       </w:r>
     </w:p>
     <w:p>
@@ -8036,7 +8036,7 @@
           <w:sz w:val="24"/>
           <w:color w:val="000000"/>
         </w:rPr>
-        <w:t>分级冷却机制。为避免短时间内重复报警造成消息轰炸，发送频率按报警严重程度分级控制：火灾消息始终即时发送，不受冷却限制；报警等级从低到高升级时，同样穿透冷却立即发送（确保管理人员不会错过事态恶化的信号）；同级或降级的常规报警受冷却间隔限制，红色级别的冷却间隔短于黄色级别。冷却计时器以通道为粒度独立维护，不同通道的报警通知互不干扰。</w:t>
+        <w:t>分级冷却机制。为避免短时间内重复报警造成消息轰炸，发送频率按报警严重程度分级控制：火灾消息始终即时发送，不受冷却限制。报警等级从低到高升级时，同样穿透冷却立即发送（确保管理人员不会错过事态恶化的信号）。同级或降级的常规报警受冷却间隔限制，红色级别的冷却间隔短于黄色级别。冷却计时器以通道为粒度独立维护，不同通道的报警通知互不干扰。</w:t>
       </w:r>
     </w:p>
     <w:p>
@@ -8100,7 +8100,7 @@
           <w:sz w:val="24"/>
           <w:color w:val="000000"/>
         </w:rPr>
-        <w:t>非阻塞舵机状态机。舵机闸门的开关动作需要持续一定时间（一秒以上），如果在此期间用简单的延时等待，单片机将无法响应传感器轮询和UART数据接收。因此舵机控制采用基于时间状态机的非阻塞方案：收到动作指令后，记录动作起始时刻并设置舵机进入运行状态，然后即刻返回主循环；主循环的每一轮迭代中检查当前时间与动作起始时刻的差值是否已达到预设的动作时长，到达后自动将舵机信号复位至停止状态并将运行标记清零。动作期间的等待完全通过主循环的反复检查来实现，不占用阻塞延时，确保了舵机在运转时火焰传感器仍能被正常轮询、UART数据仍能被正常接收。</w:t>
+        <w:t>非阻塞舵机状态机。舵机闸门的开关动作需要持续一定时间（一秒以上），如果在此期间用简单的延时等待，单片机将无法响应传感器轮询和UART数据接收。因此舵机控制采用基于时间状态机的非阻塞方案：收到动作指令后，记录动作起始时刻并设置舵机进入运行状态，然后即刻返回主循环。主循环的每一轮迭代中检查当前时间与动作起始时刻的差值是否已达到预设的动作时长，到达后自动将舵机信号复位至停止状态并将运行标记清零。动作期间的等待完全通过主循环的反复检查来实现，不占用阻塞延时，确保了舵机在运转时火焰传感器仍能被正常轮询、UART数据仍能被正常接收。</w:t>
       </w:r>
     </w:p>
     <w:p>
@@ -8116,7 +8116,7 @@
           <w:sz w:val="24"/>
           <w:color w:val="000000"/>
         </w:rPr>
-        <w:t>火焰传感器防抖采集。火焰传感器以固定间隔被轮询读取引脚电平。为避免瞬时电磁干扰或偶然触碰导致的误报，采用多次连续一致确认的策略：只有当连续若干次读取到触发电平时，才确认火警有效并立即驱动所有输出进入最高报警状态，同时通过串口上传火焰触发消息；同理，解除火警也需要连续多次读到正常电平后才确认。这种防抖设计使火焰探测的单次干扰不会触发误报，同时响应延迟被控制在数百毫秒级别（检测周期乘以确认次数），远小于1秒的实时性要求。</w:t>
+        <w:t>火焰传感器防抖采集。火焰传感器以固定间隔被轮询读取引脚电平。为避免瞬时电磁干扰或偶然触碰导致的误报，采用多次连续一致确认的策略：只有当连续若干次读取到触发电平时，才确认火警有效并立即驱动所有输出进入最高报警状态，同时通过串口上传火焰触发消息。同理，解除火警也需要连续多次读到正常电平后才确认。这种防抖设计使火焰探测的单次干扰不会触发误报，同时响应延迟被控制在数百毫秒级别（检测周期乘以确认次数），远小于1秒的实时性要求。</w:t>
       </w:r>
     </w:p>
     <w:p>
@@ -8132,7 +8132,7 @@
           <w:sz w:val="24"/>
           <w:color w:val="000000"/>
         </w:rPr>
-        <w:t>火焰报警一旦确认，其输出状态具有最高优先级——MQTT下发的常规控制指令不会覆盖火焰触发的全输出状态，确保紧急情况下本地应急响应的权威性。</w:t>
+        <w:t>火焰报警一旦确认，其输出状态具有最高优先级，MQTT下发的常规控制指令不会覆盖火焰触发的全输出状态，确保紧急情况下本地应急响应的权威性。</w:t>
       </w:r>
     </w:p>
     <w:p>
@@ -8196,7 +8196,7 @@
           <w:sz w:val="24"/>
           <w:color w:val="000000"/>
         </w:rPr>
-        <w:t>遗嘱消息机制。MQTT协议内置的遗嘱消息（Last Will Testament）机制是本系统实现设备离线自动感知的关键。ESP8266在连接Broker时预先声明一条遗嘱消息——指定遗嘱Topic、遗嘱内容和保留标志。当ESP8266因网络中断或断电等异常原因断线时，Broker自动将该遗嘱消息发布到指定Topic，服务端收到后即可标记设备离线。保留标志确保即使服务端在设备断线的瞬间未在线，重连后仍能收到Broker保留的最后一条遗嘱消息。设备正常上线后，主动发布一条上线消息覆盖此前的遗嘱，完成在线状态的闭环管理。</w:t>
+        <w:t>遗嘱消息机制。MQTT协议内置的遗嘱消息（Last Will Testament）机制是本系统实现设备离线自动感知的关键。ESP8266在连接Broker时预先声明一条遗嘱消息，指定遗嘱Topic、遗嘱内容和保留标志。当ESP8266因网络中断或断电等异常原因断线时，Broker自动将该遗嘱消息发布到指定Topic，服务端收到后即可标记设备离线。保留标志确保即使服务端在设备断线的瞬间未在线，重连后仍能收到Broker保留的最后一条遗嘱消息。设备正常上线后，主动发布一条上线消息覆盖此前的遗嘱，完成在线状态的闭环管理。</w:t>
       </w:r>
     </w:p>
     <w:p>
@@ -8212,7 +8212,7 @@
           <w:sz w:val="24"/>
           <w:color w:val="000000"/>
         </w:rPr>
-        <w:t>双向串口透传。下行方向（PC到STM32）：MQTT消息回调函数在收到订阅Topic的消息后，将消息载荷原样写入串口发送缓冲区，由ESP8266的UART发送至STM32。上行方向（STM32到PC）：在主循环中持续检测串口接收缓冲区是否有数据到达，有则按行读取完整的一帧数据，去除首尾空白后通过MQTT发布到对应的上行Topic。这一设计的核心价值在于透明性——STM32端像在使用有线串口直接与PC通信，PC端像在直接与MQTT设备通信，ESP8266的存在对双方完全不可见。</w:t>
+        <w:t>双向串口透传。下行方向（PC到STM32）：MQTT消息回调函数在收到订阅Topic的消息后，将消息载荷原样写入串口发送缓冲区，由ESP8266的UART发送至STM32。上行方向（STM32到PC）：在主循环中持续检测串口接收缓冲区是否有数据到达，有则按行读取完整的一帧数据，去除首尾空白后通过MQTT发布到对应的上行Topic。这一设计的核心价值在于透明性，STM32端像在使用有线串口直接与PC通信，PC端像在直接与MQTT设备通信，ESP8266的存在对双方完全不可见。</w:t>
       </w:r>
     </w:p>
     <w:p>
@@ -8228,7 +8228,7 @@
           <w:sz w:val="24"/>
           <w:color w:val="000000"/>
         </w:rPr>
-        <w:t>LED状态指示。利用ESP-01模组内置LED实现三级物理状态指示：常亮表示上电或正在等待WiFi连接；中速闪烁表示WiFi已连接但MQTT服务器尚未连上；快速闪烁表示MQTT通信正常。收到MQTT消息时LED短暂闪一下，作为数据收发活动的物理指示灯，方便现场调试。</w:t>
+        <w:t>LED状态指示。利用ESP-01模组内置LED实现三级物理状态指示：常亮表示上电或正在等待WiFi连接。中速闪烁表示WiFi已连接但MQTT服务器尚未连上。快速闪烁表示MQTT通信正常。收到MQTT消息时LED短暂闪一下，作为数据收发活动的物理指示灯，方便现场调试。</w:t>
       </w:r>
     </w:p>
     <w:p>
@@ -8276,7 +8276,7 @@
           <w:sz w:val="24"/>
           <w:color w:val="000000"/>
         </w:rPr>
-        <w:t>帧率优化。开发初期，ESP32-CAM在默认时钟配置下实测帧率只有2-3fps，远不能满足实时检测的需求。排查发现默认时钟频率处于OV2640图像传感器的非标准工作区间，导致内部PLL无法稳定锁定，实际输出帧率大幅低于理论值。优化方案从三个层面展开：时钟层面，将传感器外部时钟频率提升至标准工作区间的高频段来稳定PLL锁定；画质层面，适当降低JPEG压缩质量参数以减少编码耗时；分辨率层面，固定输出QVGA级别画面；同时关闭WiFi省电模式防止协议栈间歇休眠导致的传输抖动。经过这些调整后，实测帧率稳定在20fps以上，达到实时检测的基本要求。</w:t>
+        <w:t>帧率优化。开发初期，ESP32-CAM在默认时钟配置下实测帧率只有2-3fps，远不能满足实时检测的需求。排查发现默认时钟频率处于OV2640图像传感器的非标准工作区间，导致内部PLL无法稳定锁定，实际输出帧率大幅低于理论值。优化方案从三个层面展开：时钟层面，将传感器外部时钟频率提升至标准工作区间的高频段来稳定PLL锁定。画质层面，适当降低JPEG压缩质量参数以减少编码耗时。分辨率层面，固定输出QVGA级别画面。同时关闭WiFi省电模式防止协议栈间歇休眠导致的传输抖动。经过这些调整后，实测帧率稳定在20fps以上，达到实时检测的基本要求。</w:t>
       </w:r>
     </w:p>
     <w:p>
@@ -8372,7 +8372,7 @@
           <w:sz w:val="24"/>
           <w:color w:val="000000"/>
         </w:rPr>
-        <w:t>应急双态切换。仪表盘具有正常监测和紧急应急两种视觉模式。前端在每次状态轮询时检查应急触发条件（是否存在火灾报警或全局策略是否为紧急疏散），满足条件时给页面根元素添加一个CSS类名触发全局视觉切换。正常模式下，推荐引导面板使用绿色/黄色系配色；紧急模式下，顶部导航栏背景切换为醒目警告色，历史趋势图区域折叠缩小以腾出空间，推荐引导面板的字体放大并提升在页面中的视觉层级，使疏散引导信息成为当前的视觉焦点。</w:t>
+        <w:t>应急双态切换。仪表盘具有正常监测和紧急应急两种视觉模式。前端在每次状态轮询时检查应急触发条件（是否存在火灾报警或全局策略是否为紧急疏散），满足条件时给页面根元素添加一个CSS类名触发全局视觉切换。正常模式下，推荐引导面板使用绿色/黄色系配色。紧急模式下，顶部导航栏背景切换为醒目警告色，历史趋势图区域折叠缩小以腾出空间，推荐引导面板的字体放大并提升在页面中的视觉层级，使疏散引导信息成为当前的视觉焦点。</w:t>
       </w:r>
     </w:p>
     <w:p>
@@ -8436,7 +8436,7 @@
           <w:sz w:val="24"/>
           <w:color w:val="000000"/>
         </w:rPr>
-        <w:t>经实际部署前的测试评估，YOLOv8n在COCO数据集上的预训练权重对person类别的检测精度，已能满足本系统常规场景下的人员计数需求——正常光照和中等密度条件下的检测效果稳定，漏检率在可接受的范围内。基于这个评估结果，系统直接使用COCO预训练权重进行推理部署，未额外进行自定义数据集的微调训练。这是一个务实的工程判断：当前系统功能完整、检测精度达标，完整训练（数十轮）所能带来的边际精度提升不足以改变系统的功能可用性。</w:t>
+        <w:t>经实际部署前的测试评估，YOLOv8n在COCO数据集上的预训练权重对person类别的检测精度，已能满足本系统常规场景下的人员计数需求，正常光照和中等密度条件下的检测效果稳定，漏检率在可接受的范围内。基于这个评估结果，系统直接使用COCO预训练权重进行推理部署，未额外进行自定义数据集的微调训练。这是一个务实的工程判断：当前系统功能完整、检测精度达标，完整训练（数十轮）所能带来的边际精度提升不足以改变系统的功能可用性。</w:t>
       </w:r>
     </w:p>
     <w:p>
@@ -8452,7 +8452,7 @@
           <w:sz w:val="24"/>
           <w:color w:val="000000"/>
         </w:rPr>
-        <w:t>与此同时，系统已完成自定义数据集的采集和标注工作，为未来在更复杂场景（如夜间低照度、高密度遮挡）下需要更高检测精度时提供了微调基础。数据集合并了公开行人检测数据集和自采集的校园场景图像，标注类别为单一的person类，按标准比例划分为训练集、验证集和测试集，标注格式采用YOLO格式（类别ID加归一化边界框坐标）。</w:t>
+        <w:t>系统已完成自定义数据集的采集和标注工作，为未来在更复杂场景（如夜间低照度、高密度遮挡）下需要更高检测精度时提供了微调基础。数据集合并了公开行人检测数据集和自采集的校园场景图像，标注类别为单一的person类，按标准比例划分为训练集、验证集和测试集，标注格式采用YOLO格式（类别ID加归一化边界框坐标）。</w:t>
       </w:r>
     </w:p>
     <w:p>
@@ -8521,7 +8521,7 @@
           <w:sz w:val="24"/>
           <w:color w:val="000000"/>
         </w:rPr>
-        <w:t>系统测试在以下环境中进行：PC端为Windows 11系统，搭载NVIDIA RTX 3060 Laptop GPU（6GB GDDR6）、Intel Core i7-12700H CPU、16GB DDR4 RAM；STM32端为STM32F103ZET6开发板，通过ST-Link V2调试器烧录固件；ESP8266通过USB-TTL模块烧录，与STM32通过杜邦线交叉连接；ESP32-CAM通过USB供电，WiFi连接至2.4GHz频段路由器；MQTT Broker使用公共测试服务器；测试用MP4视频文件为校园场景录制的循环片段。</w:t>
+        <w:t>系统测试在以下环境中进行：PC端为Windows 11系统，搭载NVIDIA RTX 3060 Laptop GPU（6GB GDDR6）、Intel Core i7-12700H CPU、16GB DDR4 RAM。STM32端为STM32F103ZET6开发板，通过ST-Link V2调试器烧录固件。ESP8266通过USB-TTL模块烧录，与STM32通过杜邦线交叉连接。ESP32-CAM通过USB供电，WiFi连接至2.4GHz频段路由器。MQTT Broker使用公共测试服务器。测试用MP4视频文件为校园场景录制的循环片段。</w:t>
       </w:r>
     </w:p>
     <w:p>
@@ -14705,7 +14705,7 @@
           <w:sz w:val="24"/>
           <w:color w:val="000000"/>
         </w:rPr>
-        <w:t>功能完整性。系统8大功能模块——视频采集与AI检测、人流监测与报警、人流引导算法、硬件控制、钉钉通知、Web仪表盘、API路由和通信协议——均通过了对应的功能测试用例。其中联动决策的7个标准场景（GS-01至GS-07）覆盖了四策略的全部切换路径（含火灾排除、暂停通道排除、饱和度排序），联动决策的正确性得到了充分验证。</w:t>
+        <w:t>功能完整性。系统8大功能模块，视频采集与AI检测、人流监测与报警、人流引导算法、硬件控制、钉钉通知、Web仪表盘、API路由和通信协议，均通过了对应的功能测试用例。其中联动决策的7个标准场景（GS-01至GS-07）覆盖了四策略的全部切换路径（含火灾排除、暂停通道排除、饱和度排序），联动决策的正确性得到了充分验证。</w:t>
       </w:r>
     </w:p>
     <w:p>
@@ -15088,7 +15088,7 @@
           <w:sz w:val="24"/>
           <w:color w:val="000000"/>
         </w:rPr>
-        <w:t>在报警与决策方面，系统建立了对称防抖的三级报警体系——每通道独立阈值、连续三帧确认升降、状态切换后三秒锁定，有效消除了临界阈值附近的报警抖动。在此基础上，设计了基于饱和度排序的四策略联动引导算法：畅通时不做干预（all_clear），有拥挤但有安全替代时按饱和度推荐多出口（guided），所有安全通道接近容量上限时建议分批通行（degraded），全通道火灾时触发紧急疏散（emergency）。算法将绝对人数排序改进为相对饱和度计算，使引导决策更加贴合各通道实际承载能力。</w:t>
+        <w:t>在报警与决策方面，系统建立了对称防抖的三级报警体系，每通道独立阈值、连续三帧确认升降、状态切换后三秒锁定，有效消除了临界阈值附近的报警抖动。系统还设计了基于饱和度排序的四策略联动引导算法：畅通时不做干预（all_clear），有拥挤但有安全替代时按饱和度推荐多出口（guided），所有安全通道接近容量上限时建议分批通行（degraded），全通道火灾时触发紧急疏散（emergency）。算法将绝对人数排序改进为相对饱和度计算，使引导决策更加贴合各通道实际承载能力。</w:t>
       </w:r>
     </w:p>
     <w:p>
@@ -15714,7 +15714,7 @@
           <w:sz w:val="24"/>
           <w:color w:val="000000"/>
         </w:rPr>
-        <w:t>本论文的选题、研究及撰写工作是在我的指导教师的悉心指导下完成的。从课题方向的确定到系统方案的论证，从技术难题的攻克到论文框架的组织，导师以渊博的专业知识、严谨的治学态度和丰富的工程经验给予了我全方位的指导与支持。在系统开发过程中遇到关键技术瓶颈时，导师耐心地帮助我分析问题根源、理清解决思路；在论文撰写阶段，导师逐章逐节审阅初稿，提出了大量宝贵的修改意见，使论文在逻辑性、规范性和专业性上不断提升。在此，谨向导师致以最诚挚的敬意和最衷心的感谢。</w:t>
+        <w:t>本论文的选题、研究及撰写工作是在我的指导教师的悉心指导下完成的。从课题方向的确定到系统方案的论证，从技术难题的攻克到论文框架的组织，导师以渊博的专业知识、严谨的治学态度和丰富的工程经验给予了我全方位的指导与支持。在系统开发过程中遇到关键技术瓶颈时，导师耐心地帮助我分析问题根源、理清解决思路。在论文撰写阶段，导师逐章逐节审阅初稿，提出了大量宝贵的修改意见，使论文在逻辑性、规范性和专业性上不断提升。在此，谨向导师致以最诚挚的敬意和最衷心的感谢。</w:t>
       </w:r>
     </w:p>
     <w:p>
@@ -15746,7 +15746,7 @@
           <w:sz w:val="24"/>
           <w:color w:val="000000"/>
         </w:rPr>
-        <w:t>感谢实验室的各位同学在课题研究期间给予的热心帮助。在STM32固件调试遇到UART粘包难题时，硬件组的同学分享了底层驱动开发经验；在多通道架构设计与性能优化过程中，软件组的同学提出了许多富有建设性的讨论和建议；在论文格式整理和PPT制作阶段，几位同窗协助完成了大量的校对和美化工作。与你们并肩奋斗的日子，将成为我大学生涯中最珍贵的回忆。</w:t>
+        <w:t>感谢实验室的各位同学在课题研究期间给予的热心帮助。在STM32固件调试遇到UART粘包难题时，硬件组的同学分享了底层驱动开发经验。在多通道架构设计与性能优化过程中，软件组的同学提出了许多富有建设性的讨论和建议。在论文格式整理和PPT制作阶段，几位同窗协助完成了大量的校对和美化工作。与你们并肩奋斗的日子，将成为我大学生涯中最珍贵的回忆。</w:t>
       </w:r>
     </w:p>
     <w:p>
